--- a/docs/Awj_Development_and_Launch_Plan.docx
+++ b/docs/Awj_Development_and_Launch_Plan.docx
@@ -24,17 +24,6 @@
     </w:p>
     <w:p>
       <w:pPr>
-        <w:pStyle w:val="SmallNote"/>
-        <w:spacing w:after="100"/>
-        <w:jc w:val="right"/>
-        <w:bidi w:val="1"/>
-      </w:pPr>
-      <w:r>
-        <w:t xml:space="preserve">نسخة محدّثة (2.0): أُضيفت لوحة متابعة تنفيذ المراحل، وبطاقة تعليم لكل مرحلة، ورأي المراجع التقني — 11 سبتمبر 2026. علّم المراحل عليها كلما اكتملت.</w:t>
-      </w:r>
-    </w:p>
-    <w:p>
-      <w:pPr>
         <w:jc w:val="right"/>
         <w:bidi w:val="1"/>
       </w:pPr>
@@ -67,3735 +56,6 @@
       </w:pPr>
       <w:r>
         <w:t>هدف الخطة: تحويل النسخة الحالية من مشروع SaaS إلى منتج نظيف، آمن، قابل للبيع، قابل للتوسع، ومهيأ للإطلاق العام.</w:t>
-      </w:r>
-    </w:p>
-    <w:p>
-      <w:pPr>
-        <w:pStyle w:val="Heading1"/>
-        <w:spacing w:after="0"/>
-        <w:jc w:val="right"/>
-        <w:bidi w:val="1"/>
-      </w:pPr>
-      <w:r>
-        <w:t xml:space="preserve">رأي المراجع التقني في الخطة</w:t>
-      </w:r>
-    </w:p>
-    <w:p>
-      <w:pPr>
-        <w:spacing w:after="100"/>
-        <w:jc w:val="right"/>
-        <w:bidi w:val="1"/>
-      </w:pPr>
-      <w:r>
-        <w:rPr>
-          <w:rFonts w:ascii="Arial" w:hAnsi="Arial" w:eastAsia="Arial"/>
-          <w:b/>
-          <w:bCs/>
-        </w:rPr>
-        <w:t xml:space="preserve">التقييم العام: </w:t>
-      </w:r>
-      <w:r>
-        <w:rPr>
-          <w:rFonts w:ascii="Arial" w:hAnsi="Arial" w:eastAsia="Arial"/>
-        </w:rPr>
-        <w:t xml:space="preserve">خطة قوية ومتماسكة وصالحة للتنفيذ بترتيبها الحالي (تقدير 8.5/10). أكبر نقاط قوتها هي التسلسل المنطقي والانضباط في البوابات، وأبرز نواقصها غياب المدد الزمنية للمراحل وغياب سطر التكاليف المتوقعة — وكلاهما إضافة بسيطة يمكن إنجازها في أقل من ساعتين عمل قبل البدء الفعلي.</w:t>
-      </w:r>
-    </w:p>
-    <w:p>
-      <w:pPr>
-        <w:pStyle w:val="Heading2"/>
-        <w:spacing w:after="0"/>
-        <w:jc w:val="right"/>
-        <w:bidi w:val="1"/>
-      </w:pPr>
-      <w:r>
-        <w:t xml:space="preserve">نقاط القوة الجوهرية</w:t>
-      </w:r>
-    </w:p>
-    <w:p>
-      <w:pPr>
-        <w:spacing w:after="100"/>
-        <w:jc w:val="right"/>
-        <w:bidi w:val="1"/>
-      </w:pPr>
-      <w:r>
-        <w:rPr>
-          <w:rFonts w:ascii="Arial" w:hAnsi="Arial" w:eastAsia="Arial"/>
-          <w:b/>
-          <w:bCs/>
-        </w:rPr>
-        <w:t xml:space="preserve">1. ترتيب التنفيذ صحيح منهجيًا:</w:t>
-      </w:r>
-      <w:r>
-        <w:rPr>
-          <w:rFonts w:ascii="Arial" w:hAnsi="Arial" w:eastAsia="Arial"/>
-        </w:rPr>
-        <w:t xml:space="preserve"> تجميد النطاق أولًا ثم التنظيف ثم الهوية ثم الأمان ثم Monetization ثم الميزات، وتختتم ببوابات فحص (Security / QA / Beta) قبل الإطلاق — هذا التسلسل هو الفرق بين منتج قابل للبيع ومشروع يتوسع بلا نهاية.</w:t>
-      </w:r>
-    </w:p>
-    <w:p>
-      <w:pPr>
-        <w:spacing w:after="100"/>
-        <w:jc w:val="right"/>
-        <w:bidi w:val="1"/>
-      </w:pPr>
-      <w:r>
-        <w:rPr>
-          <w:rFonts w:ascii="Arial" w:hAnsi="Arial" w:eastAsia="Arial"/>
-          <w:b/>
-          <w:bCs/>
-        </w:rPr>
-        <w:t xml:space="preserve">2. مبدأ الحدود Server-side:</w:t>
-      </w:r>
-      <w:r>
-        <w:rPr>
-          <w:rFonts w:ascii="Arial" w:hAnsi="Arial" w:eastAsia="Arial"/>
-        </w:rPr>
-        <w:t xml:space="preserve"> هو أهم قرار في الخطة كلها؛ معظم مشاريع SaaS التي تنهار أمنيًا تنكسر تحديدًا من تطبيق الحدود في الواجهة فقط. الخطة تشدد على هذا في أكثر من موضع بشكل صحيح.</w:t>
-      </w:r>
-    </w:p>
-    <w:p>
-      <w:pPr>
-        <w:spacing w:after="100"/>
-        <w:jc w:val="right"/>
-        <w:bidi w:val="1"/>
-      </w:pPr>
-      <w:r>
-        <w:rPr>
-          <w:rFonts w:ascii="Arial" w:hAnsi="Arial" w:eastAsia="Arial"/>
-          <w:b/>
-          <w:bCs/>
-        </w:rPr>
-        <w:t xml:space="preserve">3. الانضباط في القياس:</w:t>
-      </w:r>
-      <w:r>
-        <w:rPr>
-          <w:rFonts w:ascii="Arial" w:hAnsi="Arial" w:eastAsia="Arial"/>
-        </w:rPr>
-        <w:t xml:space="preserve"> وجود Definition of Done لكل مرحلة، مع Security Gates مخصصة للمراحل الحساسة (الحسابات، الاشتراكات، MCP)، يحوّل التقدم إلى مرجع قابل للقياس بدل الإحساس بالإنجاز.</w:t>
-      </w:r>
-    </w:p>
-    <w:p>
-      <w:pPr>
-        <w:spacing w:after="100"/>
-        <w:jc w:val="right"/>
-        <w:bidi w:val="1"/>
-      </w:pPr>
-      <w:r>
-        <w:rPr>
-          <w:rFonts w:ascii="Arial" w:hAnsi="Arial" w:eastAsia="Arial"/>
-          <w:b/>
-          <w:bCs/>
-        </w:rPr>
-        <w:t xml:space="preserve">4. الدفع اليدوي في البداية:</w:t>
-      </w:r>
-      <w:r>
-        <w:rPr>
-          <w:rFonts w:ascii="Arial" w:hAnsi="Arial" w:eastAsia="Arial"/>
-        </w:rPr>
-        <w:t xml:space="preserve"> قرار سليم للسوق المصري؛ يثبت وجود طلب حقيقي قبل الارتباط ببوابة دفع وتكاليفها والتزاماتها القانونية، ويترك الباب مفتوحًا للترقية لاحقًا دون تغيير نموذج الاشتراك.</w:t>
-      </w:r>
-    </w:p>
-    <w:p>
-      <w:pPr>
-        <w:spacing w:after="100"/>
-        <w:jc w:val="right"/>
-        <w:bidi w:val="1"/>
-      </w:pPr>
-      <w:r>
-        <w:rPr>
-          <w:rFonts w:ascii="Arial" w:hAnsi="Arial" w:eastAsia="Arial"/>
-          <w:b/>
-          <w:bCs/>
-        </w:rPr>
-        <w:t xml:space="preserve">5. Fair Use بدل Unlimited لـ Max:</w:t>
-      </w:r>
-      <w:r>
-        <w:rPr>
-          <w:rFonts w:ascii="Arial" w:hAnsi="Arial" w:eastAsia="Arial"/>
-        </w:rPr>
-        <w:t xml:space="preserve"> يحمي تكلفة البنية من سوء الاستهلاك، ويترك هامشًا سليمًا لتعديل الحدود مستقبلًا دون غضب المشتركين أو تغيير شروط الخدمة جذريًا.</w:t>
-      </w:r>
-    </w:p>
-    <w:p>
-      <w:pPr>
-        <w:spacing w:after="100"/>
-        <w:jc w:val="right"/>
-        <w:bidi w:val="1"/>
-      </w:pPr>
-      <w:r>
-        <w:rPr>
-          <w:rFonts w:ascii="Arial" w:hAnsi="Arial" w:eastAsia="Arial"/>
-          <w:b/>
-          <w:bCs/>
-        </w:rPr>
-        <w:t xml:space="preserve">6. تعريف MCP كأدوات لعملاء AI خارجيين:</w:t>
-      </w:r>
-      <w:r>
-        <w:rPr>
-          <w:rFonts w:ascii="Arial" w:hAnsi="Arial" w:eastAsia="Arial"/>
-        </w:rPr>
-        <w:t xml:space="preserve"> وليس AI داخلي مدفوع — يمنح Max ميزة تمايز واضحة بدون تحميل المنصة أي تكلفة LLM، وهو فهم صحيح اقتصاديًا لبروتوكول MCP.</w:t>
-      </w:r>
-    </w:p>
-    <w:p>
-      <w:pPr>
-        <w:pStyle w:val="Heading2"/>
-        <w:spacing w:after="0"/>
-        <w:jc w:val="right"/>
-        <w:bidi w:val="1"/>
-      </w:pPr>
-      <w:r>
-        <w:t xml:space="preserve">أهم التحفظات والمقترحات</w:t>
-      </w:r>
-    </w:p>
-    <w:p>
-      <w:pPr>
-        <w:spacing w:after="100"/>
-        <w:jc w:val="right"/>
-        <w:bidi w:val="1"/>
-      </w:pPr>
-      <w:r>
-        <w:rPr>
-          <w:rFonts w:ascii="Arial" w:hAnsi="Arial" w:eastAsia="Arial"/>
-          <w:b/>
-          <w:bCs/>
-        </w:rPr>
-        <w:t xml:space="preserve">1. أضف مددًا زمنية:</w:t>
-      </w:r>
-      <w:r>
-        <w:rPr>
-          <w:rFonts w:ascii="Arial" w:hAnsi="Arial" w:eastAsia="Arial"/>
-        </w:rPr>
-        <w:t xml:space="preserve"> الخطة لا تحتوي أي تقدير زمني لأي مرحلة، وبدون سقوف زمنية ستنزلق المراحل داخل بعضها — والمرحلة الأكثر عرضة للتوسع اللانهائي هي مرحلة التنظيف (02). المقترح: مدة قصوى من 7 إلى 14 يومًا لكل مرحلة، مع تاريخ هدف عام للإطلاق يُراجع أسبوعيًا.</w:t>
-      </w:r>
-    </w:p>
-    <w:p>
-      <w:pPr>
-        <w:spacing w:after="100"/>
-        <w:jc w:val="right"/>
-        <w:bidi w:val="1"/>
-      </w:pPr>
-      <w:r>
-        <w:rPr>
-          <w:rFonts w:ascii="Arial" w:hAnsi="Arial" w:eastAsia="Arial"/>
-          <w:b/>
-          <w:bCs/>
-        </w:rPr>
-        <w:t xml:space="preserve">2. أضف سطر التكاليف:</w:t>
-      </w:r>
-      <w:r>
-        <w:rPr>
-          <w:rFonts w:ascii="Arial" w:hAnsi="Arial" w:eastAsia="Arial"/>
-        </w:rPr>
-        <w:t xml:space="preserve"> الخطة تفترض الطبقات المجانية دون ميزانية شهرية متوقعة (Supabase Pro، دومين awj.life، Turso، عمولات دفع مستقبلية). اكتب التكلفة الشهرية المتوقعة قبل مرحلة البيتا، ليصبح شرط الخطة الختامي — «تظل تكلفة البنية أقل من الإيراد بهامش مريح» — رقمًا يُقاس وليس شعارًا يُتمنى.</w:t>
-      </w:r>
-    </w:p>
-    <w:p>
-      <w:pPr>
-        <w:spacing w:after="100"/>
-        <w:jc w:val="right"/>
-        <w:bidi w:val="1"/>
-      </w:pPr>
-      <w:r>
-        <w:rPr>
-          <w:rFonts w:ascii="Arial" w:hAnsi="Arial" w:eastAsia="Arial"/>
-          <w:b/>
-          <w:bCs/>
-        </w:rPr>
-        <w:t xml:space="preserve">3. نقطة الانطلاق أقوى مما توحي الخطة:</w:t>
-      </w:r>
-      <w:r>
-        <w:rPr>
-          <w:rFonts w:ascii="Arial" w:hAnsi="Arial" w:eastAsia="Arial"/>
-        </w:rPr>
-        <w:t xml:space="preserve"> وفق الفحص الشامل المنجز للنسخة الحالية (تقرير RiseOS QA المُسلّم سابقًا)، أجزاء كبيرة من مسارات Auth (04) والأمان (13) و QA (15) منجزة فعليًا في الكود: Rate Limiting يعمل (5 محاولات ثم 429)، حماية CSRF مفعّلة، Security Headers كاملة، و181 سياسة RLS موجودة. استخدم التقرير كخط أساس (Baseline) لهذه المراحل بدل إعادة الفحص من الصفر.</w:t>
-      </w:r>
-    </w:p>
-    <w:p>
-      <w:pPr>
-        <w:spacing w:after="100"/>
-        <w:jc w:val="right"/>
-        <w:bidi w:val="1"/>
-      </w:pPr>
-      <w:r>
-        <w:rPr>
-          <w:rFonts w:ascii="Arial" w:hAnsi="Arial" w:eastAsia="Arial"/>
-          <w:b/>
-          <w:bCs/>
-        </w:rPr>
-        <w:t xml:space="preserve">4. أرخص إنجاز متاح الآن في مرحلة التنظيف (02):</w:t>
-      </w:r>
-      <w:r>
-        <w:rPr>
-          <w:rFonts w:ascii="Arial" w:hAnsi="Arial" w:eastAsia="Arial"/>
-        </w:rPr>
-        <w:t xml:space="preserve"> الكود الحالي يحتوي مكونات ميتة (sync-manager، محرر MDX غير مستخدم) و README غير متطابق مع الواقع (يوثّق 24 مسارًا مقابل 51 فعليًا، ويذكر ميزات غير موجودة مثل مشاركة Bluetooth) — الحذف والتوثيق الصحيح يمكن أن يبدأ فورًا بتكلفة شبه معدومة.</w:t>
-      </w:r>
-    </w:p>
-    <w:p>
-      <w:pPr>
-        <w:spacing w:after="100"/>
-        <w:jc w:val="right"/>
-        <w:bidi w:val="1"/>
-      </w:pPr>
-      <w:r>
-        <w:rPr>
-          <w:rFonts w:ascii="Arial" w:hAnsi="Arial" w:eastAsia="Arial"/>
-          <w:b/>
-          <w:bCs/>
-        </w:rPr>
-        <w:t xml:space="preserve">5. مشكلة UX واحدة تستحق الأولوية:</w:t>
-      </w:r>
-      <w:r>
-        <w:rPr>
-          <w:rFonts w:ascii="Arial" w:hAnsi="Arial" w:eastAsia="Arial"/>
-        </w:rPr>
-        <w:t xml:space="preserve"> زر الصورة/اسم المستخدم في النسخة الحالية يسجّل الخروج فورًا بدون قائمة أو تأكيد (وثّقت في تقرير QA). أصلحها داخل مرحلة Design System (03) قبل دخول أي مستخدمين حقيقيين للبيتا.</w:t>
-      </w:r>
-    </w:p>
-    <w:p>
-      <w:pPr>
-        <w:spacing w:after="100"/>
-        <w:jc w:val="right"/>
-        <w:bidi w:val="1"/>
-      </w:pPr>
-      <w:r>
-        <w:rPr>
-          <w:rFonts w:ascii="Arial" w:hAnsi="Arial" w:eastAsia="Arial"/>
-          <w:b/>
-          <w:bCs/>
-        </w:rPr>
-        <w:t xml:space="preserve">6. قاعدتا بيانات منذ اليوم الأول مخاطرة تشغيلية:</w:t>
-      </w:r>
-      <w:r>
-        <w:rPr>
-          <w:rFonts w:ascii="Arial" w:hAnsi="Arial" w:eastAsia="Arial"/>
-        </w:rPr>
-        <w:t xml:space="preserve"> تشغيل Turso للمجتمع (08) بجانب Supabase يضاعف العزل التشغيلي ومساحة الخطأ. الخطة نفسها تقول «عند الحاجة» — عرّف الحاجة برقم (مثلًا: تجاوز 1000 منشور شهريًا) وأبقِ المجتمع في Supabase حتى بلوغه.</w:t>
-      </w:r>
-    </w:p>
-    <w:p>
-      <w:pPr>
-        <w:spacing w:after="100"/>
-        <w:jc w:val="right"/>
-        <w:bidi w:val="1"/>
-      </w:pPr>
-      <w:r>
-        <w:rPr>
-          <w:rFonts w:ascii="Arial" w:hAnsi="Arial" w:eastAsia="Arial"/>
-          <w:b/>
-          <w:bCs/>
-        </w:rPr>
-        <w:t xml:space="preserve">7. إعلانات Free في السوق المصري:</w:t>
-      </w:r>
-      <w:r>
-        <w:rPr>
-          <w:rFonts w:ascii="Arial" w:hAnsi="Arial" w:eastAsia="Arial"/>
-        </w:rPr>
-        <w:t xml:space="preserve"> عائد الظهور منخفض جدًا مقارنة بثقة مستخدم منتج إنتاجية شخصي. التزم بالحد الأقصى الصارم للـ Placements كما ورد في الخطة، ولا تُدخل AdSense قبل بيتا مغلقة مستقرة.</w:t>
-      </w:r>
-    </w:p>
-    <w:p>
-      <w:pPr>
-        <w:spacing w:after="100"/>
-        <w:jc w:val="right"/>
-        <w:bidi w:val="1"/>
-      </w:pPr>
-      <w:r>
-        <w:rPr>
-          <w:rFonts w:ascii="Arial" w:hAnsi="Arial" w:eastAsia="Arial"/>
-          <w:b/>
-          <w:bCs/>
-        </w:rPr>
-        <w:t xml:space="preserve">8. فجوة السعر Plus ← Max (20 جنيهًا فقط):</w:t>
-      </w:r>
-      <w:r>
-        <w:rPr>
-          <w:rFonts w:ascii="Arial" w:hAnsi="Arial" w:eastAsia="Arial"/>
-        </w:rPr>
-        <w:t xml:space="preserve"> دفع الترقية إلى Max بسبب MCP خيار مقصود وذكي، لكن تأكد أن Plus يقدّم قيمة واقفة وحده، وإلا سيُعامَل كمحطة انتظار فيضعف التحويل على المستويين معًا.</w:t>
-      </w:r>
-    </w:p>
-    <w:p>
-      <w:pPr>
-        <w:pStyle w:val="Heading2"/>
-        <w:spacing w:after="0"/>
-        <w:jc w:val="right"/>
-        <w:bidi w:val="1"/>
-      </w:pPr>
-      <w:r>
-        <w:t xml:space="preserve">الخلاصة</w:t>
-      </w:r>
-    </w:p>
-    <w:p>
-      <w:pPr>
-        <w:spacing w:after="100"/>
-        <w:jc w:val="right"/>
-        <w:bidi w:val="1"/>
-      </w:pPr>
-      <w:r>
-        <w:t xml:space="preserve">ابدأ التنفيذ فورًا من المرحلة صفر بعد إضافة أمرين فقط — مدة هدفية لكل مرحلة وسطر تكاليف متوقع. الانضباط الموجود في نص هذه الخطة أفضل من معظم خطط الإطلاق الفردية، والتحدي الحقيقي سيكون في الالتزام بالبوابات أثناء التنفيذ لا في الخطة ذاتها. استخدم لوحة المتابعة أدناه كمرجع وحيد للتقدم: المرحلة لا تُعد منجزة إلا بعد تعليمها.</w:t>
-      </w:r>
-    </w:p>
-    <w:p>
-      <w:pPr>
-        <w:pStyle w:val="Heading1"/>
-        <w:spacing w:after="0"/>
-        <w:jc w:val="right"/>
-        <w:bidi w:val="1"/>
-      </w:pPr>
-      <w:r>
-        <w:t xml:space="preserve">لوحة متابعة تنفيذ المراحل — تُحدَّث عند كل إنجاز</w:t>
-      </w:r>
-    </w:p>
-    <w:p>
-      <w:pPr>
-        <w:spacing w:after="100"/>
-        <w:jc w:val="right"/>
-        <w:bidi w:val="1"/>
-      </w:pPr>
-      <w:r>
-        <w:t xml:space="preserve">اللوحة التالية هي الملخص التنفيذي لحالة الخطة: كلما طُبّقت مرحلة فعلًا نُعلم هنا، وتُحدَّث بطاقتها في بداية قسمها الخاص. الترتيب فيها مطابق لجدول «ترتيب التنفيذ النهائي» في نهاية الوثيقة.</w:t>
-      </w:r>
-    </w:p>
-    <w:p>
-      <w:pPr>
-        <w:spacing w:after="100"/>
-        <w:jc w:val="right"/>
-        <w:bidi w:val="1"/>
-      </w:pPr>
-      <w:r>
-        <w:rPr>
-          <w:rFonts w:ascii="Arial" w:hAnsi="Arial" w:eastAsia="Arial"/>
-          <w:b/>
-          <w:bCs/>
-        </w:rPr>
-        <w:t xml:space="preserve">1. عند بدء التنفيذ:</w:t>
-      </w:r>
-      <w:r>
-        <w:rPr>
-          <w:rFonts w:ascii="Arial" w:hAnsi="Arial" w:eastAsia="Arial"/>
-        </w:rPr>
-        <w:t xml:space="preserve"> غيّر حالة المرحلة من «لم تبدأ» إلى «قيد التنفيذ» وسجّل تاريخ البدء.</w:t>
-      </w:r>
-    </w:p>
-    <w:p>
-      <w:pPr>
-        <w:spacing w:after="100"/>
-        <w:jc w:val="right"/>
-        <w:bidi w:val="1"/>
-      </w:pPr>
-      <w:r>
-        <w:rPr>
-          <w:rFonts w:ascii="Arial" w:hAnsi="Arial" w:eastAsia="Arial"/>
-          <w:b/>
-          <w:bCs/>
-        </w:rPr>
-        <w:t xml:space="preserve">2. عند الاكتمال:</w:t>
-      </w:r>
-      <w:r>
-        <w:rPr>
-          <w:rFonts w:ascii="Arial" w:hAnsi="Arial" w:eastAsia="Arial"/>
-        </w:rPr>
-        <w:t xml:space="preserve"> غيّر الحالة إلى «منجزة» وسجّل تاريخ الإنجاز، بعد استيفاء Definition of Done الخاصة بالمرحلة.</w:t>
-      </w:r>
-    </w:p>
-    <w:p>
-      <w:pPr>
-        <w:spacing w:after="100"/>
-        <w:jc w:val="right"/>
-        <w:bidi w:val="1"/>
-      </w:pPr>
-      <w:r>
-        <w:rPr>
-          <w:rFonts w:ascii="Arial" w:hAnsi="Arial" w:eastAsia="Arial"/>
-          <w:b/>
-          <w:bCs/>
-        </w:rPr>
-        <w:t xml:space="preserve">3. في بطاقة المتابعة بداية قسم المرحلة:</w:t>
-      </w:r>
-      <w:r>
-        <w:rPr>
-          <w:rFonts w:ascii="Arial" w:hAnsi="Arial" w:eastAsia="Arial"/>
-        </w:rPr>
-        <w:t xml:space="preserve"> غيّر القوسين [ ] إلى [x] أمام الحالة التي وصلت إليها.</w:t>
-      </w:r>
-    </w:p>
-    <w:p>
-      <w:pPr>
-        <w:spacing w:after="100"/>
-        <w:jc w:val="right"/>
-        <w:bidi w:val="1"/>
-      </w:pPr>
-      <w:r>
-        <w:rPr>
-          <w:rFonts w:ascii="Arial" w:hAnsi="Arial" w:eastAsia="Arial"/>
-          <w:b/>
-          <w:bCs/>
-        </w:rPr>
-        <w:t xml:space="preserve">4. في خانة ملاحظات اللوحة:</w:t>
-      </w:r>
-      <w:r>
-        <w:rPr>
-          <w:rFonts w:ascii="Arial" w:hAnsi="Arial" w:eastAsia="Arial"/>
-        </w:rPr>
-        <w:t xml:space="preserve"> دوّن أي قرار أو انحراف يؤثر على الخطة (تأجيل مهمة، تغيير نطاق، استبعاد ميزة).</w:t>
-      </w:r>
-    </w:p>
-    <w:tbl>
-      <w:tblPr>
-        <w:tblStyle w:val="TableGrid"/>
-        <w:tblW w:type="auto" w:w="0"/>
-        <w:jc w:val="center"/>
-        <w:bidiVisual/>
-        <w:tblLayout w:type="fixed"/>
-        <w:tblLook w:val="04A0" w:firstColumn="1" w:firstRow="1" w:lastColumn="0" w:lastRow="0" w:noHBand="0" w:noVBand="1"/>
-      </w:tblPr>
-      <w:tblGrid>
-        <w:gridCol w:w="1000"/>
-        <w:gridCol w:w="2450"/>
-        <w:gridCol w:w="1400"/>
-        <w:gridCol w:w="1250"/>
-        <w:gridCol w:w="1300"/>
-        <w:gridCol w:w="2900"/>
-      </w:tblGrid>
-      <w:tr>
-        <w:trPr>
-          <w:tblHeader/>
-          <w:cantSplit/>
-        </w:trPr>
-        <w:tc>
-          <w:tcPr>
-            <w:tcW w:type="dxa" w:w="1000"/>
-            <w:tcMar>
-              <w:top w:type="dxa" w:w="60"/>
-              <w:left w:type="dxa" w:w="100"/>
-              <w:bottom w:type="dxa" w:w="60"/>
-              <w:right w:type="dxa" w:w="100"/>
-            </w:tcMar>
-            <w:vAlign w:val="center"/>
-            <w:shd w:val="clear" w:color="auto" w:fill="E8EEF4"/>
-          </w:tcPr>
-          <w:p>
-            <w:pPr>
-              <w:spacing w:after="0"/>
-              <w:jc w:val="center"/>
-              <w:bidi w:val="1"/>
-            </w:pPr>
-            <w:r>
-              <w:rPr>
-                <w:rFonts w:ascii="Arial" w:hAnsi="Arial" w:eastAsia="Arial"/>
-                <w:b/>
-                <w:bCs/>
-                <w:sz w:val="18"/>
-                <w:szCs w:val="18"/>
-              </w:rPr>
-              <w:t xml:space="preserve">الترتيب</w:t>
-            </w:r>
-          </w:p>
-        </w:tc>
-        <w:tc>
-          <w:tcPr>
-            <w:tcW w:type="dxa" w:w="2450"/>
-            <w:tcMar>
-              <w:top w:type="dxa" w:w="60"/>
-              <w:left w:type="dxa" w:w="100"/>
-              <w:bottom w:type="dxa" w:w="60"/>
-              <w:right w:type="dxa" w:w="100"/>
-            </w:tcMar>
-            <w:vAlign w:val="center"/>
-            <w:shd w:val="clear" w:color="auto" w:fill="E8EEF4"/>
-          </w:tcPr>
-          <w:p>
-            <w:pPr>
-              <w:spacing w:after="0"/>
-              <w:jc w:val="center"/>
-              <w:bidi w:val="1"/>
-            </w:pPr>
-            <w:r>
-              <w:rPr>
-                <w:rFonts w:ascii="Arial" w:hAnsi="Arial" w:eastAsia="Arial"/>
-                <w:b/>
-                <w:bCs/>
-                <w:sz w:val="18"/>
-                <w:szCs w:val="18"/>
-              </w:rPr>
-              <w:t xml:space="preserve">المرحلة</w:t>
-            </w:r>
-          </w:p>
-        </w:tc>
-        <w:tc>
-          <w:tcPr>
-            <w:tcW w:type="dxa" w:w="1400"/>
-            <w:tcMar>
-              <w:top w:type="dxa" w:w="60"/>
-              <w:left w:type="dxa" w:w="100"/>
-              <w:bottom w:type="dxa" w:w="60"/>
-              <w:right w:type="dxa" w:w="100"/>
-            </w:tcMar>
-            <w:vAlign w:val="center"/>
-            <w:shd w:val="clear" w:color="auto" w:fill="E8EEF4"/>
-          </w:tcPr>
-          <w:p>
-            <w:pPr>
-              <w:spacing w:after="0"/>
-              <w:jc w:val="center"/>
-              <w:bidi w:val="1"/>
-            </w:pPr>
-            <w:r>
-              <w:rPr>
-                <w:rFonts w:ascii="Arial" w:hAnsi="Arial" w:eastAsia="Arial"/>
-                <w:b/>
-                <w:bCs/>
-                <w:sz w:val="18"/>
-                <w:szCs w:val="18"/>
-              </w:rPr>
-              <w:t xml:space="preserve">الحالة</w:t>
-            </w:r>
-          </w:p>
-        </w:tc>
-        <w:tc>
-          <w:tcPr>
-            <w:tcW w:type="dxa" w:w="1250"/>
-            <w:tcMar>
-              <w:top w:type="dxa" w:w="60"/>
-              <w:left w:type="dxa" w:w="100"/>
-              <w:bottom w:type="dxa" w:w="60"/>
-              <w:right w:type="dxa" w:w="100"/>
-            </w:tcMar>
-            <w:vAlign w:val="center"/>
-            <w:shd w:val="clear" w:color="auto" w:fill="E8EEF4"/>
-          </w:tcPr>
-          <w:p>
-            <w:pPr>
-              <w:spacing w:after="0"/>
-              <w:jc w:val="center"/>
-              <w:bidi w:val="1"/>
-            </w:pPr>
-            <w:r>
-              <w:rPr>
-                <w:rFonts w:ascii="Arial" w:hAnsi="Arial" w:eastAsia="Arial"/>
-                <w:b/>
-                <w:bCs/>
-                <w:sz w:val="18"/>
-                <w:szCs w:val="18"/>
-              </w:rPr>
-              <w:t xml:space="preserve">تاريخ البدء</w:t>
-            </w:r>
-          </w:p>
-        </w:tc>
-        <w:tc>
-          <w:tcPr>
-            <w:tcW w:type="dxa" w:w="1300"/>
-            <w:tcMar>
-              <w:top w:type="dxa" w:w="60"/>
-              <w:left w:type="dxa" w:w="100"/>
-              <w:bottom w:type="dxa" w:w="60"/>
-              <w:right w:type="dxa" w:w="100"/>
-            </w:tcMar>
-            <w:vAlign w:val="center"/>
-            <w:shd w:val="clear" w:color="auto" w:fill="E8EEF4"/>
-          </w:tcPr>
-          <w:p>
-            <w:pPr>
-              <w:spacing w:after="0"/>
-              <w:jc w:val="center"/>
-              <w:bidi w:val="1"/>
-            </w:pPr>
-            <w:r>
-              <w:rPr>
-                <w:rFonts w:ascii="Arial" w:hAnsi="Arial" w:eastAsia="Arial"/>
-                <w:b/>
-                <w:bCs/>
-                <w:sz w:val="18"/>
-                <w:szCs w:val="18"/>
-              </w:rPr>
-              <w:t xml:space="preserve">تاريخ الإنجاز</w:t>
-            </w:r>
-          </w:p>
-        </w:tc>
-        <w:tc>
-          <w:tcPr>
-            <w:tcW w:type="dxa" w:w="2900"/>
-            <w:tcMar>
-              <w:top w:type="dxa" w:w="60"/>
-              <w:left w:type="dxa" w:w="100"/>
-              <w:bottom w:type="dxa" w:w="60"/>
-              <w:right w:type="dxa" w:w="100"/>
-            </w:tcMar>
-            <w:vAlign w:val="center"/>
-            <w:shd w:val="clear" w:color="auto" w:fill="E8EEF4"/>
-          </w:tcPr>
-          <w:p>
-            <w:pPr>
-              <w:spacing w:after="0"/>
-              <w:jc w:val="center"/>
-              <w:bidi w:val="1"/>
-            </w:pPr>
-            <w:r>
-              <w:rPr>
-                <w:rFonts w:ascii="Arial" w:hAnsi="Arial" w:eastAsia="Arial"/>
-                <w:b/>
-                <w:bCs/>
-                <w:sz w:val="18"/>
-                <w:szCs w:val="18"/>
-              </w:rPr>
-              <w:t xml:space="preserve">ملاحظات</w:t>
-            </w:r>
-          </w:p>
-        </w:tc>
-      </w:tr>
-      <w:tr>
-        <w:trPr>
-          <w:cantSplit/>
-        </w:trPr>
-        <w:tc>
-          <w:tcPr>
-            <w:tcW w:type="dxa" w:w="1000"/>
-            <w:tcMar>
-              <w:top w:type="dxa" w:w="60"/>
-              <w:left w:type="dxa" w:w="100"/>
-              <w:bottom w:type="dxa" w:w="60"/>
-              <w:right w:type="dxa" w:w="100"/>
-            </w:tcMar>
-            <w:vAlign w:val="center"/>
-          </w:tcPr>
-          <w:p>
-            <w:pPr>
-              <w:spacing w:after="0"/>
-              <w:jc w:val="center"/>
-              <w:bidi w:val="1"/>
-            </w:pPr>
-            <w:r>
-              <w:rPr>
-                <w:rFonts w:ascii="Arial" w:hAnsi="Arial" w:eastAsia="Arial"/>
-                <w:sz w:val="18"/>
-                <w:szCs w:val="18"/>
-              </w:rPr>
-              <w:t xml:space="preserve">01</w:t>
-            </w:r>
-          </w:p>
-        </w:tc>
-        <w:tc>
-          <w:tcPr>
-            <w:tcW w:type="dxa" w:w="2450"/>
-            <w:tcMar>
-              <w:top w:type="dxa" w:w="60"/>
-              <w:left w:type="dxa" w:w="100"/>
-              <w:bottom w:type="dxa" w:w="60"/>
-              <w:right w:type="dxa" w:w="100"/>
-            </w:tcMar>
-            <w:vAlign w:val="center"/>
-          </w:tcPr>
-          <w:p>
-            <w:pPr>
-              <w:spacing w:after="0"/>
-              <w:jc w:val="right"/>
-              <w:bidi w:val="1"/>
-            </w:pPr>
-            <w:r>
-              <w:rPr>
-                <w:rFonts w:ascii="Arial" w:hAnsi="Arial" w:eastAsia="Arial"/>
-                <w:sz w:val="18"/>
-                <w:szCs w:val="18"/>
-              </w:rPr>
-              <w:t xml:space="preserve">تجميد النطاق ومتطلبات MVP</w:t>
-            </w:r>
-          </w:p>
-        </w:tc>
-        <w:tc>
-          <w:tcPr>
-            <w:tcW w:type="dxa" w:w="1400"/>
-            <w:tcMar>
-              <w:top w:type="dxa" w:w="60"/>
-              <w:left w:type="dxa" w:w="100"/>
-              <w:bottom w:type="dxa" w:w="60"/>
-              <w:right w:type="dxa" w:w="100"/>
-            </w:tcMar>
-            <w:vAlign w:val="center"/>
-          </w:tcPr>
-          <w:p>
-            <w:pPr>
-              <w:spacing w:after="0"/>
-              <w:jc w:val="center"/>
-              <w:bidi w:val="1"/>
-            </w:pPr>
-            <w:r>
-              <w:rPr>
-                <w:rFonts w:ascii="Arial" w:hAnsi="Arial" w:eastAsia="Arial"/>
-                <w:sz w:val="18"/>
-                <w:szCs w:val="18"/>
-                <w:color w:val="2E7D32"/>
-              </w:rPr>
-              <w:t xml:space="preserve">منجزة</w:t>
-            </w:r>
-          </w:p>
-        </w:tc>
-        <w:tc>
-          <w:tcPr>
-            <w:tcW w:type="dxa" w:w="1250"/>
-            <w:tcMar>
-              <w:top w:type="dxa" w:w="60"/>
-              <w:left w:type="dxa" w:w="100"/>
-              <w:bottom w:type="dxa" w:w="60"/>
-              <w:right w:type="dxa" w:w="100"/>
-            </w:tcMar>
-            <w:vAlign w:val="center"/>
-          </w:tcPr>
-          <w:p>
-            <w:pPr>
-              <w:spacing w:after="0"/>
-              <w:jc w:val="center"/>
-              <w:bidi w:val="1"/>
-            </w:pPr>
-            <w:r>
-              <w:rPr>
-                <w:rFonts w:ascii="Arial" w:hAnsi="Arial" w:eastAsia="Arial"/>
-                <w:sz w:val="18"/>
-                <w:szCs w:val="18"/>
-              </w:rPr>
-              <w:t xml:space="preserve">2026-09-11</w:t>
-            </w:r>
-          </w:p>
-        </w:tc>
-        <w:tc>
-          <w:tcPr>
-            <w:tcW w:type="dxa" w:w="1300"/>
-            <w:tcMar>
-              <w:top w:type="dxa" w:w="60"/>
-              <w:left w:type="dxa" w:w="100"/>
-              <w:bottom w:type="dxa" w:w="60"/>
-              <w:right w:type="dxa" w:w="100"/>
-            </w:tcMar>
-            <w:vAlign w:val="center"/>
-          </w:tcPr>
-          <w:p>
-            <w:pPr>
-              <w:spacing w:after="0"/>
-              <w:jc w:val="center"/>
-              <w:bidi w:val="1"/>
-            </w:pPr>
-            <w:r>
-              <w:rPr>
-                <w:rFonts w:ascii="Arial" w:hAnsi="Arial" w:eastAsia="Arial"/>
-                <w:sz w:val="18"/>
-                <w:szCs w:val="18"/>
-              </w:rPr>
-              <w:t xml:space="preserve">2026-09-11</w:t>
-            </w:r>
-          </w:p>
-        </w:tc>
-        <w:tc>
-          <w:tcPr>
-            <w:tcW w:type="dxa" w:w="2900"/>
-            <w:tcMar>
-              <w:top w:type="dxa" w:w="60"/>
-              <w:left w:type="dxa" w:w="100"/>
-              <w:bottom w:type="dxa" w:w="60"/>
-              <w:right w:type="dxa" w:w="100"/>
-            </w:tcMar>
-            <w:vAlign w:val="center"/>
-          </w:tcPr>
-          <w:p>
-            <w:r>
-              <w:t>اعتمد المالك 11/9 مع تعديلين: المجتمع على Turso + الوسائط على Cloudinary (بدل R2 — ADR #4) — SCOPE.md v1.1</w:t>
-            </w:r>
-          </w:p>
-        </w:tc>
-      </w:tr>
-      <w:tr>
-        <w:trPr>
-          <w:cantSplit/>
-        </w:trPr>
-        <w:tc>
-          <w:tcPr>
-            <w:tcW w:type="dxa" w:w="1000"/>
-            <w:tcMar>
-              <w:top w:type="dxa" w:w="60"/>
-              <w:left w:type="dxa" w:w="100"/>
-              <w:bottom w:type="dxa" w:w="60"/>
-              <w:right w:type="dxa" w:w="100"/>
-            </w:tcMar>
-            <w:vAlign w:val="center"/>
-          </w:tcPr>
-          <w:p>
-            <w:pPr>
-              <w:spacing w:after="0"/>
-              <w:jc w:val="center"/>
-              <w:bidi w:val="1"/>
-            </w:pPr>
-            <w:r>
-              <w:rPr>
-                <w:rFonts w:ascii="Arial" w:hAnsi="Arial" w:eastAsia="Arial"/>
-                <w:sz w:val="18"/>
-                <w:szCs w:val="18"/>
-              </w:rPr>
-              <w:t xml:space="preserve">02</w:t>
-            </w:r>
-          </w:p>
-        </w:tc>
-        <w:tc>
-          <w:tcPr>
-            <w:tcW w:type="dxa" w:w="2450"/>
-            <w:tcMar>
-              <w:top w:type="dxa" w:w="60"/>
-              <w:left w:type="dxa" w:w="100"/>
-              <w:bottom w:type="dxa" w:w="60"/>
-              <w:right w:type="dxa" w:w="100"/>
-            </w:tcMar>
-            <w:vAlign w:val="center"/>
-          </w:tcPr>
-          <w:p>
-            <w:pPr>
-              <w:spacing w:after="0"/>
-              <w:jc w:val="right"/>
-              <w:bidi w:val="1"/>
-            </w:pPr>
-            <w:r>
-              <w:rPr>
-                <w:rFonts w:ascii="Arial" w:hAnsi="Arial" w:eastAsia="Arial"/>
-                <w:sz w:val="18"/>
-                <w:szCs w:val="18"/>
-              </w:rPr>
-              <w:t xml:space="preserve">Audit وتنظيف المشروع</w:t>
-            </w:r>
-          </w:p>
-        </w:tc>
-        <w:tc>
-          <w:tcPr>
-            <w:tcW w:type="dxa" w:w="1400"/>
-            <w:tcMar>
-              <w:top w:type="dxa" w:w="60"/>
-              <w:left w:type="dxa" w:w="100"/>
-              <w:bottom w:type="dxa" w:w="60"/>
-              <w:right w:type="dxa" w:w="100"/>
-            </w:tcMar>
-            <w:vAlign w:val="center"/>
-            <w:shd w:val="clear" w:color="auto" w:fill="E8F5E9"/>
-          </w:tcPr>
-          <w:p>
-            <w:pPr>
-              <w:spacing w:after="0"/>
-              <w:jc w:val="center"/>
-              <w:bidi w:val="1"/>
-            </w:pPr>
-            <w:r>
-              <w:rPr>
-                <w:rFonts w:ascii="Arial" w:hAnsi="Arial" w:eastAsia="Arial"/>
-                <w:b/>
-                <w:bCs/>
-                <w:sz w:val="18"/>
-                <w:szCs w:val="18"/>
-                <w:color w:val="2E7D32"/>
-              </w:rPr>
-              <w:t xml:space="preserve">منجزة</w:t>
-            </w:r>
-          </w:p>
-        </w:tc>
-        <w:tc>
-          <w:tcPr>
-            <w:tcW w:type="dxa" w:w="1250"/>
-            <w:tcMar>
-              <w:top w:type="dxa" w:w="60"/>
-              <w:left w:type="dxa" w:w="100"/>
-              <w:bottom w:type="dxa" w:w="60"/>
-              <w:right w:type="dxa" w:w="100"/>
-            </w:tcMar>
-            <w:vAlign w:val="center"/>
-          </w:tcPr>
-          <w:p>
-            <w:pPr>
-              <w:spacing w:after="0"/>
-              <w:jc w:val="center"/>
-              <w:bidi w:val="1"/>
-            </w:pPr>
-            <w:r>
-              <w:rPr>
-                <w:rFonts w:ascii="Arial" w:hAnsi="Arial" w:eastAsia="Arial"/>
-                <w:sz w:val="18"/>
-                <w:szCs w:val="18"/>
-              </w:rPr>
-              <w:t xml:space="preserve">2026-09-11</w:t>
-            </w:r>
-          </w:p>
-        </w:tc>
-        <w:tc>
-          <w:tcPr>
-            <w:tcW w:type="dxa" w:w="1300"/>
-            <w:tcMar>
-              <w:top w:type="dxa" w:w="60"/>
-              <w:left w:type="dxa" w:w="100"/>
-              <w:bottom w:type="dxa" w:w="60"/>
-              <w:right w:type="dxa" w:w="100"/>
-            </w:tcMar>
-            <w:vAlign w:val="center"/>
-          </w:tcPr>
-          <w:p>
-            <w:pPr>
-              <w:spacing w:after="0"/>
-              <w:jc w:val="center"/>
-              <w:bidi w:val="1"/>
-            </w:pPr>
-            <w:r>
-              <w:rPr>
-                <w:rFonts w:ascii="Arial" w:hAnsi="Arial" w:eastAsia="Arial"/>
-                <w:sz w:val="18"/>
-                <w:szCs w:val="18"/>
-              </w:rPr>
-              <w:t xml:space="preserve">2026-09-11</w:t>
-            </w:r>
-          </w:p>
-        </w:tc>
-        <w:tc>
-          <w:tcPr>
-            <w:tcW w:type="dxa" w:w="2900"/>
-            <w:tcMar>
-              <w:top w:type="dxa" w:w="60"/>
-              <w:left w:type="dxa" w:w="100"/>
-              <w:bottom w:type="dxa" w:w="60"/>
-              <w:right w:type="dxa" w:w="100"/>
-            </w:tcMar>
-            <w:vAlign w:val="center"/>
-          </w:tcPr>
-          <w:p>
-            <w:pPr>
-              <w:spacing w:after="0"/>
-              <w:jc w:val="right"/>
-              <w:bidi w:val="1"/>
-            </w:pPr>
-            <w:r>
-              <w:rPr>
-                <w:rFonts w:ascii="Arial" w:hAnsi="Arial" w:eastAsia="Arial"/>
-                <w:sz w:val="16"/>
-                <w:szCs w:val="16"/>
-                <w:color w:val="595959"/>
-              </w:rPr>
-              <w:t xml:space="preserve">منجز كاملًا: حذف ~7,700 سطر ميت + 30 حزمة + validators مركزي + README صادق — الأدلة: docs/phase-1</w:t>
-            </w:r>
-          </w:p>
-        </w:tc>
-      </w:tr>
-      <w:tr>
-        <w:trPr>
-          <w:cantSplit/>
-        </w:trPr>
-        <w:tc>
-          <w:tcPr>
-            <w:tcW w:type="dxa" w:w="1000"/>
-            <w:tcMar>
-              <w:top w:type="dxa" w:w="60"/>
-              <w:left w:type="dxa" w:w="100"/>
-              <w:bottom w:type="dxa" w:w="60"/>
-              <w:right w:type="dxa" w:w="100"/>
-            </w:tcMar>
-            <w:vAlign w:val="center"/>
-          </w:tcPr>
-          <w:p>
-            <w:pPr>
-              <w:spacing w:after="0"/>
-              <w:jc w:val="center"/>
-              <w:bidi w:val="1"/>
-            </w:pPr>
-            <w:r>
-              <w:rPr>
-                <w:rFonts w:ascii="Arial" w:hAnsi="Arial" w:eastAsia="Arial"/>
-                <w:sz w:val="18"/>
-                <w:szCs w:val="18"/>
-              </w:rPr>
-              <w:t xml:space="preserve">03</w:t>
-            </w:r>
-          </w:p>
-        </w:tc>
-        <w:tc>
-          <w:tcPr>
-            <w:tcW w:type="dxa" w:w="2450"/>
-            <w:tcMar>
-              <w:top w:type="dxa" w:w="60"/>
-              <w:left w:type="dxa" w:w="100"/>
-              <w:bottom w:type="dxa" w:w="60"/>
-              <w:right w:type="dxa" w:w="100"/>
-            </w:tcMar>
-            <w:vAlign w:val="center"/>
-          </w:tcPr>
-          <w:p>
-            <w:pPr>
-              <w:spacing w:after="0"/>
-              <w:jc w:val="right"/>
-              <w:bidi w:val="1"/>
-            </w:pPr>
-            <w:r>
-              <w:rPr>
-                <w:rFonts w:ascii="Arial" w:hAnsi="Arial" w:eastAsia="Arial"/>
-                <w:sz w:val="18"/>
-                <w:szCs w:val="18"/>
-              </w:rPr>
-              <w:t xml:space="preserve">Design System وهوية أوج</w:t>
-            </w:r>
-          </w:p>
-        </w:tc>
-        <w:tc>
-          <w:tcPr>
-            <w:tcW w:type="dxa" w:w="1400"/>
-            <w:tcMar>
-              <w:top w:type="dxa" w:w="60"/>
-              <w:left w:type="dxa" w:w="100"/>
-              <w:bottom w:type="dxa" w:w="60"/>
-              <w:right w:type="dxa" w:w="100"/>
-            </w:tcMar>
-            <w:vAlign w:val="center"/>
-            <w:shd w:val="clear" w:color="auto" w:fill="E8F5E9"/>
-          </w:tcPr>
-          <w:p>
-            <w:pPr>
-              <w:spacing w:after="0"/>
-              <w:jc w:val="center"/>
-              <w:bidi w:val="1"/>
-            </w:pPr>
-            <w:r>
-              <w:rPr>
-                <w:rFonts w:ascii="Arial" w:hAnsi="Arial" w:eastAsia="Arial"/>
-                <w:b/>
-                <w:bCs/>
-                <w:sz w:val="18"/>
-                <w:szCs w:val="18"/>
-                <w:color w:val="2E7D32"/>
-              </w:rPr>
-              <w:t xml:space="preserve">منجزة</w:t>
-            </w:r>
-          </w:p>
-        </w:tc>
-        <w:tc>
-          <w:tcPr>
-            <w:tcW w:type="dxa" w:w="1250"/>
-            <w:tcMar>
-              <w:top w:type="dxa" w:w="60"/>
-              <w:left w:type="dxa" w:w="100"/>
-              <w:bottom w:type="dxa" w:w="60"/>
-              <w:right w:type="dxa" w:w="100"/>
-            </w:tcMar>
-            <w:vAlign w:val="center"/>
-          </w:tcPr>
-          <w:p>
-            <w:pPr>
-              <w:spacing w:after="0"/>
-              <w:jc w:val="center"/>
-              <w:bidi w:val="1"/>
-            </w:pPr>
-            <w:r>
-              <w:rPr>
-                <w:rFonts w:ascii="Arial" w:hAnsi="Arial" w:eastAsia="Arial"/>
-                <w:sz w:val="18"/>
-                <w:szCs w:val="18"/>
-              </w:rPr>
-              <w:t xml:space="preserve">2026-09-11</w:t>
-            </w:r>
-          </w:p>
-        </w:tc>
-        <w:tc>
-          <w:tcPr>
-            <w:tcW w:type="dxa" w:w="1300"/>
-            <w:tcMar>
-              <w:top w:type="dxa" w:w="60"/>
-              <w:left w:type="dxa" w:w="100"/>
-              <w:bottom w:type="dxa" w:w="60"/>
-              <w:right w:type="dxa" w:w="100"/>
-            </w:tcMar>
-            <w:vAlign w:val="center"/>
-          </w:tcPr>
-          <w:p>
-            <w:pPr>
-              <w:spacing w:after="0"/>
-              <w:jc w:val="center"/>
-              <w:bidi w:val="1"/>
-            </w:pPr>
-            <w:r>
-              <w:rPr>
-                <w:rFonts w:ascii="Arial" w:hAnsi="Arial" w:eastAsia="Arial"/>
-                <w:sz w:val="18"/>
-                <w:szCs w:val="18"/>
-              </w:rPr>
-              <w:t xml:space="preserve">2026-09-11</w:t>
-            </w:r>
-          </w:p>
-        </w:tc>
-        <w:tc>
-          <w:tcPr>
-            <w:tcW w:type="dxa" w:w="2900"/>
-            <w:tcMar>
-              <w:top w:type="dxa" w:w="60"/>
-              <w:left w:type="dxa" w:w="100"/>
-              <w:bottom w:type="dxa" w:w="60"/>
-              <w:right w:type="dxa" w:w="100"/>
-            </w:tcMar>
-            <w:vAlign w:val="center"/>
-          </w:tcPr>
-          <w:p>
-            <w:pPr>
-              <w:spacing w:after="0"/>
-              <w:jc w:val="right"/>
-              <w:bidi w:val="1"/>
-            </w:pPr>
-            <w:r>
-              <w:rPr>
-                <w:rFonts w:ascii="Arial" w:hAnsi="Arial" w:eastAsia="Arial"/>
-                <w:sz w:val="16"/>
-                <w:szCs w:val="16"/>
-                <w:color w:val="595959"/>
-              </w:rPr>
-              <w:t xml:space="preserve">منجز كاملًا: هوية أوج (70 موضعًا) + awj.life + شعار «الشمس في أوجها» + توكنز حالات موحدة + Navigation/Toast موحد + زر الخروج بتأكيد — الأدلة: docs/phase-2/DESIGN.md</w:t>
-            </w:r>
-          </w:p>
-        </w:tc>
-      </w:tr>
-      <w:tr>
-        <w:trPr>
-          <w:cantSplit/>
-        </w:trPr>
-        <w:tc>
-          <w:tcPr>
-            <w:tcW w:type="dxa" w:w="1000"/>
-            <w:tcMar>
-              <w:top w:type="dxa" w:w="60"/>
-              <w:left w:type="dxa" w:w="100"/>
-              <w:bottom w:type="dxa" w:w="60"/>
-              <w:right w:type="dxa" w:w="100"/>
-            </w:tcMar>
-            <w:vAlign w:val="center"/>
-          </w:tcPr>
-          <w:p>
-            <w:pPr>
-              <w:spacing w:after="0"/>
-              <w:jc w:val="center"/>
-              <w:bidi w:val="1"/>
-            </w:pPr>
-            <w:r>
-              <w:rPr>
-                <w:rFonts w:ascii="Arial" w:hAnsi="Arial" w:eastAsia="Arial"/>
-                <w:sz w:val="18"/>
-                <w:szCs w:val="18"/>
-              </w:rPr>
-              <w:t xml:space="preserve">04</w:t>
-            </w:r>
-          </w:p>
-        </w:tc>
-        <w:tc>
-          <w:tcPr>
-            <w:tcW w:type="dxa" w:w="2450"/>
-            <w:tcMar>
-              <w:top w:type="dxa" w:w="60"/>
-              <w:left w:type="dxa" w:w="100"/>
-              <w:bottom w:type="dxa" w:w="60"/>
-              <w:right w:type="dxa" w:w="100"/>
-            </w:tcMar>
-            <w:vAlign w:val="center"/>
-          </w:tcPr>
-          <w:p>
-            <w:pPr>
-              <w:spacing w:after="0"/>
-              <w:jc w:val="right"/>
-              <w:bidi w:val="1"/>
-            </w:pPr>
-            <w:r>
-              <w:rPr>
-                <w:rFonts w:ascii="Arial" w:hAnsi="Arial" w:eastAsia="Arial"/>
-                <w:sz w:val="18"/>
-                <w:szCs w:val="18"/>
-              </w:rPr>
-              <w:t xml:space="preserve">Auth والحساب و RLS</w:t>
-            </w:r>
-          </w:p>
-        </w:tc>
-        <w:tc>
-          <w:tcPr>
-            <w:tcW w:type="dxa" w:w="1400"/>
-            <w:tcMar>
-              <w:top w:type="dxa" w:w="60"/>
-              <w:left w:type="dxa" w:w="100"/>
-              <w:bottom w:type="dxa" w:w="60"/>
-              <w:right w:type="dxa" w:w="100"/>
-            </w:tcMar>
-            <w:vAlign w:val="center"/>
-            <w:shd w:val="clear" w:color="auto" w:fill="E8F5E9"/>
-          </w:tcPr>
-          <w:p>
-            <w:pPr>
-              <w:spacing w:after="0"/>
-              <w:jc w:val="center"/>
-              <w:bidi w:val="1"/>
-            </w:pPr>
-            <w:r>
-              <w:rPr>
-                <w:rFonts w:ascii="Arial" w:hAnsi="Arial" w:eastAsia="Arial"/>
-                <w:b/>
-                <w:bCs/>
-                <w:sz w:val="18"/>
-                <w:szCs w:val="18"/>
-                <w:color w:val="2E7D32"/>
-              </w:rPr>
-              <w:t xml:space="preserve">منجزة</w:t>
-            </w:r>
-          </w:p>
-        </w:tc>
-        <w:tc>
-          <w:tcPr>
-            <w:tcW w:type="dxa" w:w="1250"/>
-            <w:tcMar>
-              <w:top w:type="dxa" w:w="60"/>
-              <w:left w:type="dxa" w:w="100"/>
-              <w:bottom w:type="dxa" w:w="60"/>
-              <w:right w:type="dxa" w:w="100"/>
-            </w:tcMar>
-            <w:vAlign w:val="center"/>
-          </w:tcPr>
-          <w:p>
-            <w:pPr>
-              <w:spacing w:after="0"/>
-              <w:jc w:val="center"/>
-              <w:bidi w:val="1"/>
-            </w:pPr>
-            <w:r>
-              <w:rPr>
-                <w:rFonts w:ascii="Arial" w:hAnsi="Arial" w:eastAsia="Arial"/>
-                <w:sz w:val="18"/>
-                <w:szCs w:val="18"/>
-              </w:rPr>
-              <w:t xml:space="preserve">2026-09-11</w:t>
-            </w:r>
-          </w:p>
-        </w:tc>
-        <w:tc>
-          <w:tcPr>
-            <w:tcW w:type="dxa" w:w="1300"/>
-            <w:tcMar>
-              <w:top w:type="dxa" w:w="60"/>
-              <w:left w:type="dxa" w:w="100"/>
-              <w:bottom w:type="dxa" w:w="60"/>
-              <w:right w:type="dxa" w:w="100"/>
-            </w:tcMar>
-            <w:vAlign w:val="center"/>
-          </w:tcPr>
-          <w:p>
-            <w:pPr>
-              <w:spacing w:after="0"/>
-              <w:jc w:val="center"/>
-              <w:bidi w:val="1"/>
-            </w:pPr>
-            <w:r>
-              <w:rPr>
-                <w:rFonts w:ascii="Arial" w:hAnsi="Arial" w:eastAsia="Arial"/>
-                <w:sz w:val="18"/>
-                <w:szCs w:val="18"/>
-              </w:rPr>
-              <w:t xml:space="preserve">2026-09-11</w:t>
-            </w:r>
-          </w:p>
-        </w:tc>
-        <w:tc>
-          <w:tcPr>
-            <w:tcW w:type="dxa" w:w="2900"/>
-            <w:tcMar>
-              <w:top w:type="dxa" w:w="60"/>
-              <w:left w:type="dxa" w:w="100"/>
-              <w:bottom w:type="dxa" w:w="60"/>
-              <w:right w:type="dxa" w:w="100"/>
-            </w:tcMar>
-            <w:vAlign w:val="center"/>
-          </w:tcPr>
-          <w:p>
-            <w:pPr>
-              <w:spacing w:after="0"/>
-              <w:jc w:val="right"/>
-              <w:bidi w:val="1"/>
-            </w:pPr>
-            <w:r>
-              <w:rPr>
-                <w:rFonts w:ascii="Arial" w:hAnsi="Arial" w:eastAsia="Arial"/>
-                <w:sz w:val="16"/>
-                <w:szCs w:val="16"/>
-                <w:color w:val="595959"/>
-              </w:rPr>
-              <w:t xml:space="preserve">منجز كاملًا: استعادة كلمة المرور (بريد+رابط+صفحة) + تغييرها من الإعدادات + خروج شامل من كل الأجهزة + حذف الحساب نهائيًا + user_subscriptions محمية من العميل + إغلاق ثغرة تصعيد الأدمن (migration 024) — الأدلة: docs/phase-3/AUTH.md</w:t>
-            </w:r>
-          </w:p>
-        </w:tc>
-      </w:tr>
-      <w:tr>
-        <w:trPr>
-          <w:cantSplit/>
-        </w:trPr>
-        <w:tc>
-          <w:tcPr>
-            <w:tcW w:type="dxa" w:w="1000"/>
-            <w:tcMar>
-              <w:top w:type="dxa" w:w="60"/>
-              <w:left w:type="dxa" w:w="100"/>
-              <w:bottom w:type="dxa" w:w="60"/>
-              <w:right w:type="dxa" w:w="100"/>
-            </w:tcMar>
-            <w:vAlign w:val="center"/>
-          </w:tcPr>
-          <w:p>
-            <w:pPr>
-              <w:spacing w:after="0"/>
-              <w:jc w:val="center"/>
-              <w:bidi w:val="1"/>
-            </w:pPr>
-            <w:r>
-              <w:rPr>
-                <w:rFonts w:ascii="Arial" w:hAnsi="Arial" w:eastAsia="Arial"/>
-                <w:sz w:val="18"/>
-                <w:szCs w:val="18"/>
-              </w:rPr>
-              <w:t xml:space="preserve">05</w:t>
-            </w:r>
-          </w:p>
-        </w:tc>
-        <w:tc>
-          <w:tcPr>
-            <w:tcW w:type="dxa" w:w="2450"/>
-            <w:tcMar>
-              <w:top w:type="dxa" w:w="60"/>
-              <w:left w:type="dxa" w:w="100"/>
-              <w:bottom w:type="dxa" w:w="60"/>
-              <w:right w:type="dxa" w:w="100"/>
-            </w:tcMar>
-            <w:vAlign w:val="center"/>
-          </w:tcPr>
-          <w:p>
-            <w:pPr>
-              <w:spacing w:after="0"/>
-              <w:jc w:val="right"/>
-              <w:bidi w:val="1"/>
-            </w:pPr>
-            <w:r>
-              <w:rPr>
-                <w:rFonts w:ascii="Arial" w:hAnsi="Arial" w:eastAsia="Arial"/>
-                <w:sz w:val="18"/>
-                <w:szCs w:val="18"/>
-              </w:rPr>
-              <w:t xml:space="preserve">الخطط والاشتراكات والحدود</w:t>
-            </w:r>
-          </w:p>
-        </w:tc>
-        <w:tc>
-          <w:tcPr>
-            <w:tcW w:type="dxa" w:w="1400"/>
-            <w:tcMar>
-              <w:top w:type="dxa" w:w="60"/>
-              <w:left w:type="dxa" w:w="100"/>
-              <w:bottom w:type="dxa" w:w="60"/>
-              <w:right w:type="dxa" w:w="100"/>
-            </w:tcMar>
-            <w:vAlign w:val="center"/>
-            <w:shd w:val="clear" w:fill="E8F5E9"/>
-          </w:tcPr>
-          <w:p>
-            <w:pPr>
-              <w:spacing w:after="0"/>
-              <w:jc w:val="center"/>
-              <w:bidi w:val="1"/>
-            </w:pPr>
-            <w:r>
-              <w:rPr>
-                <w:rFonts w:ascii="Arial" w:hAnsi="Arial" w:eastAsia="Arial"/>
-                <w:color w:val="2E7D32"/>
-                <w:sz w:val="18"/>
-                <w:szCs w:val="18"/>
-                <w:b/>
-              </w:rPr>
-              <w:t>منجزة</w:t>
-            </w:r>
-          </w:p>
-        </w:tc>
-        <w:tc>
-          <w:tcPr>
-            <w:tcW w:type="dxa" w:w="1250"/>
-            <w:tcMar>
-              <w:top w:type="dxa" w:w="60"/>
-              <w:left w:type="dxa" w:w="100"/>
-              <w:bottom w:type="dxa" w:w="60"/>
-              <w:right w:type="dxa" w:w="100"/>
-            </w:tcMar>
-            <w:vAlign w:val="center"/>
-          </w:tcPr>
-          <w:p>
-            <w:pPr>
-              <w:spacing w:after="0"/>
-              <w:jc w:val="center"/>
-              <w:bidi w:val="1"/>
-            </w:pPr>
-            <w:r>
-              <w:rPr>
-                <w:rFonts w:ascii="Arial" w:hAnsi="Arial" w:eastAsia="Arial"/>
-                <w:sz w:val="18"/>
-                <w:szCs w:val="18"/>
-              </w:rPr>
-              <w:t>2026-09-11</w:t>
-            </w:r>
-          </w:p>
-        </w:tc>
-        <w:tc>
-          <w:tcPr>
-            <w:tcW w:type="dxa" w:w="1300"/>
-            <w:tcMar>
-              <w:top w:type="dxa" w:w="60"/>
-              <w:left w:type="dxa" w:w="100"/>
-              <w:bottom w:type="dxa" w:w="60"/>
-              <w:right w:type="dxa" w:w="100"/>
-            </w:tcMar>
-            <w:vAlign w:val="center"/>
-          </w:tcPr>
-          <w:p>
-            <w:pPr>
-              <w:spacing w:after="0"/>
-              <w:jc w:val="center"/>
-              <w:bidi w:val="1"/>
-            </w:pPr>
-            <w:r>
-              <w:rPr>
-                <w:rFonts w:ascii="Arial" w:hAnsi="Arial" w:eastAsia="Arial"/>
-                <w:sz w:val="18"/>
-                <w:szCs w:val="18"/>
-              </w:rPr>
-              <w:t>2026-09-11</w:t>
-            </w:r>
-          </w:p>
-        </w:tc>
-        <w:tc>
-          <w:tcPr>
-            <w:tcW w:type="dxa" w:w="2900"/>
-            <w:tcMar>
-              <w:top w:type="dxa" w:w="60"/>
-              <w:left w:type="dxa" w:w="100"/>
-              <w:bottom w:type="dxa" w:w="60"/>
-              <w:right w:type="dxa" w:w="100"/>
-            </w:tcMar>
-            <w:vAlign w:val="center"/>
-          </w:tcPr>
-          <w:p>
-            <w:pPr>
-              <w:spacing w:after="0"/>
-              <w:jc w:val="right"/>
-              <w:bidi w:val="1"/>
-            </w:pPr>
-            <w:r>
-              <w:rPr>
-                <w:rFonts w:ascii="Arial" w:hAnsi="Arial" w:eastAsia="Arial"/>
-                <w:sz w:val="16"/>
-                <w:szCs w:val="16"/>
-                <w:color w:val="595959"/>
-              </w:rPr>
-              <w:t>منجز كاملًا: Monetization Core — مصدر واحد للحدود (plan_entitlements) + enforcement ذرّي في القاعدة (consume_usage) + عدادات server-side + عرض الاستخدام وUpgrade Prompts + دفع يدوي بمراجعة أدمن — الأدلة: docs/phase-4/MONETIZATION.md</w:t>
-            </w:r>
-          </w:p>
-        </w:tc>
-      </w:tr>
-      <w:tr>
-        <w:trPr>
-          <w:cantSplit/>
-        </w:trPr>
-        <w:tc>
-          <w:tcPr>
-            <w:tcW w:type="dxa" w:w="1000"/>
-            <w:tcMar>
-              <w:top w:type="dxa" w:w="60"/>
-              <w:left w:type="dxa" w:w="100"/>
-              <w:bottom w:type="dxa" w:w="60"/>
-              <w:right w:type="dxa" w:w="100"/>
-            </w:tcMar>
-            <w:vAlign w:val="center"/>
-          </w:tcPr>
-          <w:p>
-            <w:pPr>
-              <w:spacing w:after="0"/>
-              <w:jc w:val="center"/>
-              <w:bidi w:val="1"/>
-            </w:pPr>
-            <w:r>
-              <w:rPr>
-                <w:rFonts w:ascii="Arial" w:hAnsi="Arial" w:eastAsia="Arial"/>
-                <w:sz w:val="18"/>
-                <w:szCs w:val="18"/>
-              </w:rPr>
-              <w:t xml:space="preserve">06</w:t>
-            </w:r>
-          </w:p>
-        </w:tc>
-        <w:tc>
-          <w:tcPr>
-            <w:tcW w:type="dxa" w:w="2450"/>
-            <w:tcMar>
-              <w:top w:type="dxa" w:w="60"/>
-              <w:left w:type="dxa" w:w="100"/>
-              <w:bottom w:type="dxa" w:w="60"/>
-              <w:right w:type="dxa" w:w="100"/>
-            </w:tcMar>
-            <w:vAlign w:val="center"/>
-          </w:tcPr>
-          <w:p>
-            <w:pPr>
-              <w:spacing w:after="0"/>
-              <w:jc w:val="right"/>
-              <w:bidi w:val="1"/>
-            </w:pPr>
-            <w:r>
-              <w:rPr>
-                <w:rFonts w:ascii="Arial" w:hAnsi="Arial" w:eastAsia="Arial"/>
-                <w:sz w:val="18"/>
-                <w:szCs w:val="18"/>
-              </w:rPr>
-              <w:t xml:space="preserve">إشعارات In-App</w:t>
-            </w:r>
-          </w:p>
-        </w:tc>
-        <w:tc>
-          <w:tcPr>
-            <w:tcW w:type="dxa" w:w="1400"/>
-            <w:tcMar>
-              <w:top w:type="dxa" w:w="60"/>
-              <w:left w:type="dxa" w:w="100"/>
-              <w:bottom w:type="dxa" w:w="60"/>
-              <w:right w:type="dxa" w:w="100"/>
-            </w:tcMar>
-            <w:vAlign w:val="center"/>
-            <w:shd w:val="clear" w:fill="E8F5E9"/>
-          </w:tcPr>
-          <w:p>
-            <w:pPr>
-              <w:spacing w:after="0"/>
-              <w:jc w:val="center"/>
-              <w:bidi w:val="1"/>
-            </w:pPr>
-            <w:r>
-              <w:rPr>
-                <w:rFonts w:ascii="Arial" w:hAnsi="Arial" w:eastAsia="Arial"/>
-                <w:color w:val="2E7D32"/>
-                <w:sz w:val="18"/>
-                <w:szCs w:val="18"/>
-                <w:b/>
-              </w:rPr>
-              <w:t>منجزة</w:t>
-            </w:r>
-          </w:p>
-        </w:tc>
-        <w:tc>
-          <w:tcPr>
-            <w:tcW w:type="dxa" w:w="1250"/>
-            <w:tcMar>
-              <w:top w:type="dxa" w:w="60"/>
-              <w:left w:type="dxa" w:w="100"/>
-              <w:bottom w:type="dxa" w:w="60"/>
-              <w:right w:type="dxa" w:w="100"/>
-            </w:tcMar>
-            <w:vAlign w:val="center"/>
-          </w:tcPr>
-          <w:p>
-            <w:pPr>
-              <w:spacing w:after="0"/>
-              <w:jc w:val="center"/>
-              <w:bidi w:val="1"/>
-            </w:pPr>
-            <w:r>
-              <w:rPr>
-                <w:rFonts w:ascii="Arial" w:hAnsi="Arial" w:eastAsia="Arial"/>
-                <w:sz w:val="18"/>
-                <w:szCs w:val="18"/>
-              </w:rPr>
-              <w:t>2026-09-12</w:t>
-            </w:r>
-          </w:p>
-        </w:tc>
-        <w:tc>
-          <w:tcPr>
-            <w:tcW w:type="dxa" w:w="1300"/>
-            <w:tcMar>
-              <w:top w:type="dxa" w:w="60"/>
-              <w:left w:type="dxa" w:w="100"/>
-              <w:bottom w:type="dxa" w:w="60"/>
-              <w:right w:type="dxa" w:w="100"/>
-            </w:tcMar>
-            <w:vAlign w:val="center"/>
-          </w:tcPr>
-          <w:p>
-            <w:pPr>
-              <w:spacing w:after="0"/>
-              <w:jc w:val="center"/>
-              <w:bidi w:val="1"/>
-            </w:pPr>
-            <w:r>
-              <w:rPr>
-                <w:rFonts w:ascii="Arial" w:hAnsi="Arial" w:eastAsia="Arial"/>
-                <w:sz w:val="18"/>
-                <w:szCs w:val="18"/>
-              </w:rPr>
-              <w:t>2026-09-12</w:t>
-            </w:r>
-          </w:p>
-        </w:tc>
-        <w:tc>
-          <w:tcPr>
-            <w:tcW w:type="dxa" w:w="2900"/>
-            <w:tcMar>
-              <w:top w:type="dxa" w:w="60"/>
-              <w:left w:type="dxa" w:w="100"/>
-              <w:bottom w:type="dxa" w:w="60"/>
-              <w:right w:type="dxa" w:w="100"/>
-            </w:tcMar>
-            <w:vAlign w:val="center"/>
-          </w:tcPr>
-          <w:p>
-            <w:pPr>
-              <w:spacing w:after="0"/>
-              <w:jc w:val="right"/>
-              <w:bidi w:val="1"/>
-            </w:pPr>
-            <w:r>
-              <w:rPr>
-                <w:rFonts w:ascii="Arial" w:hAnsi="Arial" w:eastAsia="Arial"/>
-                <w:sz w:val="16"/>
-                <w:szCs w:val="16"/>
-                <w:color w:val="595959"/>
-              </w:rPr>
-              <w:t>منجز كاملًا: مركز إشعارات موحد — notify_user (بوابة صلاحيات في القاعدة) + dedup (فهرس فريد) + فلاتر server-side + حذف كسول للمنتهي + إشعارات الحدود من consume_usage + تاب قالب إيميل الريست في لوحة الأدمن — الأدلة: docs/phase-5/NOTIFICATIONS.md</w:t>
-            </w:r>
-          </w:p>
-        </w:tc>
-      </w:tr>
-      <w:tr>
-        <w:trPr>
-          <w:cantSplit/>
-        </w:trPr>
-        <w:tc>
-          <w:tcPr>
-            <w:tcW w:type="dxa" w:w="1000"/>
-            <w:tcMar>
-              <w:top w:type="dxa" w:w="60"/>
-              <w:left w:type="dxa" w:w="100"/>
-              <w:bottom w:type="dxa" w:w="60"/>
-              <w:right w:type="dxa" w:w="100"/>
-            </w:tcMar>
-            <w:vAlign w:val="center"/>
-          </w:tcPr>
-          <w:p>
-            <w:pPr>
-              <w:spacing w:after="0"/>
-              <w:jc w:val="center"/>
-              <w:bidi w:val="1"/>
-            </w:pPr>
-            <w:r>
-              <w:rPr>
-                <w:rFonts w:ascii="Arial" w:hAnsi="Arial" w:eastAsia="Arial"/>
-                <w:sz w:val="18"/>
-                <w:szCs w:val="18"/>
-              </w:rPr>
-              <w:t xml:space="preserve">07</w:t>
-            </w:r>
-          </w:p>
-        </w:tc>
-        <w:tc>
-          <w:tcPr>
-            <w:tcW w:type="dxa" w:w="2450"/>
-            <w:tcMar>
-              <w:top w:type="dxa" w:w="60"/>
-              <w:left w:type="dxa" w:w="100"/>
-              <w:bottom w:type="dxa" w:w="60"/>
-              <w:right w:type="dxa" w:w="100"/>
-            </w:tcMar>
-            <w:vAlign w:val="center"/>
-          </w:tcPr>
-          <w:p>
-            <w:pPr>
-              <w:spacing w:after="0"/>
-              <w:jc w:val="right"/>
-              <w:bidi w:val="1"/>
-            </w:pPr>
-            <w:r>
-              <w:rPr>
-                <w:rFonts w:ascii="Arial" w:hAnsi="Arial" w:eastAsia="Arial"/>
-                <w:sz w:val="18"/>
-                <w:szCs w:val="18"/>
-              </w:rPr>
-              <w:t xml:space="preserve">Web Push</w:t>
-            </w:r>
-          </w:p>
-        </w:tc>
-        <w:tc>
-          <w:tcPr>
-            <w:tcW w:type="dxa" w:w="1400"/>
-            <w:tcMar>
-              <w:top w:type="dxa" w:w="60"/>
-              <w:left w:type="dxa" w:w="100"/>
-              <w:bottom w:type="dxa" w:w="60"/>
-              <w:right w:type="dxa" w:w="100"/>
-            </w:tcMar>
-            <w:vAlign w:val="center"/>
-            <w:shd w:val="clear" w:fill="E8F5E9"/>
-          </w:tcPr>
-          <w:p>
-            <w:pPr>
-              <w:spacing w:after="0"/>
-              <w:jc w:val="center"/>
-              <w:bidi w:val="1"/>
-            </w:pPr>
-            <w:r>
-              <w:rPr>
-                <w:rFonts w:ascii="Arial" w:hAnsi="Arial" w:eastAsia="Arial"/>
-                <w:color w:val="2E7D32"/>
-                <w:sz w:val="18"/>
-                <w:szCs w:val="18"/>
-                <w:b/>
-              </w:rPr>
-              <w:t>منجزة</w:t>
-            </w:r>
-          </w:p>
-        </w:tc>
-        <w:tc>
-          <w:tcPr>
-            <w:tcW w:type="dxa" w:w="1250"/>
-            <w:tcMar>
-              <w:top w:type="dxa" w:w="60"/>
-              <w:left w:type="dxa" w:w="100"/>
-              <w:bottom w:type="dxa" w:w="60"/>
-              <w:right w:type="dxa" w:w="100"/>
-            </w:tcMar>
-            <w:vAlign w:val="center"/>
-          </w:tcPr>
-          <w:p>
-            <w:pPr>
-              <w:spacing w:after="0"/>
-              <w:jc w:val="center"/>
-              <w:bidi w:val="1"/>
-            </w:pPr>
-            <w:r>
-              <w:rPr>
-                <w:rFonts w:ascii="Arial" w:hAnsi="Arial" w:eastAsia="Arial"/>
-                <w:sz w:val="18"/>
-                <w:szCs w:val="18"/>
-              </w:rPr>
-              <w:t>2026-09-12</w:t>
-            </w:r>
-          </w:p>
-        </w:tc>
-        <w:tc>
-          <w:tcPr>
-            <w:tcW w:type="dxa" w:w="1300"/>
-            <w:tcMar>
-              <w:top w:type="dxa" w:w="60"/>
-              <w:left w:type="dxa" w:w="100"/>
-              <w:bottom w:type="dxa" w:w="60"/>
-              <w:right w:type="dxa" w:w="100"/>
-            </w:tcMar>
-            <w:vAlign w:val="center"/>
-          </w:tcPr>
-          <w:p>
-            <w:pPr>
-              <w:spacing w:after="0"/>
-              <w:jc w:val="center"/>
-              <w:bidi w:val="1"/>
-            </w:pPr>
-            <w:r>
-              <w:rPr>
-                <w:rFonts w:ascii="Arial" w:hAnsi="Arial" w:eastAsia="Arial"/>
-                <w:sz w:val="18"/>
-                <w:szCs w:val="18"/>
-              </w:rPr>
-              <w:t>2026-09-12</w:t>
-            </w:r>
-          </w:p>
-        </w:tc>
-        <w:tc>
-          <w:tcPr>
-            <w:tcW w:type="dxa" w:w="2900"/>
-            <w:tcMar>
-              <w:top w:type="dxa" w:w="60"/>
-              <w:left w:type="dxa" w:w="100"/>
-              <w:bottom w:type="dxa" w:w="60"/>
-              <w:right w:type="dxa" w:w="100"/>
-            </w:tcMar>
-            <w:vAlign w:val="center"/>
-          </w:tcPr>
-          <w:p>
-            <w:r>
-              <w:t>منجز كاملًا: Push مرتبط بحدث الإشعار نفسه (نقطة الإنشاء الموحدة) — اشتراك لكل جهاز + بوابة إرسال داخل القاعدة (فئات + تفضيلات + سقوف 10/ساعة و30/يوم + ادعاء ذري pushed_at) + إبطال تلقائي 404/410 + VAPID في app_config بلا خطوة مالك — الأدلة: docs/phase-6/PUSH.md — تحسين 13/9: حلقة deep-link مكتملة (?notification يعلّم مقروءًا + نبض الجرس) + شارة أحادية + صفحة offline + إصلاح اختصارات PWA (commit 6f31c7a)</w:t>
-            </w:r>
-          </w:p>
-        </w:tc>
-      </w:tr>
-      <w:tr>
-        <w:trPr>
-          <w:cantSplit/>
-        </w:trPr>
-        <w:tc>
-          <w:tcPr>
-            <w:tcW w:type="dxa" w:w="1000"/>
-            <w:tcMar>
-              <w:top w:type="dxa" w:w="60"/>
-              <w:left w:type="dxa" w:w="100"/>
-              <w:bottom w:type="dxa" w:w="60"/>
-              <w:right w:type="dxa" w:w="100"/>
-            </w:tcMar>
-            <w:vAlign w:val="center"/>
-          </w:tcPr>
-          <w:p>
-            <w:pPr>
-              <w:spacing w:after="0"/>
-              <w:jc w:val="center"/>
-              <w:bidi w:val="1"/>
-            </w:pPr>
-            <w:r>
-              <w:rPr>
-                <w:rFonts w:ascii="Arial" w:hAnsi="Arial" w:eastAsia="Arial"/>
-                <w:sz w:val="18"/>
-                <w:szCs w:val="18"/>
-              </w:rPr>
-              <w:t xml:space="preserve">08</w:t>
-            </w:r>
-          </w:p>
-        </w:tc>
-        <w:tc>
-          <w:tcPr>
-            <w:tcW w:type="dxa" w:w="2450"/>
-            <w:tcMar>
-              <w:top w:type="dxa" w:w="60"/>
-              <w:left w:type="dxa" w:w="100"/>
-              <w:bottom w:type="dxa" w:w="60"/>
-              <w:right w:type="dxa" w:w="100"/>
-            </w:tcMar>
-            <w:vAlign w:val="center"/>
-          </w:tcPr>
-          <w:p>
-            <w:pPr>
-              <w:spacing w:after="0"/>
-              <w:jc w:val="right"/>
-              <w:bidi w:val="1"/>
-            </w:pPr>
-            <w:r>
-              <w:rPr>
-                <w:rFonts w:ascii="Arial" w:hAnsi="Arial" w:eastAsia="Arial"/>
-                <w:sz w:val="18"/>
-                <w:szCs w:val="18"/>
-              </w:rPr>
-              <w:t xml:space="preserve">Community</w:t>
-            </w:r>
-          </w:p>
-        </w:tc>
-        <w:tc>
-          <w:tcPr>
-            <w:tcW w:type="dxa" w:w="1400"/>
-            <w:tcMar>
-              <w:top w:type="dxa" w:w="60"/>
-              <w:left w:type="dxa" w:w="100"/>
-              <w:bottom w:type="dxa" w:w="60"/>
-              <w:right w:type="dxa" w:w="100"/>
-            </w:tcMar>
-            <w:vAlign w:val="center"/>
-            <w:shd w:val="clear" w:fill="E8F5E9"/>
-          </w:tcPr>
-          <w:p>
-            <w:pPr>
-              <w:spacing w:after="0"/>
-              <w:jc w:val="center"/>
-              <w:bidi w:val="1"/>
-            </w:pPr>
-            <w:r>
-              <w:rPr>
-                <w:rFonts w:ascii="Arial" w:hAnsi="Arial" w:eastAsia="Arial"/>
-                <w:color w:val="2E7D32"/>
-                <w:sz w:val="18"/>
-                <w:szCs w:val="18"/>
-                <w:b/>
-              </w:rPr>
-              <w:t>منجزة</w:t>
-            </w:r>
-          </w:p>
-        </w:tc>
-        <w:tc>
-          <w:tcPr>
-            <w:tcW w:type="dxa" w:w="1250"/>
-            <w:tcMar>
-              <w:top w:type="dxa" w:w="60"/>
-              <w:left w:type="dxa" w:w="100"/>
-              <w:bottom w:type="dxa" w:w="60"/>
-              <w:right w:type="dxa" w:w="100"/>
-            </w:tcMar>
-            <w:vAlign w:val="center"/>
-          </w:tcPr>
-          <w:p>
-            <w:pPr>
-              <w:spacing w:after="0"/>
-              <w:jc w:val="center"/>
-              <w:bidi w:val="1"/>
-            </w:pPr>
-            <w:r>
-              <w:rPr>
-                <w:rFonts w:ascii="Arial" w:hAnsi="Arial" w:eastAsia="Arial"/>
-                <w:sz w:val="18"/>
-                <w:szCs w:val="18"/>
-              </w:rPr>
-              <w:t>2026-09-12</w:t>
-            </w:r>
-          </w:p>
-        </w:tc>
-        <w:tc>
-          <w:tcPr>
-            <w:tcW w:type="dxa" w:w="1300"/>
-            <w:tcMar>
-              <w:top w:type="dxa" w:w="60"/>
-              <w:left w:type="dxa" w:w="100"/>
-              <w:bottom w:type="dxa" w:w="60"/>
-              <w:right w:type="dxa" w:w="100"/>
-            </w:tcMar>
-            <w:vAlign w:val="center"/>
-          </w:tcPr>
-          <w:p>
-            <w:pPr>
-              <w:spacing w:after="0"/>
-              <w:jc w:val="center"/>
-              <w:bidi w:val="1"/>
-            </w:pPr>
-            <w:r>
-              <w:rPr>
-                <w:rFonts w:ascii="Arial" w:hAnsi="Arial" w:eastAsia="Arial"/>
-                <w:sz w:val="18"/>
-                <w:szCs w:val="18"/>
-              </w:rPr>
-              <w:t>2026-09-12</w:t>
-            </w:r>
-          </w:p>
-        </w:tc>
-        <w:tc>
-          <w:tcPr>
-            <w:tcW w:type="dxa" w:w="2900"/>
-            <w:tcMar>
-              <w:top w:type="dxa" w:w="60"/>
-              <w:left w:type="dxa" w:w="100"/>
-              <w:bottom w:type="dxa" w:w="60"/>
-              <w:right w:type="dxa" w:w="100"/>
-            </w:tcMar>
-            <w:vAlign w:val="center"/>
-          </w:tcPr>
-          <w:p>
-            <w:pPr>
-              <w:spacing w:after="0"/>
-              <w:jc w:val="right"/>
-              <w:bidi w:val="1"/>
-            </w:pPr>
-            <w:r>
-              <w:rPr>
-                <w:rFonts w:ascii="Arial" w:hAnsi="Arial" w:eastAsia="Arial"/>
-                <w:sz w:val="16"/>
-                <w:szCs w:val="16"/>
-                <w:color w:val="595959"/>
-              </w:rPr>
-              <w:t>منجز كاملًا: منشورات وتعليقات وردود وإعجاب و@mentions (handle فريد لكل مستخدم) وبلاغات بمسار مراجعة وإشراف (إخفاء/إزالة/حظر يُفرض داخل قاعدة البيانات نفسها) + إشعارات اجتماعية عبر المركز الموحد + إذونات أعمدة تمنع تزوير العدادات + تحميل تدريجي — الأدلة: docs/phase-7/COMMUNITY.md</w:t>
-            </w:r>
-          </w:p>
-        </w:tc>
-      </w:tr>
-      <w:tr>
-        <w:trPr>
-          <w:cantSplit/>
-        </w:trPr>
-        <w:tc>
-          <w:tcPr>
-            <w:tcW w:type="dxa" w:w="1000"/>
-            <w:tcMar>
-              <w:top w:type="dxa" w:w="60"/>
-              <w:left w:type="dxa" w:w="100"/>
-              <w:bottom w:type="dxa" w:w="60"/>
-              <w:right w:type="dxa" w:w="100"/>
-            </w:tcMar>
-            <w:vAlign w:val="center"/>
-          </w:tcPr>
-          <w:p>
-            <w:pPr>
-              <w:spacing w:after="0"/>
-              <w:jc w:val="center"/>
-              <w:bidi w:val="1"/>
-            </w:pPr>
-            <w:r>
-              <w:rPr>
-                <w:rFonts w:ascii="Arial" w:hAnsi="Arial" w:eastAsia="Arial"/>
-                <w:sz w:val="18"/>
-                <w:szCs w:val="18"/>
-              </w:rPr>
-              <w:t xml:space="preserve">09</w:t>
-            </w:r>
-          </w:p>
-        </w:tc>
-        <w:tc>
-          <w:tcPr>
-            <w:tcW w:type="dxa" w:w="2450"/>
-            <w:tcMar>
-              <w:top w:type="dxa" w:w="60"/>
-              <w:left w:type="dxa" w:w="100"/>
-              <w:bottom w:type="dxa" w:w="60"/>
-              <w:right w:type="dxa" w:w="100"/>
-            </w:tcMar>
-            <w:vAlign w:val="center"/>
-          </w:tcPr>
-          <w:p>
-            <w:pPr>
-              <w:spacing w:after="0"/>
-              <w:jc w:val="right"/>
-              <w:bidi w:val="1"/>
-            </w:pPr>
-            <w:r>
-              <w:rPr>
-                <w:rFonts w:ascii="Arial" w:hAnsi="Arial" w:eastAsia="Arial"/>
-                <w:sz w:val="18"/>
-                <w:szCs w:val="18"/>
-              </w:rPr>
-              <w:t xml:space="preserve">إعلانات الـ Free</w:t>
-            </w:r>
-          </w:p>
-        </w:tc>
-        <w:tc>
-          <w:tcPr>
-            <w:tcW w:type="dxa" w:w="1400"/>
-            <w:tcMar>
-              <w:top w:type="dxa" w:w="60"/>
-              <w:left w:type="dxa" w:w="100"/>
-              <w:bottom w:type="dxa" w:w="60"/>
-              <w:right w:type="dxa" w:w="100"/>
-            </w:tcMar>
-            <w:vAlign w:val="center"/>
-            <w:shd w:val="clear" w:fill="E8F5E9"/>
-          </w:tcPr>
-          <w:p>
-            <w:pPr>
-              <w:spacing w:after="0"/>
-              <w:jc w:val="center"/>
-              <w:bidi w:val="1"/>
-            </w:pPr>
-            <w:r>
-              <w:rPr>
-                <w:rFonts w:ascii="Arial" w:hAnsi="Arial" w:eastAsia="Arial"/>
-                <w:color w:val="2E7D32"/>
-                <w:sz w:val="18"/>
-                <w:szCs w:val="18"/>
-                <w:b/>
-              </w:rPr>
-              <w:t>منجزة</w:t>
-            </w:r>
-          </w:p>
-        </w:tc>
-        <w:tc>
-          <w:tcPr>
-            <w:tcW w:type="dxa" w:w="1250"/>
-            <w:tcMar>
-              <w:top w:type="dxa" w:w="60"/>
-              <w:left w:type="dxa" w:w="100"/>
-              <w:bottom w:type="dxa" w:w="60"/>
-              <w:right w:type="dxa" w:w="100"/>
-            </w:tcMar>
-            <w:vAlign w:val="center"/>
-          </w:tcPr>
-          <w:p>
-            <w:pPr>
-              <w:spacing w:after="0"/>
-              <w:jc w:val="center"/>
-              <w:bidi w:val="1"/>
-            </w:pPr>
-            <w:r>
-              <w:rPr>
-                <w:rFonts w:ascii="Arial" w:hAnsi="Arial" w:eastAsia="Arial"/>
-                <w:sz w:val="18"/>
-                <w:szCs w:val="18"/>
-              </w:rPr>
-              <w:t>2026-09-13</w:t>
-            </w:r>
-          </w:p>
-        </w:tc>
-        <w:tc>
-          <w:tcPr>
-            <w:tcW w:type="dxa" w:w="1300"/>
-            <w:tcMar>
-              <w:top w:type="dxa" w:w="60"/>
-              <w:left w:type="dxa" w:w="100"/>
-              <w:bottom w:type="dxa" w:w="60"/>
-              <w:right w:type="dxa" w:w="100"/>
-            </w:tcMar>
-            <w:vAlign w:val="center"/>
-          </w:tcPr>
-          <w:p>
-            <w:pPr>
-              <w:spacing w:after="0"/>
-              <w:jc w:val="center"/>
-              <w:bidi w:val="1"/>
-            </w:pPr>
-            <w:r>
-              <w:rPr>
-                <w:rFonts w:ascii="Arial" w:hAnsi="Arial" w:eastAsia="Arial"/>
-                <w:sz w:val="18"/>
-                <w:szCs w:val="18"/>
-              </w:rPr>
-              <w:t>2026-09-13</w:t>
-            </w:r>
-          </w:p>
-        </w:tc>
-        <w:tc>
-          <w:tcPr>
-            <w:tcW w:type="dxa" w:w="2900"/>
-            <w:tcMar>
-              <w:top w:type="dxa" w:w="60"/>
-              <w:left w:type="dxa" w:w="100"/>
-              <w:bottom w:type="dxa" w:w="60"/>
-              <w:right w:type="dxa" w:w="100"/>
-            </w:tcMar>
-            <w:vAlign w:val="center"/>
-          </w:tcPr>
-          <w:p>
-            <w:pPr>
-              <w:spacing w:after="0"/>
-              <w:jc w:val="right"/>
-              <w:bidi w:val="1"/>
-            </w:pPr>
-            <w:r>
-              <w:rPr>
-                <w:rFonts w:ascii="Arial" w:hAnsi="Arial" w:eastAsia="Arial"/>
-                <w:sz w:val="16"/>
-                <w:szCs w:val="16"/>
-                <w:color w:val="595959"/>
-              </w:rPr>
-              <w:t>منجز كاملًا: ربط AdSense حقيقي (ca-pub-7322285983808380 من المالك) — بوابة خادم /api/rise/ads تحسم العرض من الخطة (Free فقط — Plus/Max لا يصلها أي وحدة إعلانية حتى لو عُدّلت الواجهة) + AdSlot موحّد (AdSense lazy بمجال الرؤية أو إعلان بيت «أوج بلس») + مواضع ثابتة محدودة (الرئيسية/المجتمع/المهام فقط — لا شاشات حساسة) + تشغيل/إيقاف عالمي (env أو app_config) + Direct Ads بactive/start/end/priority + CSP (frame-src/connect-src لنطاقات AdSense بلا تخفيف strict-dynamic) + هجرة 032 idempotent — تحقق حي بحساب Free: بطاقة الترقية ظاهرة واليوميات بلا إعلان وسكربت AdSense يُحمّل تحت CSP وصفر أخطاء كونسول (commit f5240a3)</w:t>
-            </w:r>
-          </w:p>
-        </w:tc>
-      </w:tr>
-      <w:tr>
-        <w:trPr>
-          <w:cantSplit/>
-        </w:trPr>
-        <w:tc>
-          <w:tcPr>
-            <w:tcW w:type="dxa" w:w="1000"/>
-            <w:tcMar>
-              <w:top w:type="dxa" w:w="60"/>
-              <w:left w:type="dxa" w:w="100"/>
-              <w:bottom w:type="dxa" w:w="60"/>
-              <w:right w:type="dxa" w:w="100"/>
-            </w:tcMar>
-            <w:vAlign w:val="center"/>
-          </w:tcPr>
-          <w:p>
-            <w:pPr>
-              <w:spacing w:after="0"/>
-              <w:jc w:val="center"/>
-              <w:bidi w:val="1"/>
-            </w:pPr>
-            <w:r>
-              <w:rPr>
-                <w:rFonts w:ascii="Arial" w:hAnsi="Arial" w:eastAsia="Arial"/>
-                <w:sz w:val="18"/>
-                <w:szCs w:val="18"/>
-              </w:rPr>
-              <w:t xml:space="preserve">10</w:t>
-            </w:r>
-          </w:p>
-        </w:tc>
-        <w:tc>
-          <w:tcPr>
-            <w:tcW w:type="dxa" w:w="2450"/>
-            <w:tcMar>
-              <w:top w:type="dxa" w:w="60"/>
-              <w:left w:type="dxa" w:w="100"/>
-              <w:bottom w:type="dxa" w:w="60"/>
-              <w:right w:type="dxa" w:w="100"/>
-            </w:tcMar>
-            <w:vAlign w:val="center"/>
-          </w:tcPr>
-          <w:p>
-            <w:pPr>
-              <w:spacing w:after="0"/>
-              <w:jc w:val="right"/>
-              <w:bidi w:val="1"/>
-            </w:pPr>
-            <w:r>
-              <w:rPr>
-                <w:rFonts w:ascii="Arial" w:hAnsi="Arial" w:eastAsia="Arial"/>
-                <w:sz w:val="18"/>
-                <w:szCs w:val="18"/>
-              </w:rPr>
-              <w:t xml:space="preserve">MCP للـ Max</w:t>
-            </w:r>
-          </w:p>
-        </w:tc>
-        <w:tc>
-          <w:tcPr>
-            <w:tcW w:type="dxa" w:w="1400"/>
-            <w:tcMar>
-              <w:top w:type="dxa" w:w="60"/>
-              <w:left w:type="dxa" w:w="100"/>
-              <w:bottom w:type="dxa" w:w="60"/>
-              <w:right w:type="dxa" w:w="100"/>
-            </w:tcMar>
-            <w:vAlign w:val="center"/>
-          </w:tcPr>
-          <w:p>
-            <w:pPr>
-              <w:spacing w:after="0"/>
-              <w:jc w:val="center"/>
-              <w:bidi w:val="1"/>
-            </w:pPr>
-            <w:r>
-              <w:rPr>
-                <w:rFonts w:ascii="Arial" w:hAnsi="Arial" w:eastAsia="Arial"/>
-                <w:sz w:val="18"/>
-                <w:szCs w:val="18"/>
-                <w:color w:val="7F7F7F"/>
-              </w:rPr>
-              <w:t>منجزة</w:t>
-            </w:r>
-          </w:p>
-        </w:tc>
-        <w:tc>
-          <w:tcPr>
-            <w:tcW w:type="dxa" w:w="1250"/>
-            <w:tcMar>
-              <w:top w:type="dxa" w:w="60"/>
-              <w:left w:type="dxa" w:w="100"/>
-              <w:bottom w:type="dxa" w:w="60"/>
-              <w:right w:type="dxa" w:w="100"/>
-            </w:tcMar>
-            <w:vAlign w:val="center"/>
-          </w:tcPr>
-          <w:p>
-            <w:pPr>
-              <w:spacing w:after="0"/>
-              <w:jc w:val="center"/>
-              <w:bidi w:val="1"/>
-            </w:pPr>
-            <w:r>
-              <w:rPr>
-                <w:rFonts w:ascii="Arial" w:hAnsi="Arial" w:eastAsia="Arial"/>
-                <w:sz w:val="18"/>
-                <w:szCs w:val="18"/>
-              </w:rPr>
-              <w:t>2026-09-13</w:t>
-            </w:r>
-          </w:p>
-        </w:tc>
-        <w:tc>
-          <w:tcPr>
-            <w:tcW w:type="dxa" w:w="1300"/>
-            <w:tcMar>
-              <w:top w:type="dxa" w:w="60"/>
-              <w:left w:type="dxa" w:w="100"/>
-              <w:bottom w:type="dxa" w:w="60"/>
-              <w:right w:type="dxa" w:w="100"/>
-            </w:tcMar>
-            <w:vAlign w:val="center"/>
-          </w:tcPr>
-          <w:p>
-            <w:pPr>
-              <w:spacing w:after="0"/>
-              <w:jc w:val="center"/>
-              <w:bidi w:val="1"/>
-            </w:pPr>
-            <w:r>
-              <w:rPr>
-                <w:rFonts w:ascii="Arial" w:hAnsi="Arial" w:eastAsia="Arial"/>
-                <w:sz w:val="18"/>
-                <w:szCs w:val="18"/>
-              </w:rPr>
-              <w:t>2026-09-13</w:t>
-            </w:r>
-          </w:p>
-        </w:tc>
-        <w:tc>
-          <w:tcPr>
-            <w:tcW w:type="dxa" w:w="2900"/>
-            <w:tcMar>
-              <w:top w:type="dxa" w:w="60"/>
-              <w:left w:type="dxa" w:w="100"/>
-              <w:bottom w:type="dxa" w:w="60"/>
-              <w:right w:type="dxa" w:w="100"/>
-            </w:tcMar>
-            <w:vAlign w:val="center"/>
-          </w:tcPr>
-          <w:p>
-            <w:pPr>
-              <w:spacing w:after="0"/>
-              <w:jc w:val="right"/>
-              <w:bidi w:val="1"/>
-            </w:pPr>
-            <w:r/>
-            <w:r>
-              <w:rPr/>
-              <w:t>منجز كاملًا: خادم MCP حقيقي في /api/rise/mcp/call (JSON-RPC 2.0 عبر Streamable HTTP — initialize/tools/list/tools/call + batch + notifications) بـ8 أدوات قيّمة (list/create/complete_task، list_habits، check_in_habit، get_today_plan، get_productivity_score، create_journal_entry) — لا أي عملية حذف. الأمان: مصادقة Bearer rise_ حصرًا (رفض الكوكيز يقطع CSRF) + بوابة plan==max خادمية في كل طلب (fail-closed — نزول المستخدم من ماكس يوقف مفتاحه فورًا) + حدود 30 طلب/د و10 كتابة/د لكل مستخدم + zod strict لكل وسائط + Audit Log لكل كتابة ورفض خطة. واجهة إدارة المفتاح في الإعدادات (إنشاء/كشف لمرة واحدة/استبدال/إبطال + دليل ربط قابل للنسخ). اختبار 30/30 محليًا (بروتوكول + أدوات + 11 سيناريو إساءة + حدود) وإنتاجيًا: 401 بلا/بمفتاح مزيف، 403 PLAN_REQUIRED للمجاني، 405 لـGET، -32700 لـJSON تالف، CORS صحيح، وبطاقة القفل لغير ماكس بلا أي زر إنشاء — صفر أخطاء كونسول. commit 92d798d</w:t>
-            </w:r>
-          </w:p>
-          <w:p>
-            <w:r>
-              <w:t>ملحق 10-ب (نفس اليوم): الوظيفتان تعيشان الآن على Supabase نفسها — functions/v1/mcp (خادم MCP توأم على Deno: نفس الأدوات الثمانية والبوابة والحدود والتدقيق، مستقل عن Vercel) + functions/v1/push-dispatch (مكنسة طابور Web Push كل دقيقتين عبر pg_cron→pg_net، تشفير VAPID+RFC 8291 أصيل بلا تبعيات، إرسال الإشعارات حتى لو انهار مسار Vercel أو أُنشئت من لوحة الأدمن مباشرة). هجرة 033 (سجل push_dispatch_log + جدولة آمنة بسر Vault) + 35/35 اختبار Deno حي (دورة تشفير كاملة من جهة المزود + مصفوفة إساءة + E2E بعمليات حقيقية). واجهة الإعدادات تعرض النقطتين. نشر الوظيفتين بيد المالك: supabase functions deploy mcp/push-dispatch --no-verify-jwt ثم تشغيل الهجرة — موثق داخلها</w:t>
-            </w:r>
-          </w:p>
-        </w:tc>
-      </w:tr>
-      <w:tr>
-        <w:trPr>
-          <w:cantSplit/>
-        </w:trPr>
-        <w:tc>
-          <w:tcPr>
-            <w:tcW w:type="dxa" w:w="1000"/>
-            <w:tcMar>
-              <w:top w:type="dxa" w:w="60"/>
-              <w:left w:type="dxa" w:w="100"/>
-              <w:bottom w:type="dxa" w:w="60"/>
-              <w:right w:type="dxa" w:w="100"/>
-            </w:tcMar>
-            <w:vAlign w:val="center"/>
-          </w:tcPr>
-          <w:p>
-            <w:pPr>
-              <w:spacing w:after="0"/>
-              <w:jc w:val="center"/>
-              <w:bidi w:val="1"/>
-            </w:pPr>
-            <w:r>
-              <w:rPr>
-                <w:rFonts w:ascii="Arial" w:hAnsi="Arial" w:eastAsia="Arial"/>
-                <w:sz w:val="18"/>
-                <w:szCs w:val="18"/>
-              </w:rPr>
-              <w:t xml:space="preserve">11</w:t>
-            </w:r>
-          </w:p>
-        </w:tc>
-        <w:tc>
-          <w:tcPr>
-            <w:tcW w:type="dxa" w:w="2450"/>
-            <w:tcMar>
-              <w:top w:type="dxa" w:w="60"/>
-              <w:left w:type="dxa" w:w="100"/>
-              <w:bottom w:type="dxa" w:w="60"/>
-              <w:right w:type="dxa" w:w="100"/>
-            </w:tcMar>
-            <w:vAlign w:val="center"/>
-          </w:tcPr>
-          <w:p>
-            <w:pPr>
-              <w:spacing w:after="0"/>
-              <w:jc w:val="right"/>
-              <w:bidi w:val="1"/>
-            </w:pPr>
-            <w:r>
-              <w:rPr>
-                <w:rFonts w:ascii="Arial" w:hAnsi="Arial" w:eastAsia="Arial"/>
-                <w:sz w:val="18"/>
-                <w:szCs w:val="18"/>
-              </w:rPr>
-              <w:t xml:space="preserve">Admin Dashboard</w:t>
-            </w:r>
-          </w:p>
-        </w:tc>
-        <w:tc>
-          <w:tcPr>
-            <w:tcW w:type="dxa" w:w="1400"/>
-            <w:tcMar>
-              <w:top w:type="dxa" w:w="60"/>
-              <w:left w:type="dxa" w:w="100"/>
-              <w:bottom w:type="dxa" w:w="60"/>
-              <w:right w:type="dxa" w:w="100"/>
-            </w:tcMar>
-            <w:vAlign w:val="center"/>
-          </w:tcPr>
-          <w:p>
-            <w:pPr>
-              <w:spacing w:after="0"/>
-              <w:jc w:val="center"/>
-              <w:bidi w:val="1"/>
-            </w:pPr>
-            <w:r>
-              <w:rPr>
-                <w:rFonts w:ascii="Arial" w:hAnsi="Arial" w:eastAsia="Arial"/>
-                <w:sz w:val="18"/>
-                <w:szCs w:val="18"/>
-                <w:color w:val="7F7F7F"/>
-              </w:rPr>
-              <w:t xml:space="preserve">لم تبدأ</w:t>
-            </w:r>
-          </w:p>
-        </w:tc>
-        <w:tc>
-          <w:tcPr>
-            <w:tcW w:type="dxa" w:w="1250"/>
-            <w:tcMar>
-              <w:top w:type="dxa" w:w="60"/>
-              <w:left w:type="dxa" w:w="100"/>
-              <w:bottom w:type="dxa" w:w="60"/>
-              <w:right w:type="dxa" w:w="100"/>
-            </w:tcMar>
-            <w:vAlign w:val="center"/>
-          </w:tcPr>
-          <w:p>
-            <w:pPr>
-              <w:spacing w:after="0"/>
-              <w:jc w:val="center"/>
-              <w:bidi w:val="1"/>
-            </w:pPr>
-            <w:r>
-              <w:rPr>
-                <w:rFonts w:ascii="Arial" w:hAnsi="Arial" w:eastAsia="Arial"/>
-                <w:sz w:val="18"/>
-                <w:szCs w:val="18"/>
-              </w:rPr>
-              <w:t xml:space="preserve"/>
-            </w:r>
-          </w:p>
-        </w:tc>
-        <w:tc>
-          <w:tcPr>
-            <w:tcW w:type="dxa" w:w="1300"/>
-            <w:tcMar>
-              <w:top w:type="dxa" w:w="60"/>
-              <w:left w:type="dxa" w:w="100"/>
-              <w:bottom w:type="dxa" w:w="60"/>
-              <w:right w:type="dxa" w:w="100"/>
-            </w:tcMar>
-            <w:vAlign w:val="center"/>
-          </w:tcPr>
-          <w:p>
-            <w:pPr>
-              <w:spacing w:after="0"/>
-              <w:jc w:val="center"/>
-              <w:bidi w:val="1"/>
-            </w:pPr>
-            <w:r>
-              <w:rPr>
-                <w:rFonts w:ascii="Arial" w:hAnsi="Arial" w:eastAsia="Arial"/>
-                <w:sz w:val="18"/>
-                <w:szCs w:val="18"/>
-              </w:rPr>
-              <w:t xml:space="preserve"/>
-            </w:r>
-          </w:p>
-        </w:tc>
-        <w:tc>
-          <w:tcPr>
-            <w:tcW w:type="dxa" w:w="2900"/>
-            <w:tcMar>
-              <w:top w:type="dxa" w:w="60"/>
-              <w:left w:type="dxa" w:w="100"/>
-              <w:bottom w:type="dxa" w:w="60"/>
-              <w:right w:type="dxa" w:w="100"/>
-            </w:tcMar>
-            <w:vAlign w:val="center"/>
-          </w:tcPr>
-          <w:p>
-            <w:pPr>
-              <w:spacing w:after="0"/>
-              <w:jc w:val="right"/>
-              <w:bidi w:val="1"/>
-            </w:pPr>
-            <w:r>
-              <w:rPr>
-                <w:rFonts w:ascii="Arial" w:hAnsi="Arial" w:eastAsia="Arial"/>
-                <w:sz w:val="16"/>
-                <w:szCs w:val="16"/>
-                <w:color w:val="595959"/>
-              </w:rPr>
-              <w:t xml:space="preserve"/>
-            </w:r>
-          </w:p>
-        </w:tc>
-      </w:tr>
-      <w:tr>
-        <w:trPr>
-          <w:cantSplit/>
-        </w:trPr>
-        <w:tc>
-          <w:tcPr>
-            <w:tcW w:type="dxa" w:w="1000"/>
-            <w:tcMar>
-              <w:top w:type="dxa" w:w="60"/>
-              <w:left w:type="dxa" w:w="100"/>
-              <w:bottom w:type="dxa" w:w="60"/>
-              <w:right w:type="dxa" w:w="100"/>
-            </w:tcMar>
-            <w:vAlign w:val="center"/>
-          </w:tcPr>
-          <w:p>
-            <w:pPr>
-              <w:spacing w:after="0"/>
-              <w:jc w:val="center"/>
-              <w:bidi w:val="1"/>
-            </w:pPr>
-            <w:r>
-              <w:rPr>
-                <w:rFonts w:ascii="Arial" w:hAnsi="Arial" w:eastAsia="Arial"/>
-                <w:sz w:val="18"/>
-                <w:szCs w:val="18"/>
-              </w:rPr>
-              <w:t xml:space="preserve">12</w:t>
-            </w:r>
-          </w:p>
-        </w:tc>
-        <w:tc>
-          <w:tcPr>
-            <w:tcW w:type="dxa" w:w="2450"/>
-            <w:tcMar>
-              <w:top w:type="dxa" w:w="60"/>
-              <w:left w:type="dxa" w:w="100"/>
-              <w:bottom w:type="dxa" w:w="60"/>
-              <w:right w:type="dxa" w:w="100"/>
-            </w:tcMar>
-            <w:vAlign w:val="center"/>
-          </w:tcPr>
-          <w:p>
-            <w:pPr>
-              <w:spacing w:after="0"/>
-              <w:jc w:val="right"/>
-              <w:bidi w:val="1"/>
-            </w:pPr>
-            <w:r>
-              <w:rPr>
-                <w:rFonts w:ascii="Arial" w:hAnsi="Arial" w:eastAsia="Arial"/>
-                <w:sz w:val="18"/>
-                <w:szCs w:val="18"/>
-              </w:rPr>
-              <w:t xml:space="preserve">Landing و SEO و Legal</w:t>
-            </w:r>
-          </w:p>
-        </w:tc>
-        <w:tc>
-          <w:tcPr>
-            <w:tcW w:type="dxa" w:w="1400"/>
-            <w:tcMar>
-              <w:top w:type="dxa" w:w="60"/>
-              <w:left w:type="dxa" w:w="100"/>
-              <w:bottom w:type="dxa" w:w="60"/>
-              <w:right w:type="dxa" w:w="100"/>
-            </w:tcMar>
-            <w:vAlign w:val="center"/>
-          </w:tcPr>
-          <w:p>
-            <w:pPr>
-              <w:spacing w:after="0"/>
-              <w:jc w:val="center"/>
-              <w:bidi w:val="1"/>
-            </w:pPr>
-            <w:r>
-              <w:rPr>
-                <w:rFonts w:ascii="Arial" w:hAnsi="Arial" w:eastAsia="Arial"/>
-                <w:sz w:val="18"/>
-                <w:szCs w:val="18"/>
-                <w:color w:val="7F7F7F"/>
-              </w:rPr>
-              <w:t xml:space="preserve">لم تبدأ</w:t>
-            </w:r>
-          </w:p>
-        </w:tc>
-        <w:tc>
-          <w:tcPr>
-            <w:tcW w:type="dxa" w:w="1250"/>
-            <w:tcMar>
-              <w:top w:type="dxa" w:w="60"/>
-              <w:left w:type="dxa" w:w="100"/>
-              <w:bottom w:type="dxa" w:w="60"/>
-              <w:right w:type="dxa" w:w="100"/>
-            </w:tcMar>
-            <w:vAlign w:val="center"/>
-          </w:tcPr>
-          <w:p>
-            <w:pPr>
-              <w:spacing w:after="0"/>
-              <w:jc w:val="center"/>
-              <w:bidi w:val="1"/>
-            </w:pPr>
-            <w:r>
-              <w:rPr>
-                <w:rFonts w:ascii="Arial" w:hAnsi="Arial" w:eastAsia="Arial"/>
-                <w:sz w:val="18"/>
-                <w:szCs w:val="18"/>
-              </w:rPr>
-              <w:t xml:space="preserve"/>
-            </w:r>
-          </w:p>
-        </w:tc>
-        <w:tc>
-          <w:tcPr>
-            <w:tcW w:type="dxa" w:w="1300"/>
-            <w:tcMar>
-              <w:top w:type="dxa" w:w="60"/>
-              <w:left w:type="dxa" w:w="100"/>
-              <w:bottom w:type="dxa" w:w="60"/>
-              <w:right w:type="dxa" w:w="100"/>
-            </w:tcMar>
-            <w:vAlign w:val="center"/>
-          </w:tcPr>
-          <w:p>
-            <w:pPr>
-              <w:spacing w:after="0"/>
-              <w:jc w:val="center"/>
-              <w:bidi w:val="1"/>
-            </w:pPr>
-            <w:r>
-              <w:rPr>
-                <w:rFonts w:ascii="Arial" w:hAnsi="Arial" w:eastAsia="Arial"/>
-                <w:sz w:val="18"/>
-                <w:szCs w:val="18"/>
-              </w:rPr>
-              <w:t xml:space="preserve"/>
-            </w:r>
-          </w:p>
-        </w:tc>
-        <w:tc>
-          <w:tcPr>
-            <w:tcW w:type="dxa" w:w="2900"/>
-            <w:tcMar>
-              <w:top w:type="dxa" w:w="60"/>
-              <w:left w:type="dxa" w:w="100"/>
-              <w:bottom w:type="dxa" w:w="60"/>
-              <w:right w:type="dxa" w:w="100"/>
-            </w:tcMar>
-            <w:vAlign w:val="center"/>
-          </w:tcPr>
-          <w:p>
-            <w:pPr>
-              <w:spacing w:after="0"/>
-              <w:jc w:val="right"/>
-              <w:bidi w:val="1"/>
-            </w:pPr>
-            <w:r>
-              <w:rPr>
-                <w:rFonts w:ascii="Arial" w:hAnsi="Arial" w:eastAsia="Arial"/>
-                <w:sz w:val="16"/>
-                <w:szCs w:val="16"/>
-                <w:color w:val="595959"/>
-              </w:rPr>
-              <w:t xml:space="preserve"/>
-            </w:r>
-          </w:p>
-        </w:tc>
-      </w:tr>
-      <w:tr>
-        <w:trPr>
-          <w:cantSplit/>
-        </w:trPr>
-        <w:tc>
-          <w:tcPr>
-            <w:tcW w:type="dxa" w:w="1000"/>
-            <w:tcMar>
-              <w:top w:type="dxa" w:w="60"/>
-              <w:left w:type="dxa" w:w="100"/>
-              <w:bottom w:type="dxa" w:w="60"/>
-              <w:right w:type="dxa" w:w="100"/>
-            </w:tcMar>
-            <w:vAlign w:val="center"/>
-          </w:tcPr>
-          <w:p>
-            <w:pPr>
-              <w:spacing w:after="0"/>
-              <w:jc w:val="center"/>
-              <w:bidi w:val="1"/>
-            </w:pPr>
-            <w:r>
-              <w:rPr>
-                <w:rFonts w:ascii="Arial" w:hAnsi="Arial" w:eastAsia="Arial"/>
-                <w:sz w:val="18"/>
-                <w:szCs w:val="18"/>
-              </w:rPr>
-              <w:t xml:space="preserve">13</w:t>
-            </w:r>
-          </w:p>
-        </w:tc>
-        <w:tc>
-          <w:tcPr>
-            <w:tcW w:type="dxa" w:w="2450"/>
-            <w:tcMar>
-              <w:top w:type="dxa" w:w="60"/>
-              <w:left w:type="dxa" w:w="100"/>
-              <w:bottom w:type="dxa" w:w="60"/>
-              <w:right w:type="dxa" w:w="100"/>
-            </w:tcMar>
-            <w:vAlign w:val="center"/>
-          </w:tcPr>
-          <w:p>
-            <w:pPr>
-              <w:spacing w:after="0"/>
-              <w:jc w:val="right"/>
-              <w:bidi w:val="1"/>
-            </w:pPr>
-            <w:r>
-              <w:rPr>
-                <w:rFonts w:ascii="Arial" w:hAnsi="Arial" w:eastAsia="Arial"/>
-                <w:sz w:val="18"/>
-                <w:szCs w:val="18"/>
-              </w:rPr>
-              <w:t xml:space="preserve">الأمان والخصوصية</w:t>
-            </w:r>
-          </w:p>
-        </w:tc>
-        <w:tc>
-          <w:tcPr>
-            <w:tcW w:type="dxa" w:w="1400"/>
-            <w:tcMar>
-              <w:top w:type="dxa" w:w="60"/>
-              <w:left w:type="dxa" w:w="100"/>
-              <w:bottom w:type="dxa" w:w="60"/>
-              <w:right w:type="dxa" w:w="100"/>
-            </w:tcMar>
-            <w:vAlign w:val="center"/>
-          </w:tcPr>
-          <w:p>
-            <w:pPr>
-              <w:spacing w:after="0"/>
-              <w:jc w:val="center"/>
-              <w:bidi w:val="1"/>
-            </w:pPr>
-            <w:r>
-              <w:rPr>
-                <w:rFonts w:ascii="Arial" w:hAnsi="Arial" w:eastAsia="Arial"/>
-                <w:sz w:val="18"/>
-                <w:szCs w:val="18"/>
-                <w:color w:val="7F7F7F"/>
-              </w:rPr>
-              <w:t xml:space="preserve">لم تبدأ</w:t>
-            </w:r>
-          </w:p>
-        </w:tc>
-        <w:tc>
-          <w:tcPr>
-            <w:tcW w:type="dxa" w:w="1250"/>
-            <w:tcMar>
-              <w:top w:type="dxa" w:w="60"/>
-              <w:left w:type="dxa" w:w="100"/>
-              <w:bottom w:type="dxa" w:w="60"/>
-              <w:right w:type="dxa" w:w="100"/>
-            </w:tcMar>
-            <w:vAlign w:val="center"/>
-          </w:tcPr>
-          <w:p>
-            <w:pPr>
-              <w:spacing w:after="0"/>
-              <w:jc w:val="center"/>
-              <w:bidi w:val="1"/>
-            </w:pPr>
-            <w:r>
-              <w:rPr>
-                <w:rFonts w:ascii="Arial" w:hAnsi="Arial" w:eastAsia="Arial"/>
-                <w:sz w:val="18"/>
-                <w:szCs w:val="18"/>
-              </w:rPr>
-              <w:t xml:space="preserve"/>
-            </w:r>
-          </w:p>
-        </w:tc>
-        <w:tc>
-          <w:tcPr>
-            <w:tcW w:type="dxa" w:w="1300"/>
-            <w:tcMar>
-              <w:top w:type="dxa" w:w="60"/>
-              <w:left w:type="dxa" w:w="100"/>
-              <w:bottom w:type="dxa" w:w="60"/>
-              <w:right w:type="dxa" w:w="100"/>
-            </w:tcMar>
-            <w:vAlign w:val="center"/>
-          </w:tcPr>
-          <w:p>
-            <w:pPr>
-              <w:spacing w:after="0"/>
-              <w:jc w:val="center"/>
-              <w:bidi w:val="1"/>
-            </w:pPr>
-            <w:r>
-              <w:rPr>
-                <w:rFonts w:ascii="Arial" w:hAnsi="Arial" w:eastAsia="Arial"/>
-                <w:sz w:val="18"/>
-                <w:szCs w:val="18"/>
-              </w:rPr>
-              <w:t xml:space="preserve"/>
-            </w:r>
-          </w:p>
-        </w:tc>
-        <w:tc>
-          <w:tcPr>
-            <w:tcW w:type="dxa" w:w="2900"/>
-            <w:tcMar>
-              <w:top w:type="dxa" w:w="60"/>
-              <w:left w:type="dxa" w:w="100"/>
-              <w:bottom w:type="dxa" w:w="60"/>
-              <w:right w:type="dxa" w:w="100"/>
-            </w:tcMar>
-            <w:vAlign w:val="center"/>
-          </w:tcPr>
-          <w:p>
-            <w:pPr>
-              <w:spacing w:after="0"/>
-              <w:jc w:val="right"/>
-              <w:bidi w:val="1"/>
-            </w:pPr>
-            <w:r>
-              <w:rPr>
-                <w:rFonts w:ascii="Arial" w:hAnsi="Arial" w:eastAsia="Arial"/>
-                <w:sz w:val="16"/>
-                <w:szCs w:val="16"/>
-                <w:color w:val="595959"/>
-              </w:rPr>
-              <w:t xml:space="preserve">الـ Headers و Rate Limit و CSRF مجرّبة — ركّز على تدقيق الجداول المتبقية</w:t>
-            </w:r>
-          </w:p>
-        </w:tc>
-      </w:tr>
-      <w:tr>
-        <w:trPr>
-          <w:cantSplit/>
-        </w:trPr>
-        <w:tc>
-          <w:tcPr>
-            <w:tcW w:type="dxa" w:w="1000"/>
-            <w:tcMar>
-              <w:top w:type="dxa" w:w="60"/>
-              <w:left w:type="dxa" w:w="100"/>
-              <w:bottom w:type="dxa" w:w="60"/>
-              <w:right w:type="dxa" w:w="100"/>
-            </w:tcMar>
-            <w:vAlign w:val="center"/>
-          </w:tcPr>
-          <w:p>
-            <w:pPr>
-              <w:spacing w:after="0"/>
-              <w:jc w:val="center"/>
-              <w:bidi w:val="1"/>
-            </w:pPr>
-            <w:r>
-              <w:rPr>
-                <w:rFonts w:ascii="Arial" w:hAnsi="Arial" w:eastAsia="Arial"/>
-                <w:sz w:val="18"/>
-                <w:szCs w:val="18"/>
-              </w:rPr>
-              <w:t xml:space="preserve">14</w:t>
-            </w:r>
-          </w:p>
-        </w:tc>
-        <w:tc>
-          <w:tcPr>
-            <w:tcW w:type="dxa" w:w="2450"/>
-            <w:tcMar>
-              <w:top w:type="dxa" w:w="60"/>
-              <w:left w:type="dxa" w:w="100"/>
-              <w:bottom w:type="dxa" w:w="60"/>
-              <w:right w:type="dxa" w:w="100"/>
-            </w:tcMar>
-            <w:vAlign w:val="center"/>
-          </w:tcPr>
-          <w:p>
-            <w:pPr>
-              <w:spacing w:after="0"/>
-              <w:jc w:val="right"/>
-              <w:bidi w:val="1"/>
-            </w:pPr>
-            <w:r>
-              <w:rPr>
-                <w:rFonts w:ascii="Arial" w:hAnsi="Arial" w:eastAsia="Arial"/>
-                <w:sz w:val="18"/>
-                <w:szCs w:val="18"/>
-              </w:rPr>
-              <w:t xml:space="preserve">الأداء والاعتمادية</w:t>
-            </w:r>
-          </w:p>
-        </w:tc>
-        <w:tc>
-          <w:tcPr>
-            <w:tcW w:type="dxa" w:w="1400"/>
-            <w:tcMar>
-              <w:top w:type="dxa" w:w="60"/>
-              <w:left w:type="dxa" w:w="100"/>
-              <w:bottom w:type="dxa" w:w="60"/>
-              <w:right w:type="dxa" w:w="100"/>
-            </w:tcMar>
-            <w:vAlign w:val="center"/>
-          </w:tcPr>
-          <w:p>
-            <w:pPr>
-              <w:spacing w:after="0"/>
-              <w:jc w:val="center"/>
-              <w:bidi w:val="1"/>
-            </w:pPr>
-            <w:r>
-              <w:rPr>
-                <w:rFonts w:ascii="Arial" w:hAnsi="Arial" w:eastAsia="Arial"/>
-                <w:sz w:val="18"/>
-                <w:szCs w:val="18"/>
-                <w:color w:val="7F7F7F"/>
-              </w:rPr>
-              <w:t xml:space="preserve">لم تبدأ</w:t>
-            </w:r>
-          </w:p>
-        </w:tc>
-        <w:tc>
-          <w:tcPr>
-            <w:tcW w:type="dxa" w:w="1250"/>
-            <w:tcMar>
-              <w:top w:type="dxa" w:w="60"/>
-              <w:left w:type="dxa" w:w="100"/>
-              <w:bottom w:type="dxa" w:w="60"/>
-              <w:right w:type="dxa" w:w="100"/>
-            </w:tcMar>
-            <w:vAlign w:val="center"/>
-          </w:tcPr>
-          <w:p>
-            <w:pPr>
-              <w:spacing w:after="0"/>
-              <w:jc w:val="center"/>
-              <w:bidi w:val="1"/>
-            </w:pPr>
-            <w:r>
-              <w:rPr>
-                <w:rFonts w:ascii="Arial" w:hAnsi="Arial" w:eastAsia="Arial"/>
-                <w:sz w:val="18"/>
-                <w:szCs w:val="18"/>
-              </w:rPr>
-              <w:t xml:space="preserve"/>
-            </w:r>
-          </w:p>
-        </w:tc>
-        <w:tc>
-          <w:tcPr>
-            <w:tcW w:type="dxa" w:w="1300"/>
-            <w:tcMar>
-              <w:top w:type="dxa" w:w="60"/>
-              <w:left w:type="dxa" w:w="100"/>
-              <w:bottom w:type="dxa" w:w="60"/>
-              <w:right w:type="dxa" w:w="100"/>
-            </w:tcMar>
-            <w:vAlign w:val="center"/>
-          </w:tcPr>
-          <w:p>
-            <w:pPr>
-              <w:spacing w:after="0"/>
-              <w:jc w:val="center"/>
-              <w:bidi w:val="1"/>
-            </w:pPr>
-            <w:r>
-              <w:rPr>
-                <w:rFonts w:ascii="Arial" w:hAnsi="Arial" w:eastAsia="Arial"/>
-                <w:sz w:val="18"/>
-                <w:szCs w:val="18"/>
-              </w:rPr>
-              <w:t xml:space="preserve"/>
-            </w:r>
-          </w:p>
-        </w:tc>
-        <w:tc>
-          <w:tcPr>
-            <w:tcW w:type="dxa" w:w="2900"/>
-            <w:tcMar>
-              <w:top w:type="dxa" w:w="60"/>
-              <w:left w:type="dxa" w:w="100"/>
-              <w:bottom w:type="dxa" w:w="60"/>
-              <w:right w:type="dxa" w:w="100"/>
-            </w:tcMar>
-            <w:vAlign w:val="center"/>
-          </w:tcPr>
-          <w:p>
-            <w:pPr>
-              <w:spacing w:after="0"/>
-              <w:jc w:val="right"/>
-              <w:bidi w:val="1"/>
-            </w:pPr>
-            <w:r>
-              <w:rPr>
-                <w:rFonts w:ascii="Arial" w:hAnsi="Arial" w:eastAsia="Arial"/>
-                <w:sz w:val="16"/>
-                <w:szCs w:val="16"/>
-                <w:color w:val="595959"/>
-              </w:rPr>
-              <w:t xml:space="preserve">زمن الاستجابة الحالي ~0.33 ثانية — نقطة انطلاق جيدة</w:t>
-            </w:r>
-          </w:p>
-        </w:tc>
-      </w:tr>
-      <w:tr>
-        <w:trPr>
-          <w:cantSplit/>
-        </w:trPr>
-        <w:tc>
-          <w:tcPr>
-            <w:tcW w:type="dxa" w:w="1000"/>
-            <w:tcMar>
-              <w:top w:type="dxa" w:w="60"/>
-              <w:left w:type="dxa" w:w="100"/>
-              <w:bottom w:type="dxa" w:w="60"/>
-              <w:right w:type="dxa" w:w="100"/>
-            </w:tcMar>
-            <w:vAlign w:val="center"/>
-          </w:tcPr>
-          <w:p>
-            <w:pPr>
-              <w:spacing w:after="0"/>
-              <w:jc w:val="center"/>
-              <w:bidi w:val="1"/>
-            </w:pPr>
-            <w:r>
-              <w:rPr>
-                <w:rFonts w:ascii="Arial" w:hAnsi="Arial" w:eastAsia="Arial"/>
-                <w:sz w:val="18"/>
-                <w:szCs w:val="18"/>
-              </w:rPr>
-              <w:t xml:space="preserve">15</w:t>
-            </w:r>
-          </w:p>
-        </w:tc>
-        <w:tc>
-          <w:tcPr>
-            <w:tcW w:type="dxa" w:w="2450"/>
-            <w:tcMar>
-              <w:top w:type="dxa" w:w="60"/>
-              <w:left w:type="dxa" w:w="100"/>
-              <w:bottom w:type="dxa" w:w="60"/>
-              <w:right w:type="dxa" w:w="100"/>
-            </w:tcMar>
-            <w:vAlign w:val="center"/>
-          </w:tcPr>
-          <w:p>
-            <w:pPr>
-              <w:spacing w:after="0"/>
-              <w:jc w:val="right"/>
-              <w:bidi w:val="1"/>
-            </w:pPr>
-            <w:r>
-              <w:rPr>
-                <w:rFonts w:ascii="Arial" w:hAnsi="Arial" w:eastAsia="Arial"/>
-                <w:sz w:val="18"/>
-                <w:szCs w:val="18"/>
-              </w:rPr>
-              <w:t xml:space="preserve">QA شامل قبل النشر</w:t>
-            </w:r>
-          </w:p>
-        </w:tc>
-        <w:tc>
-          <w:tcPr>
-            <w:tcW w:type="dxa" w:w="1400"/>
-            <w:tcMar>
-              <w:top w:type="dxa" w:w="60"/>
-              <w:left w:type="dxa" w:w="100"/>
-              <w:bottom w:type="dxa" w:w="60"/>
-              <w:right w:type="dxa" w:w="100"/>
-            </w:tcMar>
-            <w:vAlign w:val="center"/>
-          </w:tcPr>
-          <w:p>
-            <w:pPr>
-              <w:spacing w:after="0"/>
-              <w:jc w:val="center"/>
-              <w:bidi w:val="1"/>
-            </w:pPr>
-            <w:r>
-              <w:rPr>
-                <w:rFonts w:ascii="Arial" w:hAnsi="Arial" w:eastAsia="Arial"/>
-                <w:sz w:val="18"/>
-                <w:szCs w:val="18"/>
-                <w:color w:val="7F7F7F"/>
-              </w:rPr>
-              <w:t xml:space="preserve">لم تبدأ</w:t>
-            </w:r>
-          </w:p>
-        </w:tc>
-        <w:tc>
-          <w:tcPr>
-            <w:tcW w:type="dxa" w:w="1250"/>
-            <w:tcMar>
-              <w:top w:type="dxa" w:w="60"/>
-              <w:left w:type="dxa" w:w="100"/>
-              <w:bottom w:type="dxa" w:w="60"/>
-              <w:right w:type="dxa" w:w="100"/>
-            </w:tcMar>
-            <w:vAlign w:val="center"/>
-          </w:tcPr>
-          <w:p>
-            <w:pPr>
-              <w:spacing w:after="0"/>
-              <w:jc w:val="center"/>
-              <w:bidi w:val="1"/>
-            </w:pPr>
-            <w:r>
-              <w:rPr>
-                <w:rFonts w:ascii="Arial" w:hAnsi="Arial" w:eastAsia="Arial"/>
-                <w:sz w:val="18"/>
-                <w:szCs w:val="18"/>
-              </w:rPr>
-              <w:t xml:space="preserve"/>
-            </w:r>
-          </w:p>
-        </w:tc>
-        <w:tc>
-          <w:tcPr>
-            <w:tcW w:type="dxa" w:w="1300"/>
-            <w:tcMar>
-              <w:top w:type="dxa" w:w="60"/>
-              <w:left w:type="dxa" w:w="100"/>
-              <w:bottom w:type="dxa" w:w="60"/>
-              <w:right w:type="dxa" w:w="100"/>
-            </w:tcMar>
-            <w:vAlign w:val="center"/>
-          </w:tcPr>
-          <w:p>
-            <w:pPr>
-              <w:spacing w:after="0"/>
-              <w:jc w:val="center"/>
-              <w:bidi w:val="1"/>
-            </w:pPr>
-            <w:r>
-              <w:rPr>
-                <w:rFonts w:ascii="Arial" w:hAnsi="Arial" w:eastAsia="Arial"/>
-                <w:sz w:val="18"/>
-                <w:szCs w:val="18"/>
-              </w:rPr>
-              <w:t xml:space="preserve"/>
-            </w:r>
-          </w:p>
-        </w:tc>
-        <w:tc>
-          <w:tcPr>
-            <w:tcW w:type="dxa" w:w="2900"/>
-            <w:tcMar>
-              <w:top w:type="dxa" w:w="60"/>
-              <w:left w:type="dxa" w:w="100"/>
-              <w:bottom w:type="dxa" w:w="60"/>
-              <w:right w:type="dxa" w:w="100"/>
-            </w:tcMar>
-            <w:vAlign w:val="center"/>
-          </w:tcPr>
-          <w:p>
-            <w:pPr>
-              <w:spacing w:after="0"/>
-              <w:jc w:val="right"/>
-              <w:bidi w:val="1"/>
-            </w:pPr>
-            <w:r>
-              <w:rPr>
-                <w:rFonts w:ascii="Arial" w:hAnsi="Arial" w:eastAsia="Arial"/>
-                <w:sz w:val="16"/>
-                <w:szCs w:val="16"/>
-                <w:color w:val="595959"/>
-              </w:rPr>
-              <w:t xml:space="preserve">سيناريوهات أساسية مجرّبة بنجاح — أعد استخدامها كـ Regression Suite</w:t>
-            </w:r>
-          </w:p>
-        </w:tc>
-      </w:tr>
-      <w:tr>
-        <w:trPr>
-          <w:cantSplit/>
-        </w:trPr>
-        <w:tc>
-          <w:tcPr>
-            <w:tcW w:type="dxa" w:w="1000"/>
-            <w:tcMar>
-              <w:top w:type="dxa" w:w="60"/>
-              <w:left w:type="dxa" w:w="100"/>
-              <w:bottom w:type="dxa" w:w="60"/>
-              <w:right w:type="dxa" w:w="100"/>
-            </w:tcMar>
-            <w:vAlign w:val="center"/>
-          </w:tcPr>
-          <w:p>
-            <w:pPr>
-              <w:spacing w:after="0"/>
-              <w:jc w:val="center"/>
-              <w:bidi w:val="1"/>
-            </w:pPr>
-            <w:r>
-              <w:rPr>
-                <w:rFonts w:ascii="Arial" w:hAnsi="Arial" w:eastAsia="Arial"/>
-                <w:sz w:val="18"/>
-                <w:szCs w:val="18"/>
-              </w:rPr>
-              <w:t xml:space="preserve">16</w:t>
-            </w:r>
-          </w:p>
-        </w:tc>
-        <w:tc>
-          <w:tcPr>
-            <w:tcW w:type="dxa" w:w="2450"/>
-            <w:tcMar>
-              <w:top w:type="dxa" w:w="60"/>
-              <w:left w:type="dxa" w:w="100"/>
-              <w:bottom w:type="dxa" w:w="60"/>
-              <w:right w:type="dxa" w:w="100"/>
-            </w:tcMar>
-            <w:vAlign w:val="center"/>
-          </w:tcPr>
-          <w:p>
-            <w:pPr>
-              <w:spacing w:after="0"/>
-              <w:jc w:val="right"/>
-              <w:bidi w:val="1"/>
-            </w:pPr>
-            <w:r>
-              <w:rPr>
-                <w:rFonts w:ascii="Arial" w:hAnsi="Arial" w:eastAsia="Arial"/>
-                <w:sz w:val="18"/>
-                <w:szCs w:val="18"/>
-              </w:rPr>
-              <w:t xml:space="preserve">Beta مغلقة</w:t>
-            </w:r>
-          </w:p>
-        </w:tc>
-        <w:tc>
-          <w:tcPr>
-            <w:tcW w:type="dxa" w:w="1400"/>
-            <w:tcMar>
-              <w:top w:type="dxa" w:w="60"/>
-              <w:left w:type="dxa" w:w="100"/>
-              <w:bottom w:type="dxa" w:w="60"/>
-              <w:right w:type="dxa" w:w="100"/>
-            </w:tcMar>
-            <w:vAlign w:val="center"/>
-          </w:tcPr>
-          <w:p>
-            <w:pPr>
-              <w:spacing w:after="0"/>
-              <w:jc w:val="center"/>
-              <w:bidi w:val="1"/>
-            </w:pPr>
-            <w:r>
-              <w:rPr>
-                <w:rFonts w:ascii="Arial" w:hAnsi="Arial" w:eastAsia="Arial"/>
-                <w:sz w:val="18"/>
-                <w:szCs w:val="18"/>
-                <w:color w:val="7F7F7F"/>
-              </w:rPr>
-              <w:t xml:space="preserve">لم تبدأ</w:t>
-            </w:r>
-          </w:p>
-        </w:tc>
-        <w:tc>
-          <w:tcPr>
-            <w:tcW w:type="dxa" w:w="1250"/>
-            <w:tcMar>
-              <w:top w:type="dxa" w:w="60"/>
-              <w:left w:type="dxa" w:w="100"/>
-              <w:bottom w:type="dxa" w:w="60"/>
-              <w:right w:type="dxa" w:w="100"/>
-            </w:tcMar>
-            <w:vAlign w:val="center"/>
-          </w:tcPr>
-          <w:p>
-            <w:pPr>
-              <w:spacing w:after="0"/>
-              <w:jc w:val="center"/>
-              <w:bidi w:val="1"/>
-            </w:pPr>
-            <w:r>
-              <w:rPr>
-                <w:rFonts w:ascii="Arial" w:hAnsi="Arial" w:eastAsia="Arial"/>
-                <w:sz w:val="18"/>
-                <w:szCs w:val="18"/>
-              </w:rPr>
-              <w:t xml:space="preserve"/>
-            </w:r>
-          </w:p>
-        </w:tc>
-        <w:tc>
-          <w:tcPr>
-            <w:tcW w:type="dxa" w:w="1300"/>
-            <w:tcMar>
-              <w:top w:type="dxa" w:w="60"/>
-              <w:left w:type="dxa" w:w="100"/>
-              <w:bottom w:type="dxa" w:w="60"/>
-              <w:right w:type="dxa" w:w="100"/>
-            </w:tcMar>
-            <w:vAlign w:val="center"/>
-          </w:tcPr>
-          <w:p>
-            <w:pPr>
-              <w:spacing w:after="0"/>
-              <w:jc w:val="center"/>
-              <w:bidi w:val="1"/>
-            </w:pPr>
-            <w:r>
-              <w:rPr>
-                <w:rFonts w:ascii="Arial" w:hAnsi="Arial" w:eastAsia="Arial"/>
-                <w:sz w:val="18"/>
-                <w:szCs w:val="18"/>
-              </w:rPr>
-              <w:t xml:space="preserve"/>
-            </w:r>
-          </w:p>
-        </w:tc>
-        <w:tc>
-          <w:tcPr>
-            <w:tcW w:type="dxa" w:w="2900"/>
-            <w:tcMar>
-              <w:top w:type="dxa" w:w="60"/>
-              <w:left w:type="dxa" w:w="100"/>
-              <w:bottom w:type="dxa" w:w="60"/>
-              <w:right w:type="dxa" w:w="100"/>
-            </w:tcMar>
-            <w:vAlign w:val="center"/>
-          </w:tcPr>
-          <w:p>
-            <w:pPr>
-              <w:spacing w:after="0"/>
-              <w:jc w:val="right"/>
-              <w:bidi w:val="1"/>
-            </w:pPr>
-            <w:r>
-              <w:rPr>
-                <w:rFonts w:ascii="Arial" w:hAnsi="Arial" w:eastAsia="Arial"/>
-                <w:sz w:val="16"/>
-                <w:szCs w:val="16"/>
-                <w:color w:val="595959"/>
-              </w:rPr>
-              <w:t xml:space="preserve"/>
-            </w:r>
-          </w:p>
-        </w:tc>
-      </w:tr>
-      <w:tr>
-        <w:trPr>
-          <w:cantSplit/>
-        </w:trPr>
-        <w:tc>
-          <w:tcPr>
-            <w:tcW w:type="dxa" w:w="1000"/>
-            <w:tcMar>
-              <w:top w:type="dxa" w:w="60"/>
-              <w:left w:type="dxa" w:w="100"/>
-              <w:bottom w:type="dxa" w:w="60"/>
-              <w:right w:type="dxa" w:w="100"/>
-            </w:tcMar>
-            <w:vAlign w:val="center"/>
-          </w:tcPr>
-          <w:p>
-            <w:pPr>
-              <w:spacing w:after="0"/>
-              <w:jc w:val="center"/>
-              <w:bidi w:val="1"/>
-            </w:pPr>
-            <w:r>
-              <w:rPr>
-                <w:rFonts w:ascii="Arial" w:hAnsi="Arial" w:eastAsia="Arial"/>
-                <w:sz w:val="18"/>
-                <w:szCs w:val="18"/>
-              </w:rPr>
-              <w:t xml:space="preserve">17</w:t>
-            </w:r>
-          </w:p>
-        </w:tc>
-        <w:tc>
-          <w:tcPr>
-            <w:tcW w:type="dxa" w:w="2450"/>
-            <w:tcMar>
-              <w:top w:type="dxa" w:w="60"/>
-              <w:left w:type="dxa" w:w="100"/>
-              <w:bottom w:type="dxa" w:w="60"/>
-              <w:right w:type="dxa" w:w="100"/>
-            </w:tcMar>
-            <w:vAlign w:val="center"/>
-          </w:tcPr>
-          <w:p>
-            <w:pPr>
-              <w:spacing w:after="0"/>
-              <w:jc w:val="right"/>
-              <w:bidi w:val="1"/>
-            </w:pPr>
-            <w:r>
-              <w:rPr>
-                <w:rFonts w:ascii="Arial" w:hAnsi="Arial" w:eastAsia="Arial"/>
-                <w:sz w:val="18"/>
-                <w:szCs w:val="18"/>
-              </w:rPr>
-              <w:t xml:space="preserve">الإطلاق العام</w:t>
-            </w:r>
-          </w:p>
-        </w:tc>
-        <w:tc>
-          <w:tcPr>
-            <w:tcW w:type="dxa" w:w="1400"/>
-            <w:tcMar>
-              <w:top w:type="dxa" w:w="60"/>
-              <w:left w:type="dxa" w:w="100"/>
-              <w:bottom w:type="dxa" w:w="60"/>
-              <w:right w:type="dxa" w:w="100"/>
-            </w:tcMar>
-            <w:vAlign w:val="center"/>
-          </w:tcPr>
-          <w:p>
-            <w:pPr>
-              <w:spacing w:after="0"/>
-              <w:jc w:val="center"/>
-              <w:bidi w:val="1"/>
-            </w:pPr>
-            <w:r>
-              <w:rPr>
-                <w:rFonts w:ascii="Arial" w:hAnsi="Arial" w:eastAsia="Arial"/>
-                <w:sz w:val="18"/>
-                <w:szCs w:val="18"/>
-                <w:color w:val="7F7F7F"/>
-              </w:rPr>
-              <w:t xml:space="preserve">لم تبدأ</w:t>
-            </w:r>
-          </w:p>
-        </w:tc>
-        <w:tc>
-          <w:tcPr>
-            <w:tcW w:type="dxa" w:w="1250"/>
-            <w:tcMar>
-              <w:top w:type="dxa" w:w="60"/>
-              <w:left w:type="dxa" w:w="100"/>
-              <w:bottom w:type="dxa" w:w="60"/>
-              <w:right w:type="dxa" w:w="100"/>
-            </w:tcMar>
-            <w:vAlign w:val="center"/>
-          </w:tcPr>
-          <w:p>
-            <w:pPr>
-              <w:spacing w:after="0"/>
-              <w:jc w:val="center"/>
-              <w:bidi w:val="1"/>
-            </w:pPr>
-            <w:r>
-              <w:rPr>
-                <w:rFonts w:ascii="Arial" w:hAnsi="Arial" w:eastAsia="Arial"/>
-                <w:sz w:val="18"/>
-                <w:szCs w:val="18"/>
-              </w:rPr>
-              <w:t xml:space="preserve"/>
-            </w:r>
-          </w:p>
-        </w:tc>
-        <w:tc>
-          <w:tcPr>
-            <w:tcW w:type="dxa" w:w="1300"/>
-            <w:tcMar>
-              <w:top w:type="dxa" w:w="60"/>
-              <w:left w:type="dxa" w:w="100"/>
-              <w:bottom w:type="dxa" w:w="60"/>
-              <w:right w:type="dxa" w:w="100"/>
-            </w:tcMar>
-            <w:vAlign w:val="center"/>
-          </w:tcPr>
-          <w:p>
-            <w:pPr>
-              <w:spacing w:after="0"/>
-              <w:jc w:val="center"/>
-              <w:bidi w:val="1"/>
-            </w:pPr>
-            <w:r>
-              <w:rPr>
-                <w:rFonts w:ascii="Arial" w:hAnsi="Arial" w:eastAsia="Arial"/>
-                <w:sz w:val="18"/>
-                <w:szCs w:val="18"/>
-              </w:rPr>
-              <w:t xml:space="preserve"/>
-            </w:r>
-          </w:p>
-        </w:tc>
-        <w:tc>
-          <w:tcPr>
-            <w:tcW w:type="dxa" w:w="2900"/>
-            <w:tcMar>
-              <w:top w:type="dxa" w:w="60"/>
-              <w:left w:type="dxa" w:w="100"/>
-              <w:bottom w:type="dxa" w:w="60"/>
-              <w:right w:type="dxa" w:w="100"/>
-            </w:tcMar>
-            <w:vAlign w:val="center"/>
-          </w:tcPr>
-          <w:p>
-            <w:pPr>
-              <w:spacing w:after="0"/>
-              <w:jc w:val="right"/>
-              <w:bidi w:val="1"/>
-            </w:pPr>
-            <w:r>
-              <w:rPr>
-                <w:rFonts w:ascii="Arial" w:hAnsi="Arial" w:eastAsia="Arial"/>
-                <w:sz w:val="16"/>
-                <w:szCs w:val="16"/>
-                <w:color w:val="595959"/>
-              </w:rPr>
-              <w:t xml:space="preserve"/>
-            </w:r>
-          </w:p>
-        </w:tc>
-      </w:tr>
-      <w:tr>
-        <w:trPr>
-          <w:cantSplit/>
-        </w:trPr>
-        <w:tc>
-          <w:tcPr>
-            <w:tcW w:type="dxa" w:w="1000"/>
-            <w:tcMar>
-              <w:top w:type="dxa" w:w="60"/>
-              <w:left w:type="dxa" w:w="100"/>
-              <w:bottom w:type="dxa" w:w="60"/>
-              <w:right w:type="dxa" w:w="100"/>
-            </w:tcMar>
-            <w:vAlign w:val="center"/>
-          </w:tcPr>
-          <w:p>
-            <w:pPr>
-              <w:spacing w:after="0"/>
-              <w:jc w:val="center"/>
-              <w:bidi w:val="1"/>
-            </w:pPr>
-            <w:r>
-              <w:rPr>
-                <w:rFonts w:ascii="Arial" w:hAnsi="Arial" w:eastAsia="Arial"/>
-                <w:sz w:val="18"/>
-                <w:szCs w:val="18"/>
-              </w:rPr>
-              <w:t xml:space="preserve">18</w:t>
-            </w:r>
-          </w:p>
-        </w:tc>
-        <w:tc>
-          <w:tcPr>
-            <w:tcW w:type="dxa" w:w="2450"/>
-            <w:tcMar>
-              <w:top w:type="dxa" w:w="60"/>
-              <w:left w:type="dxa" w:w="100"/>
-              <w:bottom w:type="dxa" w:w="60"/>
-              <w:right w:type="dxa" w:w="100"/>
-            </w:tcMar>
-            <w:vAlign w:val="center"/>
-          </w:tcPr>
-          <w:p>
-            <w:pPr>
-              <w:spacing w:after="0"/>
-              <w:jc w:val="right"/>
-              <w:bidi w:val="1"/>
-            </w:pPr>
-            <w:r>
-              <w:rPr>
-                <w:rFonts w:ascii="Arial" w:hAnsi="Arial" w:eastAsia="Arial"/>
-                <w:sz w:val="18"/>
-                <w:szCs w:val="18"/>
-              </w:rPr>
-              <w:t xml:space="preserve">ما بعد الإطلاق — أول 30 يومًا</w:t>
-            </w:r>
-          </w:p>
-        </w:tc>
-        <w:tc>
-          <w:tcPr>
-            <w:tcW w:type="dxa" w:w="1400"/>
-            <w:tcMar>
-              <w:top w:type="dxa" w:w="60"/>
-              <w:left w:type="dxa" w:w="100"/>
-              <w:bottom w:type="dxa" w:w="60"/>
-              <w:right w:type="dxa" w:w="100"/>
-            </w:tcMar>
-            <w:vAlign w:val="center"/>
-          </w:tcPr>
-          <w:p>
-            <w:pPr>
-              <w:spacing w:after="0"/>
-              <w:jc w:val="center"/>
-              <w:bidi w:val="1"/>
-            </w:pPr>
-            <w:r>
-              <w:rPr>
-                <w:rFonts w:ascii="Arial" w:hAnsi="Arial" w:eastAsia="Arial"/>
-                <w:sz w:val="18"/>
-                <w:szCs w:val="18"/>
-                <w:color w:val="7F7F7F"/>
-              </w:rPr>
-              <w:t xml:space="preserve">لم تبدأ</w:t>
-            </w:r>
-          </w:p>
-        </w:tc>
-        <w:tc>
-          <w:tcPr>
-            <w:tcW w:type="dxa" w:w="1250"/>
-            <w:tcMar>
-              <w:top w:type="dxa" w:w="60"/>
-              <w:left w:type="dxa" w:w="100"/>
-              <w:bottom w:type="dxa" w:w="60"/>
-              <w:right w:type="dxa" w:w="100"/>
-            </w:tcMar>
-            <w:vAlign w:val="center"/>
-          </w:tcPr>
-          <w:p>
-            <w:pPr>
-              <w:spacing w:after="0"/>
-              <w:jc w:val="center"/>
-              <w:bidi w:val="1"/>
-            </w:pPr>
-            <w:r>
-              <w:rPr>
-                <w:rFonts w:ascii="Arial" w:hAnsi="Arial" w:eastAsia="Arial"/>
-                <w:sz w:val="18"/>
-                <w:szCs w:val="18"/>
-              </w:rPr>
-              <w:t xml:space="preserve"/>
-            </w:r>
-          </w:p>
-        </w:tc>
-        <w:tc>
-          <w:tcPr>
-            <w:tcW w:type="dxa" w:w="1300"/>
-            <w:tcMar>
-              <w:top w:type="dxa" w:w="60"/>
-              <w:left w:type="dxa" w:w="100"/>
-              <w:bottom w:type="dxa" w:w="60"/>
-              <w:right w:type="dxa" w:w="100"/>
-            </w:tcMar>
-            <w:vAlign w:val="center"/>
-          </w:tcPr>
-          <w:p>
-            <w:pPr>
-              <w:spacing w:after="0"/>
-              <w:jc w:val="center"/>
-              <w:bidi w:val="1"/>
-            </w:pPr>
-            <w:r>
-              <w:rPr>
-                <w:rFonts w:ascii="Arial" w:hAnsi="Arial" w:eastAsia="Arial"/>
-                <w:sz w:val="18"/>
-                <w:szCs w:val="18"/>
-              </w:rPr>
-              <w:t xml:space="preserve"/>
-            </w:r>
-          </w:p>
-        </w:tc>
-        <w:tc>
-          <w:tcPr>
-            <w:tcW w:type="dxa" w:w="2900"/>
-            <w:tcMar>
-              <w:top w:type="dxa" w:w="60"/>
-              <w:left w:type="dxa" w:w="100"/>
-              <w:bottom w:type="dxa" w:w="60"/>
-              <w:right w:type="dxa" w:w="100"/>
-            </w:tcMar>
-            <w:vAlign w:val="center"/>
-          </w:tcPr>
-          <w:p>
-            <w:pPr>
-              <w:spacing w:after="0"/>
-              <w:jc w:val="right"/>
-              <w:bidi w:val="1"/>
-            </w:pPr>
-            <w:r>
-              <w:rPr>
-                <w:rFonts w:ascii="Arial" w:hAnsi="Arial" w:eastAsia="Arial"/>
-                <w:sz w:val="16"/>
-                <w:szCs w:val="16"/>
-                <w:color w:val="595959"/>
-              </w:rPr>
-              <w:t xml:space="preserve"/>
-            </w:r>
-          </w:p>
-        </w:tc>
-      </w:tr>
-    </w:tbl>
-    <w:p>
-      <w:pPr>
-        <w:pStyle w:val="SmallNote"/>
-        <w:spacing w:after="100"/>
-        <w:jc w:val="right"/>
-        <w:bidi w:val="1"/>
-      </w:pPr>
-      <w:r>
-        <w:t xml:space="preserve">إيقاع مراجعة مقترح: راجع اللوحة أسبوعيًا — إذا بقيت أي مرحلة «قيد التنفيذ» أكثر من أسبوعين متتاليين فهذه إشارة صريحة إلى أن نطاق المرحلة يحتاج تجميدًا أو تقسيمًا.</w:t>
       </w:r>
     </w:p>
     <w:p>
@@ -4507,69 +767,6 @@
         <w:t>2. المرحلة صفر — تثبيت المتطلبات والـMVP</w:t>
       </w:r>
     </w:p>
-    <w:tbl>
-      <w:tblPr>
-        <w:tblStyle w:val="TableGrid"/>
-        <w:tblW w:type="auto" w:w="0"/>
-        <w:jc w:val="center"/>
-        <w:tblLayout w:type="fixed"/>
-        <w:tblLook w:val="04A0" w:firstColumn="1" w:firstRow="1" w:lastColumn="0" w:lastRow="0" w:noHBand="0" w:noVBand="1"/>
-      </w:tblPr>
-      <w:tblGrid>
-        <w:gridCol w:w="10300"/>
-      </w:tblGrid>
-      <w:tr>
-        <w:trPr>
-          <w:cantSplit/>
-        </w:trPr>
-        <w:tc>
-          <w:tcPr>
-            <w:tcW w:type="dxa" w:w="10300"/>
-            <w:tcMar>
-              <w:top w:type="dxa" w:w="60"/>
-              <w:left w:type="dxa" w:w="100"/>
-              <w:bottom w:type="dxa" w:w="60"/>
-              <w:right w:type="dxa" w:w="100"/>
-            </w:tcMar>
-            <w:vAlign w:val="center"/>
-            <w:shd w:val="clear" w:color="auto" w:fill="FFF6DF"/>
-          </w:tcPr>
-          <w:p>
-            <w:pPr>
-              <w:spacing w:after="60"/>
-              <w:jc w:val="right"/>
-              <w:bidi w:val="1"/>
-            </w:pPr>
-            <w:r>
-              <w:rPr>
-                <w:rFonts w:ascii="Arial" w:hAnsi="Arial" w:eastAsia="Arial"/>
-                <w:b/>
-                <w:bCs/>
-                <w:sz w:val="20"/>
-                <w:szCs w:val="20"/>
-              </w:rPr>
-              <w:t xml:space="preserve">بطاقة متابعة — المرحلة صفر (الترتيب 01/18):   [ ] لم تبدأ    [ ] قيد التنفيذ    [x] منجزة</w:t>
-            </w:r>
-          </w:p>
-          <w:p>
-            <w:pPr>
-              <w:spacing w:after="0"/>
-              <w:jc w:val="right"/>
-              <w:bidi w:val="1"/>
-            </w:pPr>
-            <w:r>
-              <w:rPr>
-                <w:rFonts w:ascii="Arial" w:hAnsi="Arial" w:eastAsia="Arial"/>
-                <w:sz w:val="18"/>
-                <w:szCs w:val="18"/>
-                <w:color w:val="404040"/>
-              </w:rPr>
-              <w:t xml:space="preserve">تاريخ البدء: 11 سبتمبر 2026   تاريخ الإنجاز: 11 سبتمبر 2026   المنفّذ: Super Z</w:t>
-            </w:r>
-          </w:p>
-        </w:tc>
-      </w:tr>
-    </w:tbl>
     <w:p>
       <w:pPr>
         <w:jc w:val="right"/>
@@ -4596,7 +793,7 @@
         <w:bidi w:val="1"/>
       </w:pPr>
       <w:r>
-        <w:t>[x] كتابة قائمة Features الحالية في ملف واحد وتقسيمها إلى: ضروري للإطلاق / مؤجل / ملغي.</w:t>
+        <w:t>[✓] كتابة قائمة Features الحالية في ملف واحد وتقسيمها إلى: ضروري للإطلاق / مؤجل / ملغي.</w:t>
       </w:r>
     </w:p>
     <w:p>
@@ -4606,7 +803,7 @@
         <w:bidi w:val="1"/>
       </w:pPr>
       <w:r>
-        <w:t>[x] تعريف رحلة المستخدم من التسجيل حتى الاستخدام اليومي ثم الترقية.</w:t>
+        <w:t>[✓] تعريف رحلة المستخدم من التسجيل حتى الاستخدام اليومي ثم الترقية.</w:t>
       </w:r>
     </w:p>
     <w:p>
@@ -4616,7 +813,7 @@
         <w:bidi w:val="1"/>
       </w:pPr>
       <w:r>
-        <w:t>[x] تثبيت الخطط الثلاث وحدود كل خطة بشكل أولي.</w:t>
+        <w:t>[✓] تثبيت الخطط الثلاث وحدود كل خطة بشكل أولي.</w:t>
       </w:r>
     </w:p>
     <w:p>
@@ -4626,7 +823,7 @@
         <w:bidi w:val="1"/>
       </w:pPr>
       <w:r>
-        <w:t>[x] تحديد أماكن الإعلانات المسموح بها للـFree فقط.</w:t>
+        <w:t>[✓] تحديد أماكن الإعلانات المسموح بها للـFree فقط.</w:t>
       </w:r>
     </w:p>
     <w:p>
@@ -4636,7 +833,7 @@
         <w:bidi w:val="1"/>
       </w:pPr>
       <w:r>
-        <w:t>[x] تحديد ما الذي يعتبر Community وما الذي يعتبر بيانات خاصة.</w:t>
+        <w:t>[✓] تحديد ما الذي يعتبر Community وما الذي يعتبر بيانات خاصة.</w:t>
       </w:r>
     </w:p>
     <w:p>
@@ -4646,7 +843,7 @@
         <w:bidi w:val="1"/>
       </w:pPr>
       <w:r>
-        <w:t>[x] تحديد أدوات MCP التي ستتاح في Max في النسخة الأولى.</w:t>
+        <w:t>[✓] تحديد أدوات MCP التي ستتاح في Max في النسخة الأولى.</w:t>
       </w:r>
     </w:p>
     <w:p>
@@ -4656,7 +853,7 @@
         <w:bidi w:val="1"/>
       </w:pPr>
       <w:r>
-        <w:t>[x] تحديد قنوات الإشعارات: In-App + Web Push في الإصدار الأول.</w:t>
+        <w:t>[✓] تحديد قنوات الإشعارات: In-App + Web Push في الإصدار الأول.</w:t>
       </w:r>
     </w:p>
     <w:p>
@@ -4666,7 +863,7 @@
         <w:bidi w:val="1"/>
       </w:pPr>
       <w:r>
-        <w:t>[x] تحديد طريقة الدفع الأولية يدويًا، ثم ترك باب Payment Gateway مفتوحًا للمستقبل.</w:t>
+        <w:t>[✓] تحديد طريقة الدفع الأولية يدويًا، ثم ترك باب Payment Gateway مفتوحًا للمستقبل.</w:t>
       </w:r>
     </w:p>
     <w:p>
@@ -4686,7 +883,7 @@
         <w:bidi w:val="1"/>
       </w:pPr>
       <w:r>
-        <w:t>[x] لدينا Scope مغلق للإطلاق وقائمة مؤجلة منفصلة.</w:t>
+        <w:t>[✓] لدينا Scope مغلق للإطلاق وقائمة مؤجلة منفصلة.</w:t>
       </w:r>
     </w:p>
     <w:p>
@@ -4696,7 +893,7 @@
         <w:bidi w:val="1"/>
       </w:pPr>
       <w:r>
-        <w:t>[x] كل Feature لها مالك تقني/مسار تنفيذ واضح.</w:t>
+        <w:t>[✓] كل Feature لها مالك تقني/مسار تنفيذ واضح.</w:t>
       </w:r>
     </w:p>
     <w:p>
@@ -4706,7 +903,7 @@
         <w:bidi w:val="1"/>
       </w:pPr>
       <w:r>
-        <w:t>[x] لا توجد أسئلة معمارية كبيرة معلقة تمنع البدء.</w:t>
+        <w:t>[✓] لا توجد أسئلة معمارية كبيرة معلقة تمنع البدء.</w:t>
       </w:r>
     </w:p>
     <w:p>
@@ -4724,69 +921,6 @@
         <w:t>3. المرحلة الأولى — Audit وتنظيف المشروع</w:t>
       </w:r>
     </w:p>
-    <w:tbl>
-      <w:tblPr>
-        <w:tblStyle w:val="TableGrid"/>
-        <w:tblW w:type="auto" w:w="0"/>
-        <w:jc w:val="center"/>
-        <w:tblLayout w:type="fixed"/>
-        <w:tblLook w:val="04A0" w:firstColumn="1" w:firstRow="1" w:lastColumn="0" w:lastRow="0" w:noHBand="0" w:noVBand="1"/>
-      </w:tblPr>
-      <w:tblGrid>
-        <w:gridCol w:w="10300"/>
-      </w:tblGrid>
-      <w:tr>
-        <w:trPr>
-          <w:cantSplit/>
-        </w:trPr>
-        <w:tc>
-          <w:tcPr>
-            <w:tcW w:type="dxa" w:w="10300"/>
-            <w:tcMar>
-              <w:top w:type="dxa" w:w="60"/>
-              <w:left w:type="dxa" w:w="100"/>
-              <w:bottom w:type="dxa" w:w="60"/>
-              <w:right w:type="dxa" w:w="100"/>
-            </w:tcMar>
-            <w:vAlign w:val="center"/>
-            <w:shd w:val="clear" w:color="auto" w:fill="FFF6DF"/>
-          </w:tcPr>
-          <w:p>
-            <w:pPr>
-              <w:spacing w:after="60"/>
-              <w:jc w:val="right"/>
-              <w:bidi w:val="1"/>
-            </w:pPr>
-            <w:r>
-              <w:rPr>
-                <w:rFonts w:ascii="Arial" w:hAnsi="Arial" w:eastAsia="Arial"/>
-                <w:b/>
-                <w:bCs/>
-                <w:sz w:val="20"/>
-                <w:szCs w:val="20"/>
-              </w:rPr>
-              <w:t xml:space="preserve">بطاقة متابعة — المرحلة الأولى (الترتيب 02/18):   [ ] لم تبدأ    [ ] قيد التنفيذ    [x] منجزة</w:t>
-            </w:r>
-          </w:p>
-          <w:p>
-            <w:pPr>
-              <w:spacing w:after="0"/>
-              <w:jc w:val="right"/>
-              <w:bidi w:val="1"/>
-            </w:pPr>
-            <w:r>
-              <w:rPr>
-                <w:rFonts w:ascii="Arial" w:hAnsi="Arial" w:eastAsia="Arial"/>
-                <w:sz w:val="18"/>
-                <w:szCs w:val="18"/>
-                <w:color w:val="404040"/>
-              </w:rPr>
-              <w:t xml:space="preserve">تاريخ البدء: 11 سبتمبر 2026   تاريخ الإنجاز: 11 سبتمبر 2026   المنفّذ: Super Z</w:t>
-            </w:r>
-          </w:p>
-        </w:tc>
-      </w:tr>
-    </w:tbl>
     <w:p>
       <w:pPr>
         <w:jc w:val="right"/>
@@ -4813,7 +947,7 @@
         <w:bidi w:val="1"/>
       </w:pPr>
       <w:r>
-        <w:t>[x] مراجعة الصفحات والمسارات والـLayouts.</w:t>
+        <w:t>[✓] مراجعة الصفحات والمسارات والـLayouts.</w:t>
       </w:r>
     </w:p>
     <w:p>
@@ -4823,7 +957,7 @@
         <w:bidi w:val="1"/>
       </w:pPr>
       <w:r>
-        <w:t>[x] حذف Components غير المستخدمة والنسخ المكررة.</w:t>
+        <w:t>[✓] حذف Components غير المستخدمة والنسخ المكررة.</w:t>
       </w:r>
     </w:p>
     <w:p>
@@ -4833,7 +967,7 @@
         <w:bidi w:val="1"/>
       </w:pPr>
       <w:r>
-        <w:t>[x] توحيد Buttons, Inputs, Modals, Cards, Toasts, Empty States.</w:t>
+        <w:t>[✓] توحيد Buttons, Inputs, Modals, Cards, Toasts, Empty States.</w:t>
       </w:r>
     </w:p>
     <w:p>
@@ -4843,7 +977,7 @@
         <w:bidi w:val="1"/>
       </w:pPr>
       <w:r>
-        <w:t>[x] تنظيف state management والـhooks.</w:t>
+        <w:t>[✓] تنظيف state management والـhooks.</w:t>
       </w:r>
     </w:p>
     <w:p>
@@ -4853,7 +987,7 @@
         <w:bidi w:val="1"/>
       </w:pPr>
       <w:r>
-        <w:t>[x] مراجعة loading/error/empty states.</w:t>
+        <w:t>[✓] مراجعة loading/error/empty states.</w:t>
       </w:r>
     </w:p>
     <w:p>
@@ -4863,7 +997,7 @@
         <w:bidi w:val="1"/>
       </w:pPr>
       <w:r>
-        <w:t>[x] مراجعة Responsive على الموبايل أولًا.</w:t>
+        <w:t>[✓] مراجعة Responsive على الموبايل أولًا.</w:t>
       </w:r>
     </w:p>
     <w:p>
@@ -4873,7 +1007,7 @@
         <w:bidi w:val="1"/>
       </w:pPr>
       <w:r>
-        <w:t>[x] توحيد أسماء الملفات والمسارات والـtypes.</w:t>
+        <w:t>[✓] توحيد أسماء الملفات والمسارات والـtypes.</w:t>
       </w:r>
     </w:p>
     <w:p>
@@ -4893,7 +1027,7 @@
         <w:bidi w:val="1"/>
       </w:pPr>
       <w:r>
-        <w:t>[x] مراجعة جميع الجداول والـcolumns والـindexes في Supabase.</w:t>
+        <w:t>[✓] مراجعة جميع الجداول والـcolumns والـindexes في Supabase.</w:t>
       </w:r>
     </w:p>
     <w:p>
@@ -4903,7 +1037,7 @@
         <w:bidi w:val="1"/>
       </w:pPr>
       <w:r>
-        <w:t>[x] حذف الجداول المهجورة أو غير المستخدمة.</w:t>
+        <w:t>[✓] حذف الجداول المهجورة أو غير المستخدمة.</w:t>
       </w:r>
     </w:p>
     <w:p>
@@ -4913,7 +1047,7 @@
         <w:bidi w:val="1"/>
       </w:pPr>
       <w:r>
-        <w:t>[x] توحيد العلاقات والمفاتيح.</w:t>
+        <w:t>[✓] توحيد العلاقات والمفاتيح.</w:t>
       </w:r>
     </w:p>
     <w:p>
@@ -4923,7 +1057,7 @@
         <w:bidi w:val="1"/>
       </w:pPr>
       <w:r>
-        <w:t>[x] مراجعة Server Actions / API Routes / Edge Functions.</w:t>
+        <w:t>[✓] مراجعة Server Actions / API Routes / Edge Functions.</w:t>
       </w:r>
     </w:p>
     <w:p>
@@ -4933,7 +1067,7 @@
         <w:bidi w:val="1"/>
       </w:pPr>
       <w:r>
-        <w:t>[x] منع أي أسرار أو مفاتيح سرية في Client code.</w:t>
+        <w:t>[✓] منع أي أسرار أو مفاتيح سرية في Client code.</w:t>
       </w:r>
     </w:p>
     <w:p>
@@ -4943,7 +1077,7 @@
         <w:bidi w:val="1"/>
       </w:pPr>
       <w:r>
-        <w:t>[x] إضافة validation مركزي للمدخلات الحساسة.</w:t>
+        <w:t>[✓] إضافة validation مركزي للمدخلات الحساسة.</w:t>
       </w:r>
     </w:p>
     <w:p>
@@ -4963,7 +1097,7 @@
         <w:bidi w:val="1"/>
       </w:pPr>
       <w:r>
-        <w:t>[x] Build ينجح بدون warnings حرجة أو imports ميتة معروفة.</w:t>
+        <w:t>[✓] Build ينجح بدون warnings حرجة أو imports ميتة معروفة.</w:t>
       </w:r>
     </w:p>
     <w:p>
@@ -4973,7 +1107,7 @@
         <w:bidi w:val="1"/>
       </w:pPr>
       <w:r>
-        <w:t>[x] لا توجد Features مكسورة في الرحلات الأساسية.</w:t>
+        <w:t>[✓] لا توجد Features مكسورة في الرحلات الأساسية.</w:t>
       </w:r>
     </w:p>
     <w:p>
@@ -4983,7 +1117,7 @@
         <w:bidi w:val="1"/>
       </w:pPr>
       <w:r>
-        <w:t>[x] قاعدة البيانات مفهومة ومُوثقة.</w:t>
+        <w:t>[✓] قاعدة البيانات مفهومة ومُوثقة.</w:t>
       </w:r>
     </w:p>
     <w:p>
@@ -5001,69 +1135,6 @@
         <w:t>4. المرحلة الثانية — تأسيس Design System وهوية أوج</w:t>
       </w:r>
     </w:p>
-    <w:tbl>
-      <w:tblPr>
-        <w:tblStyle w:val="TableGrid"/>
-        <w:tblW w:type="auto" w:w="0"/>
-        <w:jc w:val="center"/>
-        <w:tblLayout w:type="fixed"/>
-        <w:tblLook w:val="04A0" w:firstColumn="1" w:firstRow="1" w:lastColumn="0" w:lastRow="0" w:noHBand="0" w:noVBand="1"/>
-      </w:tblPr>
-      <w:tblGrid>
-        <w:gridCol w:w="10300"/>
-      </w:tblGrid>
-      <w:tr>
-        <w:trPr>
-          <w:cantSplit/>
-        </w:trPr>
-        <w:tc>
-          <w:tcPr>
-            <w:tcW w:type="dxa" w:w="10300"/>
-            <w:tcMar>
-              <w:top w:type="dxa" w:w="60"/>
-              <w:left w:type="dxa" w:w="100"/>
-              <w:bottom w:type="dxa" w:w="60"/>
-              <w:right w:type="dxa" w:w="100"/>
-            </w:tcMar>
-            <w:vAlign w:val="center"/>
-            <w:shd w:val="clear" w:color="auto" w:fill="FFF6DF"/>
-          </w:tcPr>
-          <w:p>
-            <w:pPr>
-              <w:spacing w:after="60"/>
-              <w:jc w:val="right"/>
-              <w:bidi w:val="1"/>
-            </w:pPr>
-            <w:r>
-              <w:rPr>
-                <w:rFonts w:ascii="Arial" w:hAnsi="Arial" w:eastAsia="Arial"/>
-                <w:b/>
-                <w:bCs/>
-                <w:sz w:val="20"/>
-                <w:szCs w:val="20"/>
-              </w:rPr>
-              <w:t xml:space="preserve">بطاقة متابعة — المرحلة الثانية (الترتيب 03/18):   [ ] لم تبدأ    [ ] قيد التنفيذ    [x] منجزة</w:t>
-            </w:r>
-          </w:p>
-          <w:p>
-            <w:pPr>
-              <w:spacing w:after="0"/>
-              <w:jc w:val="right"/>
-              <w:bidi w:val="1"/>
-            </w:pPr>
-            <w:r>
-              <w:rPr>
-                <w:rFonts w:ascii="Arial" w:hAnsi="Arial" w:eastAsia="Arial"/>
-                <w:sz w:val="18"/>
-                <w:szCs w:val="18"/>
-                <w:color w:val="404040"/>
-              </w:rPr>
-              <w:t xml:space="preserve">تاريخ البدء: 11 سبتمبر 2026   تاريخ الإنجاز: 11 سبتمبر 2026   المنفّذ: Super Z</w:t>
-            </w:r>
-          </w:p>
-        </w:tc>
-      </w:tr>
-    </w:tbl>
     <w:p>
       <w:pPr>
         <w:jc w:val="right"/>
@@ -5090,7 +1161,7 @@
         <w:bidi w:val="1"/>
       </w:pPr>
       <w:r>
-        <w:t>[x] استبدال Rise OS بالهوية النصية أوج في كل الأماكن.</w:t>
+        <w:t>[✓] استبدال Rise OS بالهوية النصية أوج في كل الأماكن.</w:t>
       </w:r>
     </w:p>
     <w:p>
@@ -5100,7 +1171,7 @@
         <w:bidi w:val="1"/>
       </w:pPr>
       <w:r>
-        <w:t>[x] تثبيت awj.life كعنوان المنتج عند الجاهزية.</w:t>
+        <w:t>[✓] تثبيت awj.life كعنوان المنتج عند الجاهزية.</w:t>
       </w:r>
     </w:p>
     <w:p>
@@ -5110,7 +1181,7 @@
         <w:bidi w:val="1"/>
       </w:pPr>
       <w:r>
-        <w:t>[x] اعتماد Logo/Favicon أساسيين.</w:t>
+        <w:t>[✓] اعتماد Logo/Favicon أساسيين.</w:t>
       </w:r>
     </w:p>
     <w:p>
@@ -5120,7 +1191,7 @@
         <w:bidi w:val="1"/>
       </w:pPr>
       <w:r>
-        <w:t>[x] تثبيت Typography وSpacing وRadius وShadow وBreakpoints.</w:t>
+        <w:t>[✓] تثبيت Typography وSpacing وRadius وShadow وBreakpoints.</w:t>
       </w:r>
     </w:p>
     <w:p>
@@ -5130,7 +1201,7 @@
         <w:bidi w:val="1"/>
       </w:pPr>
       <w:r>
-        <w:t>[x] إنشاء Design Tokens للألوان والأحجام.</w:t>
+        <w:t>[✓] إنشاء Design Tokens للألوان والأحجام.</w:t>
       </w:r>
     </w:p>
     <w:p>
@@ -5140,7 +1211,7 @@
         <w:bidi w:val="1"/>
       </w:pPr>
       <w:r>
-        <w:t>[x] توحيد حالات النجاح/التحذير/الخطأ/المعلومات.</w:t>
+        <w:t>[✓] توحيد حالات النجاح/التحذير/الخطأ/المعلومات.</w:t>
       </w:r>
     </w:p>
     <w:p>
@@ -5150,7 +1221,7 @@
         <w:bidi w:val="1"/>
       </w:pPr>
       <w:r>
-        <w:t>[x] توحيد Navigation وDashboard shell.</w:t>
+        <w:t>[✓] توحيد Navigation وDashboard shell.</w:t>
       </w:r>
     </w:p>
     <w:p>
@@ -5160,7 +1231,7 @@
         <w:bidi w:val="1"/>
       </w:pPr>
       <w:r>
-        <w:t>[x] تجهيز Dark/Light behavior حسب التصميم الحالي إن كان موجودًا، بدون إعادة تصميم شامل غير ضروري.</w:t>
+        <w:t>[✓] تجهيز Dark/Light behavior حسب التصميم الحالي إن كان موجودًا، بدون إعادة تصميم شامل غير ضروري.</w:t>
       </w:r>
     </w:p>
     <w:p>
@@ -5180,7 +1251,7 @@
         <w:bidi w:val="1"/>
       </w:pPr>
       <w:r>
-        <w:t>[x] كل صفحات التطبيق تستخدم نفس المكونات الأساسية.</w:t>
+        <w:t>[✓] كل صفحات التطبيق تستخدم نفس المكونات الأساسية.</w:t>
       </w:r>
     </w:p>
     <w:p>
@@ -5190,7 +1261,7 @@
         <w:bidi w:val="1"/>
       </w:pPr>
       <w:r>
-        <w:t>[x] لا توجد ألوان/مسافات عشوائية متكررة في الكود.</w:t>
+        <w:t>[✓] لا توجد ألوان/مسافات عشوائية متكررة في الكود.</w:t>
       </w:r>
     </w:p>
     <w:p>
@@ -5200,7 +1271,7 @@
         <w:bidi w:val="1"/>
       </w:pPr>
       <w:r>
-        <w:t>[x] الهوية أصبحت أوج من الواجهة حتى رسائل النظام.</w:t>
+        <w:t>[✓] الهوية أصبحت أوج من الواجهة حتى رسائل النظام.</w:t>
       </w:r>
     </w:p>
     <w:p>
@@ -5218,69 +1289,6 @@
         <w:t>5. المرحلة الثالثة — Auth والحساب والملف الشخصي</w:t>
       </w:r>
     </w:p>
-    <w:tbl>
-      <w:tblPr>
-        <w:tblStyle w:val="TableGrid"/>
-        <w:tblW w:type="auto" w:w="0"/>
-        <w:jc w:val="center"/>
-        <w:tblLayout w:type="fixed"/>
-        <w:tblLook w:val="04A0" w:firstColumn="1" w:firstRow="1" w:lastColumn="0" w:lastRow="0" w:noHBand="0" w:noVBand="1"/>
-      </w:tblPr>
-      <w:tblGrid>
-        <w:gridCol w:w="10300"/>
-      </w:tblGrid>
-      <w:tr>
-        <w:trPr>
-          <w:cantSplit/>
-        </w:trPr>
-        <w:tc>
-          <w:tcPr>
-            <w:tcW w:type="dxa" w:w="10300"/>
-            <w:tcMar>
-              <w:top w:type="dxa" w:w="60"/>
-              <w:left w:type="dxa" w:w="100"/>
-              <w:bottom w:type="dxa" w:w="60"/>
-              <w:right w:type="dxa" w:w="100"/>
-            </w:tcMar>
-            <w:vAlign w:val="center"/>
-            <w:shd w:val="clear" w:color="auto" w:fill="FFF6DF"/>
-          </w:tcPr>
-          <w:p>
-            <w:pPr>
-              <w:spacing w:after="60"/>
-              <w:jc w:val="right"/>
-              <w:bidi w:val="1"/>
-            </w:pPr>
-            <w:r>
-              <w:rPr>
-                <w:rFonts w:ascii="Arial" w:hAnsi="Arial" w:eastAsia="Arial"/>
-                <w:b/>
-                <w:bCs/>
-                <w:sz w:val="20"/>
-                <w:szCs w:val="20"/>
-              </w:rPr>
-              <w:t xml:space="preserve">بطاقة متابعة — المرحلة الثالثة (الترتيب 04/18):   [ ] لم تبدأ    [ ] قيد التنفيذ    [x] منجزة</w:t>
-            </w:r>
-          </w:p>
-          <w:p>
-            <w:pPr>
-              <w:spacing w:after="0"/>
-              <w:jc w:val="right"/>
-              <w:bidi w:val="1"/>
-            </w:pPr>
-            <w:r>
-              <w:rPr>
-                <w:rFonts w:ascii="Arial" w:hAnsi="Arial" w:eastAsia="Arial"/>
-                <w:sz w:val="18"/>
-                <w:szCs w:val="18"/>
-                <w:color w:val="404040"/>
-              </w:rPr>
-              <w:t xml:space="preserve">تاريخ البدء: 11 سبتمبر 2026   تاريخ الإنجاز: 11 سبتمبر 2026   المنفّذ: Super Z</w:t>
-            </w:r>
-          </w:p>
-        </w:tc>
-      </w:tr>
-    </w:tbl>
     <w:p>
       <w:pPr>
         <w:jc w:val="right"/>
@@ -5307,7 +1315,7 @@
         <w:bidi w:val="1"/>
       </w:pPr>
       <w:r>
-        <w:t>[x] مراجعة Sign up / Sign in / Sign out / Reset Password.</w:t>
+        <w:t>[✓] مراجعة Sign up / Sign in / Sign out / Reset Password.</w:t>
       </w:r>
     </w:p>
     <w:p>
@@ -5317,7 +1325,7 @@
         <w:bidi w:val="1"/>
       </w:pPr>
       <w:r>
-        <w:t>[x] تثبيت user profile في جدول منفصل عن auth users عند الحاجة.</w:t>
+        <w:t>[✓] تثبيت user profile في جدول منفصل عن auth users عند الحاجة.</w:t>
       </w:r>
     </w:p>
     <w:p>
@@ -5327,7 +1335,7 @@
         <w:bidi w:val="1"/>
       </w:pPr>
       <w:r>
-        <w:t>[x] حفظ plan/status بطريقة لا يمكن للمستخدم تعديلها من Client.</w:t>
+        <w:t>[✓] حفظ plan/status بطريقة لا يمكن للمستخدم تعديلها من Client.</w:t>
       </w:r>
     </w:p>
     <w:p>
@@ -5337,7 +1345,7 @@
         <w:bidi w:val="1"/>
       </w:pPr>
       <w:r>
-        <w:t>[x] إضافة account settings.</w:t>
+        <w:t>[✓] إضافة account settings.</w:t>
       </w:r>
     </w:p>
     <w:p>
@@ -5347,7 +1355,7 @@
         <w:bidi w:val="1"/>
       </w:pPr>
       <w:r>
-        <w:t>[x] إضافة حذف الحساب وخروج جميع الجلسات عند الحاجة.</w:t>
+        <w:t>[✓] إضافة حذف الحساب وخروج جميع الجلسات عند الحاجة.</w:t>
       </w:r>
     </w:p>
     <w:p>
@@ -5357,7 +1365,7 @@
         <w:bidi w:val="1"/>
       </w:pPr>
       <w:r>
-        <w:t>[x] ضبط RLS بحيث المستخدم يقرأ/يعدل بياناته فقط.</w:t>
+        <w:t>[✓] ضبط RLS بحيث المستخدم يقرأ/يعدل بياناته فقط.</w:t>
       </w:r>
     </w:p>
     <w:p>
@@ -5367,7 +1375,7 @@
         <w:bidi w:val="1"/>
       </w:pPr>
       <w:r>
-        <w:t>[x] مراجعة صلاحيات Admin منفصلة عن المستخدم العادي.</w:t>
+        <w:t>[✓] مراجعة صلاحيات Admin منفصلة عن المستخدم العادي.</w:t>
       </w:r>
     </w:p>
     <w:p>
@@ -5387,7 +1395,7 @@
         <w:bidi w:val="1"/>
       </w:pPr>
       <w:r>
-        <w:t>[x] تجربة مستخدم A لقراءة/تعديل بيانات مستخدم B تفشل دائمًا.</w:t>
+        <w:t>[✓] تجربة مستخدم A لقراءة/تعديل بيانات مستخدم B تفشل دائمًا.</w:t>
       </w:r>
     </w:p>
     <w:p>
@@ -5397,7 +1405,7 @@
         <w:bidi w:val="1"/>
       </w:pPr>
       <w:r>
-        <w:t>[x] لا يمكن رفع الخطة من DevTools أو تعديل subscription/status من Client.</w:t>
+        <w:t>[✓] لا يمكن رفع الخطة من DevTools أو تعديل subscription/status من Client.</w:t>
       </w:r>
     </w:p>
     <w:p>
@@ -5407,7 +1415,7 @@
         <w:bidi w:val="1"/>
       </w:pPr>
       <w:r>
-        <w:t>[x] كل endpoint حساس يتحقق من session وauthorization server-side.</w:t>
+        <w:t>[✓] كل endpoint حساس يتحقق من session وauthorization server-side.</w:t>
       </w:r>
     </w:p>
     <w:p>
@@ -5425,69 +1433,6 @@
         <w:t>6. المرحلة الرابعة — Plans والاشتراكات والـUsage Limits</w:t>
       </w:r>
     </w:p>
-    <w:tbl>
-      <w:tblPr>
-        <w:tblStyle w:val="TableGrid"/>
-        <w:tblW w:type="auto" w:w="0"/>
-        <w:jc w:val="center"/>
-        <w:tblLayout w:type="fixed"/>
-        <w:tblLook w:val="04A0" w:firstColumn="1" w:firstRow="1" w:lastColumn="0" w:lastRow="0" w:noHBand="0" w:noVBand="1"/>
-      </w:tblPr>
-      <w:tblGrid>
-        <w:gridCol w:w="10300"/>
-      </w:tblGrid>
-      <w:tr>
-        <w:trPr>
-          <w:cantSplit/>
-        </w:trPr>
-        <w:tc>
-          <w:tcPr>
-            <w:tcW w:type="dxa" w:w="10300"/>
-            <w:tcMar>
-              <w:top w:type="dxa" w:w="60"/>
-              <w:left w:type="dxa" w:w="100"/>
-              <w:bottom w:type="dxa" w:w="60"/>
-              <w:right w:type="dxa" w:w="100"/>
-            </w:tcMar>
-            <w:vAlign w:val="center"/>
-            <w:shd w:val="clear" w:color="auto" w:fill="FFF6DF"/>
-          </w:tcPr>
-          <w:p>
-            <w:pPr>
-              <w:spacing w:after="60"/>
-              <w:jc w:val="right"/>
-              <w:bidi w:val="1"/>
-            </w:pPr>
-            <w:r>
-              <w:rPr>
-                <w:rFonts w:ascii="Arial" w:hAnsi="Arial" w:eastAsia="Arial"/>
-                <w:b/>
-                <w:bCs/>
-                <w:sz w:val="20"/>
-                <w:szCs w:val="20"/>
-              </w:rPr>
-              <w:t>بطاقة متابعة — المرحلة الرابعة (الترتيب 05/18):   [ ] لم تبدأ    [ ] قيد التنفيذ    [x] منجزة</w:t>
-            </w:r>
-          </w:p>
-          <w:p>
-            <w:pPr>
-              <w:spacing w:after="0"/>
-              <w:jc w:val="right"/>
-              <w:bidi w:val="1"/>
-            </w:pPr>
-            <w:r>
-              <w:rPr>
-                <w:rFonts w:ascii="Arial" w:hAnsi="Arial" w:eastAsia="Arial"/>
-                <w:sz w:val="18"/>
-                <w:szCs w:val="18"/>
-                <w:color w:val="404040"/>
-              </w:rPr>
-              <w:t>تاريخ البدء: 11 سبتمبر 2026   تاريخ الإنجاز: 11 سبتمبر 2026   المنفّذ: Super Z</w:t>
-            </w:r>
-          </w:p>
-        </w:tc>
-      </w:tr>
-    </w:tbl>
     <w:p>
       <w:pPr>
         <w:jc w:val="right"/>
@@ -5782,7 +1727,7 @@
         <w:bidi w:val="1"/>
       </w:pPr>
       <w:r>
-        <w:t>[x] إنشاء مصدر واحد لحدود الخطط.</w:t>
+        <w:t>[✓] إنشاء مصدر واحد لحدود الخطط.</w:t>
       </w:r>
     </w:p>
     <w:p>
@@ -5792,7 +1737,7 @@
         <w:bidi w:val="1"/>
       </w:pPr>
       <w:r>
-        <w:t>[x] إنشاء helper/server service لفحص entitlement قبل أي عملية قابلة للعد.</w:t>
+        <w:t>[✓] إنشاء helper/server service لفحص entitlement قبل أي عملية قابلة للعد.</w:t>
       </w:r>
     </w:p>
     <w:p>
@@ -5802,7 +1747,7 @@
         <w:bidi w:val="1"/>
       </w:pPr>
       <w:r>
-        <w:t>[x] جعل الـUsage server-side.</w:t>
+        <w:t>[✓] جعل الـUsage server-side.</w:t>
       </w:r>
     </w:p>
     <w:p>
@@ -5812,7 +1757,7 @@
         <w:bidi w:val="1"/>
       </w:pPr>
       <w:r>
-        <w:t>[x] منع تجاوز limit من خلال تغيير Frontend.</w:t>
+        <w:t>[✓] منع تجاوز limit من خلال تغيير Frontend.</w:t>
       </w:r>
     </w:p>
     <w:p>
@@ -5822,7 +1767,7 @@
         <w:bidi w:val="1"/>
       </w:pPr>
       <w:r>
-        <w:t>[x] إظهار usage للمستخدم بشكل واضح.</w:t>
+        <w:t>[✓] إظهار usage للمستخدم بشكل واضح.</w:t>
       </w:r>
     </w:p>
     <w:p>
@@ -5832,7 +1777,7 @@
         <w:bidi w:val="1"/>
       </w:pPr>
       <w:r>
-        <w:t>[x] إضافة upgrade prompts عند بلوغ الحد.</w:t>
+        <w:t>[✓] إضافة upgrade prompts عند بلوغ الحد.</w:t>
       </w:r>
     </w:p>
     <w:p>
@@ -5842,7 +1787,7 @@
         <w:bidi w:val="1"/>
       </w:pPr>
       <w:r>
-        <w:t>[x] تجهيز Fair Use لMax بدل Unlimited مطلق.</w:t>
+        <w:t>[✓] تجهيز Fair Use لMax بدل Unlimited مطلق.</w:t>
       </w:r>
     </w:p>
     <w:p>
@@ -5852,7 +1797,7 @@
         <w:bidi w:val="1"/>
       </w:pPr>
       <w:r>
-        <w:t>[x] اختبار reset اليومي/الشهري للمستخدمين.</w:t>
+        <w:t>[✓] اختبار reset اليومي/الشهري للمستخدمين.</w:t>
       </w:r>
     </w:p>
     <w:p>
@@ -5889,69 +1834,6 @@
         <w:t>7. المرحلة الخامسة — نظام الإشعارات In-App</w:t>
       </w:r>
     </w:p>
-    <w:tbl>
-      <w:tblPr>
-        <w:tblStyle w:val="TableGrid"/>
-        <w:tblW w:type="auto" w:w="0"/>
-        <w:jc w:val="center"/>
-        <w:tblLayout w:type="fixed"/>
-        <w:tblLook w:val="04A0" w:firstColumn="1" w:firstRow="1" w:lastColumn="0" w:lastRow="0" w:noHBand="0" w:noVBand="1"/>
-      </w:tblPr>
-      <w:tblGrid>
-        <w:gridCol w:w="10300"/>
-      </w:tblGrid>
-      <w:tr>
-        <w:trPr>
-          <w:cantSplit/>
-        </w:trPr>
-        <w:tc>
-          <w:tcPr>
-            <w:tcW w:type="dxa" w:w="10300"/>
-            <w:tcMar>
-              <w:top w:type="dxa" w:w="60"/>
-              <w:left w:type="dxa" w:w="100"/>
-              <w:bottom w:type="dxa" w:w="60"/>
-              <w:right w:type="dxa" w:w="100"/>
-            </w:tcMar>
-            <w:vAlign w:val="center"/>
-            <w:shd w:val="clear" w:color="auto" w:fill="FFF6DF"/>
-          </w:tcPr>
-          <w:p>
-            <w:pPr>
-              <w:spacing w:after="60"/>
-              <w:jc w:val="right"/>
-              <w:bidi w:val="1"/>
-            </w:pPr>
-            <w:r>
-              <w:rPr>
-                <w:rFonts w:ascii="Arial" w:hAnsi="Arial" w:eastAsia="Arial"/>
-                <w:b/>
-                <w:bCs/>
-                <w:sz w:val="20"/>
-                <w:szCs w:val="20"/>
-              </w:rPr>
-              <w:t>بطاقة متابعة — المرحلة الخامسة (الترتيب 06/18):   [ ] لم تبدأ    [ ] قيد التنفيذ    [x] منجزة</w:t>
-            </w:r>
-          </w:p>
-          <w:p>
-            <w:pPr>
-              <w:spacing w:after="0"/>
-              <w:jc w:val="right"/>
-              <w:bidi w:val="1"/>
-            </w:pPr>
-            <w:r>
-              <w:rPr>
-                <w:rFonts w:ascii="Arial" w:hAnsi="Arial" w:eastAsia="Arial"/>
-                <w:sz w:val="18"/>
-                <w:szCs w:val="18"/>
-                <w:color w:val="404040"/>
-              </w:rPr>
-              <w:t>تاريخ البدء: 12 سبتمبر 2026   تاريخ الإنجاز: 12 سبتمبر 2026   المنفّذ: Super Z</w:t>
-            </w:r>
-          </w:p>
-        </w:tc>
-      </w:tr>
-    </w:tbl>
     <w:p>
       <w:pPr>
         <w:jc w:val="right"/>
@@ -6442,7 +2324,7 @@
         <w:bidi w:val="1"/>
       </w:pPr>
       <w:r>
-        <w:t>[x] إنشاء notifications table مع RLS.</w:t>
+        <w:t>[✓] إنشاء notifications table مع RLS.</w:t>
       </w:r>
     </w:p>
     <w:p>
@@ -6452,7 +2334,7 @@
         <w:bidi w:val="1"/>
       </w:pPr>
       <w:r>
-        <w:t>[x] إنشاء notification service موحد.</w:t>
+        <w:t>[✓] إنشاء notification service موحد.</w:t>
       </w:r>
     </w:p>
     <w:p>
@@ -6462,7 +2344,7 @@
         <w:bidi w:val="1"/>
       </w:pPr>
       <w:r>
-        <w:t>[x] إنشاء Notification Bell + unread count.</w:t>
+        <w:t>[✓] إنشاء Notification Bell + unread count.</w:t>
       </w:r>
     </w:p>
     <w:p>
@@ -6472,7 +2354,7 @@
         <w:bidi w:val="1"/>
       </w:pPr>
       <w:r>
-        <w:t>[x] صفحة/Drawer لكل الإشعارات.</w:t>
+        <w:t>[✓] صفحة/Drawer لكل الإشعارات.</w:t>
       </w:r>
     </w:p>
     <w:p>
@@ -6482,7 +2364,7 @@
         <w:bidi w:val="1"/>
       </w:pPr>
       <w:r>
-        <w:t>[x] mark as read / mark all as read.</w:t>
+        <w:t>[✓] mark as read / mark all as read.</w:t>
       </w:r>
     </w:p>
     <w:p>
@@ -6492,7 +2374,7 @@
         <w:bidi w:val="1"/>
       </w:pPr>
       <w:r>
-        <w:t>[x] روابط deep-link من الإشعار إلى الشاشة المناسبة.</w:t>
+        <w:t>[✓] روابط deep-link من الإشعار إلى الشاشة المناسبة.</w:t>
       </w:r>
     </w:p>
     <w:p>
@@ -6502,7 +2384,7 @@
         <w:bidi w:val="1"/>
       </w:pPr>
       <w:r>
-        <w:t>[x] فلترة وحذف/إخفاء الإشعارات المنتهية عند الحاجة.</w:t>
+        <w:t>[✓] فلترة وحذف/إخفاء الإشعارات المنتهية عند الحاجة.</w:t>
       </w:r>
     </w:p>
     <w:p>
@@ -6512,7 +2394,7 @@
         <w:bidi w:val="1"/>
       </w:pPr>
       <w:r>
-        <w:t>[x] منع تكرار نفس الإشعار عند تكرار الحدث.</w:t>
+        <w:t>[✓] منع تكرار نفس الإشعار عند تكرار الحدث.</w:t>
       </w:r>
     </w:p>
     <w:p>
@@ -6532,7 +2414,7 @@
         <w:bidi w:val="1"/>
       </w:pPr>
       <w:r>
-        <w:t>[x] تنبيه شخصي/تذكير.</w:t>
+        <w:t>[✓] تنبيه شخصي/تذكير.</w:t>
       </w:r>
     </w:p>
     <w:p>
@@ -6542,7 +2424,7 @@
         <w:bidi w:val="1"/>
       </w:pPr>
       <w:r>
-        <w:t>[x] رد أو تعليق في المجتمع.</w:t>
+        <w:t>[✓] رد أو تعليق في المجتمع.</w:t>
       </w:r>
     </w:p>
     <w:p>
@@ -6552,7 +2434,7 @@
         <w:bidi w:val="1"/>
       </w:pPr>
       <w:r>
-        <w:t>[x] ذكر المستخدم.</w:t>
+        <w:t>[✓] ذكر المستخدم.</w:t>
       </w:r>
     </w:p>
     <w:p>
@@ -6562,7 +2444,7 @@
         <w:bidi w:val="1"/>
       </w:pPr>
       <w:r>
-        <w:t>[x] تحديث الاشتراك أو قرب الانتهاء.</w:t>
+        <w:t>[✓] تحديث الاشتراك أو قرب الانتهاء.</w:t>
       </w:r>
     </w:p>
     <w:p>
@@ -6572,7 +2454,7 @@
         <w:bidi w:val="1"/>
       </w:pPr>
       <w:r>
-        <w:t>[x] بلوغ Usage Limit أو قربه.</w:t>
+        <w:t>[✓] بلوغ Usage Limit أو قربه.</w:t>
       </w:r>
     </w:p>
     <w:p>
@@ -6582,7 +2464,7 @@
         <w:bidi w:val="1"/>
       </w:pPr>
       <w:r>
-        <w:t>[x] إشعار نظام مهم.</w:t>
+        <w:t>[✓] إشعار نظام مهم.</w:t>
       </w:r>
     </w:p>
     <w:p>
@@ -6592,7 +2474,7 @@
         <w:bidi w:val="1"/>
       </w:pPr>
       <w:r>
-        <w:t>[x] نجاح/فشل عملية تنفذ في الخلفية.</w:t>
+        <w:t>[✓] نجاح/فشل عملية تنفذ في الخلفية.</w:t>
       </w:r>
     </w:p>
     <w:p>
@@ -6610,69 +2492,6 @@
         <w:t>8. المرحلة السادسة — Web Push Notifications</w:t>
       </w:r>
     </w:p>
-    <w:tbl>
-      <w:tblPr>
-        <w:tblStyle w:val="TableGrid"/>
-        <w:tblW w:type="auto" w:w="0"/>
-        <w:jc w:val="center"/>
-        <w:tblLayout w:type="fixed"/>
-        <w:tblLook w:val="04A0" w:firstColumn="1" w:firstRow="1" w:lastColumn="0" w:lastRow="0" w:noHBand="0" w:noVBand="1"/>
-      </w:tblPr>
-      <w:tblGrid>
-        <w:gridCol w:w="10300"/>
-      </w:tblGrid>
-      <w:tr>
-        <w:trPr>
-          <w:cantSplit/>
-        </w:trPr>
-        <w:tc>
-          <w:tcPr>
-            <w:tcW w:type="dxa" w:w="10300"/>
-            <w:tcMar>
-              <w:top w:type="dxa" w:w="60"/>
-              <w:left w:type="dxa" w:w="100"/>
-              <w:bottom w:type="dxa" w:w="60"/>
-              <w:right w:type="dxa" w:w="100"/>
-            </w:tcMar>
-            <w:vAlign w:val="center"/>
-            <w:shd w:val="clear" w:color="auto" w:fill="FFF6DF"/>
-          </w:tcPr>
-          <w:p>
-            <w:pPr>
-              <w:spacing w:after="60"/>
-              <w:jc w:val="right"/>
-              <w:bidi w:val="1"/>
-            </w:pPr>
-            <w:r>
-              <w:rPr>
-                <w:rFonts w:ascii="Arial" w:hAnsi="Arial" w:eastAsia="Arial"/>
-                <w:b/>
-                <w:bCs/>
-                <w:sz w:val="20"/>
-                <w:szCs w:val="20"/>
-              </w:rPr>
-              <w:t>بطاقة متابعة — المرحلة السادسة (الترتيب 07/18):   [ ] لم تبدأ    [ ] قيد التنفيذ    [x] منجزة</w:t>
-            </w:r>
-          </w:p>
-          <w:p>
-            <w:pPr>
-              <w:spacing w:after="0"/>
-              <w:jc w:val="right"/>
-              <w:bidi w:val="1"/>
-            </w:pPr>
-            <w:r>
-              <w:rPr>
-                <w:rFonts w:ascii="Arial" w:hAnsi="Arial" w:eastAsia="Arial"/>
-                <w:sz w:val="18"/>
-                <w:szCs w:val="18"/>
-                <w:color w:val="404040"/>
-              </w:rPr>
-              <w:t>تاريخ البدء: 12 سبتمبر 2026   تاريخ الإنجاز: 12 سبتمبر 2026   المنفّذ: Super Z</w:t>
-            </w:r>
-          </w:p>
-        </w:tc>
-      </w:tr>
-    </w:tbl>
     <w:p>
       <w:pPr>
         <w:jc w:val="right"/>
@@ -6699,7 +2518,7 @@
         <w:bidi w:val="1"/>
       </w:pPr>
       <w:r>
-        <w:t>[x] إنشاء Notification permission UX واضح وغير مزعج.</w:t>
+        <w:t>[✓] إنشاء Notification permission UX واضح وغير مزعج.</w:t>
       </w:r>
     </w:p>
     <w:p>
@@ -6709,7 +2528,7 @@
         <w:bidi w:val="1"/>
       </w:pPr>
       <w:r>
-        <w:t>[x] تسجيل Push Subscription لكل جهاز/متصفح بشكل منفصل.</w:t>
+        <w:t>[✓] تسجيل Push Subscription لكل جهاز/متصفح بشكل منفصل.</w:t>
       </w:r>
     </w:p>
     <w:p>
@@ -6719,7 +2538,7 @@
         <w:bidi w:val="1"/>
       </w:pPr>
       <w:r>
-        <w:t>[x] حفظ endpoint/keys بالطريقة المناسبة دون كشف أسرار.</w:t>
+        <w:t>[✓] حفظ endpoint/keys بالطريقة المناسبة دون كشف أسرار.</w:t>
       </w:r>
     </w:p>
     <w:p>
@@ -6729,7 +2548,7 @@
         <w:bidi w:val="1"/>
       </w:pPr>
       <w:r>
-        <w:t>[x] ربط Push event بـnotification event نفسه بدل كتابة منطق منفصل لكل قناة.</w:t>
+        <w:t>[✓] ربط Push event بـnotification event نفسه بدل كتابة منطق منفصل لكل قناة.</w:t>
       </w:r>
     </w:p>
     <w:p>
@@ -6739,7 +2558,7 @@
         <w:bidi w:val="1"/>
       </w:pPr>
       <w:r>
-        <w:t>[x] إضافة user notification preferences.</w:t>
+        <w:t>[✓] إضافة user notification preferences.</w:t>
       </w:r>
     </w:p>
     <w:p>
@@ -6749,7 +2568,7 @@
         <w:bidi w:val="1"/>
       </w:pPr>
       <w:r>
-        <w:t>[x] إرسال Push فقط للأحداث المسموح بها.</w:t>
+        <w:t>[✓] إرسال Push فقط للأحداث المسموح بها.</w:t>
       </w:r>
     </w:p>
     <w:p>
@@ -6759,7 +2578,7 @@
         <w:bidi w:val="1"/>
       </w:pPr>
       <w:r>
-        <w:t>[x] إدارة unsubscribe وإبطال الـsubscription القديمة.</w:t>
+        <w:t>[✓] إدارة unsubscribe وإبطال الـsubscription القديمة.</w:t>
       </w:r>
     </w:p>
     <w:p>
@@ -6769,7 +2588,7 @@
         <w:bidi w:val="1"/>
       </w:pPr>
       <w:r>
-        <w:t>[x] منع الـspam عبر batching وdeduplication وrate limits.</w:t>
+        <w:t>[✓] منع الـspam عبر batching وdeduplication وrate limits.</w:t>
       </w:r>
     </w:p>
     <w:p>
@@ -6779,7 +2598,7 @@
         <w:bidi w:val="1"/>
       </w:pPr>
       <w:r>
-        <w:t>[x] اختبار Chrome/Edge/Android والـfallback داخل الموقع.</w:t>
+        <w:t>[✓] اختبار Chrome/Edge/Android والـfallback داخل الموقع.</w:t>
       </w:r>
     </w:p>
     <w:p>
@@ -7225,7 +3044,7 @@
         <w:bidi w:val="1"/>
       </w:pPr>
       <w:r>
-        <w:t>[x] الإشعار يظهر In-App حتى لو فشل Push.</w:t>
+        <w:t>[✓] الإشعار يظهر In-App حتى لو فشل Push.</w:t>
       </w:r>
     </w:p>
     <w:p>
@@ -7235,7 +3054,7 @@
         <w:bidi w:val="1"/>
       </w:pPr>
       <w:r>
-        <w:t>[x] إيقاف Push من الإعدادات يمنع القناة فقط ولا يكسر مركز الإشعارات.</w:t>
+        <w:t>[✓] إيقاف Push من الإعدادات يمنع القناة فقط ولا يكسر مركز الإشعارات.</w:t>
       </w:r>
     </w:p>
     <w:p>
@@ -7245,7 +3064,7 @@
         <w:bidi w:val="1"/>
       </w:pPr>
       <w:r>
-        <w:t>[x] لا يتم إرسال إشعار مكرر لنفس الحدث دون سبب.</w:t>
+        <w:t>[✓] لا يتم إرسال إشعار مكرر لنفس الحدث دون سبب.</w:t>
       </w:r>
     </w:p>
     <w:p>
@@ -7263,69 +3082,6 @@
         <w:t>9. المرحلة السابعة — Community</w:t>
       </w:r>
     </w:p>
-    <w:tbl>
-      <w:tblPr>
-        <w:tblStyle w:val="TableGrid"/>
-        <w:tblW w:type="auto" w:w="0"/>
-        <w:jc w:val="center"/>
-        <w:tblLayout w:type="fixed"/>
-        <w:tblLook w:val="04A0" w:firstColumn="1" w:firstRow="1" w:lastColumn="0" w:lastRow="0" w:noHBand="0" w:noVBand="1"/>
-      </w:tblPr>
-      <w:tblGrid>
-        <w:gridCol w:w="10300"/>
-      </w:tblGrid>
-      <w:tr>
-        <w:trPr>
-          <w:cantSplit/>
-        </w:trPr>
-        <w:tc>
-          <w:tcPr>
-            <w:tcW w:type="dxa" w:w="10300"/>
-            <w:tcMar>
-              <w:top w:type="dxa" w:w="60"/>
-              <w:left w:type="dxa" w:w="100"/>
-              <w:bottom w:type="dxa" w:w="60"/>
-              <w:right w:type="dxa" w:w="100"/>
-            </w:tcMar>
-            <w:vAlign w:val="center"/>
-            <w:shd w:val="clear" w:color="auto" w:fill="FFF6DF"/>
-          </w:tcPr>
-          <w:p>
-            <w:pPr>
-              <w:spacing w:after="60"/>
-              <w:jc w:val="right"/>
-              <w:bidi w:val="1"/>
-            </w:pPr>
-            <w:r>
-              <w:rPr>
-                <w:rFonts w:ascii="Arial" w:hAnsi="Arial" w:eastAsia="Arial"/>
-                <w:b/>
-                <w:bCs/>
-                <w:sz w:val="20"/>
-                <w:szCs w:val="20"/>
-              </w:rPr>
-              <w:t>بطاقة متابعة — المرحلة السابعة (الترتيب 08/18):   [ ] لم تبدأ    [ ] قيد التنفيذ    [x] منجزة</w:t>
-            </w:r>
-          </w:p>
-          <w:p>
-            <w:pPr>
-              <w:spacing w:after="0"/>
-              <w:jc w:val="right"/>
-              <w:bidi w:val="1"/>
-            </w:pPr>
-            <w:r>
-              <w:rPr>
-                <w:rFonts w:ascii="Arial" w:hAnsi="Arial" w:eastAsia="Arial"/>
-                <w:sz w:val="18"/>
-                <w:szCs w:val="18"/>
-                <w:color w:val="404040"/>
-              </w:rPr>
-              <w:t>تاريخ البدء: 12 سبتمبر 2026   تاريخ الإنجاز: 12 سبتمبر 2026   المنفّذ: Super Z</w:t>
-            </w:r>
-          </w:p>
-        </w:tc>
-      </w:tr>
-    </w:tbl>
     <w:p>
       <w:pPr>
         <w:jc w:val="right"/>
@@ -7352,7 +3108,7 @@
         <w:bidi w:val="1"/>
       </w:pPr>
       <w:r>
-        <w:t>[x] Posts / Questions.</w:t>
+        <w:t>[✓] Posts / Questions.</w:t>
       </w:r>
     </w:p>
     <w:p>
@@ -7362,7 +3118,7 @@
         <w:bidi w:val="1"/>
       </w:pPr>
       <w:r>
-        <w:t>[x] Comments / Replies.</w:t>
+        <w:t>[✓] Comments / Replies.</w:t>
       </w:r>
     </w:p>
     <w:p>
@@ -7372,7 +3128,7 @@
         <w:bidi w:val="1"/>
       </w:pPr>
       <w:r>
-        <w:t>[x] Like أو Reaction بسيط.</w:t>
+        <w:t>[✓] Like أو Reaction بسيط.</w:t>
       </w:r>
     </w:p>
     <w:p>
@@ -7382,7 +3138,7 @@
         <w:bidi w:val="1"/>
       </w:pPr>
       <w:r>
-        <w:t>[x] User mentions.</w:t>
+        <w:t>[✓] User mentions.</w:t>
       </w:r>
     </w:p>
     <w:p>
@@ -7392,7 +3148,7 @@
         <w:bidi w:val="1"/>
       </w:pPr>
       <w:r>
-        <w:t>[x] Report content.</w:t>
+        <w:t>[✓] Report content.</w:t>
       </w:r>
     </w:p>
     <w:p>
@@ -7402,7 +3158,7 @@
         <w:bidi w:val="1"/>
       </w:pPr>
       <w:r>
-        <w:t>[x] Basic moderation.</w:t>
+        <w:t>[✓] Basic moderation.</w:t>
       </w:r>
     </w:p>
     <w:p>
@@ -7412,7 +3168,7 @@
         <w:bidi w:val="1"/>
       </w:pPr>
       <w:r>
-        <w:t>[x] Notifications للأحداث الاجتماعية.</w:t>
+        <w:t>[✓] Notifications للأحداث الاجتماعية.</w:t>
       </w:r>
     </w:p>
     <w:p>
@@ -7422,7 +3178,7 @@
         <w:bidi w:val="1"/>
       </w:pPr>
       <w:r>
-        <w:t>[x] Pagination / infinite scroll مع تحميل مضبوط.</w:t>
+        <w:t>[✓] Pagination / infinite scroll مع تحميل مضبوط.</w:t>
       </w:r>
     </w:p>
     <w:p>
@@ -7442,7 +3198,7 @@
         <w:bidi w:val="1"/>
       </w:pPr>
       <w:r>
-        <w:t>[x] تحديد الجداول التي ستذهب إلى Turso لأنها public/shared.</w:t>
+        <w:t>[✓] تحديد الجداول التي ستذهب إلى Turso لأنها public/shared.</w:t>
       </w:r>
     </w:p>
     <w:p>
@@ -7452,7 +3208,7 @@
         <w:bidi w:val="1"/>
       </w:pPr>
       <w:r>
-        <w:t>[x] عدم وضع بيانات حساسة أو خاصة للمستخدم في Community database.</w:t>
+        <w:t>[✓] عدم وضع بيانات حساسة أو خاصة للمستخدم في Community database.</w:t>
       </w:r>
     </w:p>
     <w:p>
@@ -7462,7 +3218,7 @@
         <w:bidi w:val="1"/>
       </w:pPr>
       <w:r>
-        <w:t>[x] تطبيق ownership checks قبل تعديل/حذف المحتوى.</w:t>
+        <w:t>[✓] تطبيق ownership checks قبل تعديل/حذف المحتوى.</w:t>
       </w:r>
     </w:p>
     <w:p>
@@ -7472,7 +3228,7 @@
         <w:bidi w:val="1"/>
       </w:pPr>
       <w:r>
-        <w:t>[x] Rate limit للكتابة والـcomments.</w:t>
+        <w:t>[✓] Rate limit للكتابة والـcomments.</w:t>
       </w:r>
     </w:p>
     <w:p>
@@ -7482,7 +3238,7 @@
         <w:bidi w:val="1"/>
       </w:pPr>
       <w:r>
-        <w:t>[x] حماية من spam والطلبات المتكررة.</w:t>
+        <w:t>[✓] حماية من spam والطلبات المتكررة.</w:t>
       </w:r>
     </w:p>
     <w:p>
@@ -7492,7 +3248,7 @@
         <w:bidi w:val="1"/>
       </w:pPr>
       <w:r>
-        <w:t>[x] سجل moderation actions للمشرفين.</w:t>
+        <w:t>[✓] سجل moderation actions للمشرفين.</w:t>
       </w:r>
     </w:p>
     <w:p>
@@ -7512,7 +3268,7 @@
         <w:bidi w:val="1"/>
       </w:pPr>
       <w:r>
-        <w:t>[x] المستخدم يستطيع النشر والتعليق والإبلاغ بدون كسر الحساب.</w:t>
+        <w:t>[✓] المستخدم يستطيع النشر والتعليق والإبلاغ بدون كسر الحساب.</w:t>
       </w:r>
     </w:p>
     <w:p>
@@ -7522,7 +3278,7 @@
         <w:bidi w:val="1"/>
       </w:pPr>
       <w:r>
-        <w:t>[x] المحتوى المبلغ عنه يدخل مسار مراجعة واضح.</w:t>
+        <w:t>[✓] المحتوى المبلغ عنه يدخل مسار مراجعة واضح.</w:t>
       </w:r>
     </w:p>
     <w:p>
@@ -7532,7 +3288,7 @@
         <w:bidi w:val="1"/>
       </w:pPr>
       <w:r>
-        <w:t>[x] الأحداث الاجتماعية مرتبطة بنظام الإشعارات الموحد.</w:t>
+        <w:t>[✓] الأحداث الاجتماعية مرتبطة بنظام الإشعارات الموحد.</w:t>
       </w:r>
     </w:p>
     <w:p>
@@ -7550,69 +3306,6 @@
         <w:t>10. المرحلة الثامنة — Ads System للـFree</w:t>
       </w:r>
     </w:p>
-    <w:tbl>
-      <w:tblPr>
-        <w:tblStyle w:val="TableGrid"/>
-        <w:tblW w:type="auto" w:w="0"/>
-        <w:jc w:val="center"/>
-        <w:tblLayout w:type="fixed"/>
-        <w:tblLook w:val="04A0" w:firstColumn="1" w:firstRow="1" w:lastColumn="0" w:lastRow="0" w:noHBand="0" w:noVBand="1"/>
-      </w:tblPr>
-      <w:tblGrid>
-        <w:gridCol w:w="10300"/>
-      </w:tblGrid>
-      <w:tr>
-        <w:trPr>
-          <w:cantSplit/>
-        </w:trPr>
-        <w:tc>
-          <w:tcPr>
-            <w:tcW w:type="dxa" w:w="10300"/>
-            <w:tcMar>
-              <w:top w:type="dxa" w:w="60"/>
-              <w:left w:type="dxa" w:w="100"/>
-              <w:bottom w:type="dxa" w:w="60"/>
-              <w:right w:type="dxa" w:w="100"/>
-            </w:tcMar>
-            <w:vAlign w:val="center"/>
-            <w:shd w:val="clear" w:color="auto" w:fill="FFF6DF"/>
-          </w:tcPr>
-          <w:p>
-            <w:pPr>
-              <w:spacing w:after="60"/>
-              <w:jc w:val="right"/>
-              <w:bidi w:val="1"/>
-            </w:pPr>
-            <w:r>
-              <w:rPr>
-                <w:rFonts w:ascii="Arial" w:hAnsi="Arial" w:eastAsia="Arial"/>
-                <w:b/>
-                <w:bCs/>
-                <w:sz w:val="20"/>
-                <w:szCs w:val="20"/>
-              </w:rPr>
-              <w:t>بطاقة متابعة — المرحلة الثامنة (الترتيب 09/18):   [ ] لم تبدأ    [ ] قيد التنفيذ    [x] منجزة</w:t>
-            </w:r>
-          </w:p>
-          <w:p>
-            <w:pPr>
-              <w:spacing w:after="0"/>
-              <w:jc w:val="right"/>
-              <w:bidi w:val="1"/>
-            </w:pPr>
-            <w:r>
-              <w:rPr>
-                <w:rFonts w:ascii="Arial" w:hAnsi="Arial" w:eastAsia="Arial"/>
-                <w:sz w:val="18"/>
-                <w:szCs w:val="18"/>
-                <w:color w:val="404040"/>
-              </w:rPr>
-              <w:t>تاريخ البدء: 13 سبتمبر 2026   تاريخ الإنجاز: 13 سبتمبر 2026   المنفّذ: Super Z</w:t>
-            </w:r>
-          </w:p>
-        </w:tc>
-      </w:tr>
-    </w:tbl>
     <w:p>
       <w:pPr>
         <w:jc w:val="right"/>
@@ -7658,7 +3351,7 @@
         <w:bidi w:val="1"/>
       </w:pPr>
       <w:r>
-        <w:t>[x] إنشاء Ad component موحد.</w:t>
+        <w:t>[✓] إنشاء Ad component موحد.</w:t>
       </w:r>
     </w:p>
     <w:p>
@@ -7668,7 +3361,7 @@
         <w:bidi w:val="1"/>
       </w:pPr>
       <w:r>
-        <w:t>[x] إنشاء placements ثابتة ومحدودة.</w:t>
+        <w:t>[✓] إنشاء placements ثابتة ومحدودة.</w:t>
       </w:r>
     </w:p>
     <w:p>
@@ -7678,7 +3371,7 @@
         <w:bidi w:val="1"/>
       </w:pPr>
       <w:r>
-        <w:t>[x] Feature gate: Free فقط.</w:t>
+        <w:t>[✓] Feature gate: Free فقط.</w:t>
       </w:r>
     </w:p>
     <w:p>
@@ -7688,7 +3381,7 @@
         <w:bidi w:val="1"/>
       </w:pPr>
       <w:r>
-        <w:t>[x] منع ظهور الإعلانات في Pro/Max.</w:t>
+        <w:t>[✓] منع ظهور الإعلانات في Pro/Max.</w:t>
       </w:r>
     </w:p>
     <w:p>
@@ -7698,7 +3391,7 @@
         <w:bidi w:val="1"/>
       </w:pPr>
       <w:r>
-        <w:t>[x] تحديد max ads per page/placement.</w:t>
+        <w:t>[✓] تحديد max ads per page/placement.</w:t>
       </w:r>
     </w:p>
     <w:p>
@@ -7708,7 +3401,7 @@
         <w:bidi w:val="1"/>
       </w:pPr>
       <w:r>
-        <w:t>[x] تسجيل impressions/clicks إذا احتجنا Direct Ads.</w:t>
+        <w:t>[✓] تسجيل impressions/clicks إذا احتجنا Direct Ads.</w:t>
       </w:r>
     </w:p>
     <w:p>
@@ -7718,7 +3411,7 @@
         <w:bidi w:val="1"/>
       </w:pPr>
       <w:r>
-        <w:t>[x] دعم تشغيل/إيقاف الإعلان.</w:t>
+        <w:t>[✓] دعم تشغيل/إيقاف الإعلان.</w:t>
       </w:r>
     </w:p>
     <w:p>
@@ -7728,7 +3421,7 @@
         <w:bidi w:val="1"/>
       </w:pPr>
       <w:r>
-        <w:t>[x] دعم start/end date وpriority.</w:t>
+        <w:t>[✓] دعم start/end date وpriority.</w:t>
       </w:r>
     </w:p>
     <w:p>
@@ -7738,7 +3431,7 @@
         <w:bidi w:val="1"/>
       </w:pPr>
       <w:r>
-        <w:t>[x] تجهيز أماكن مناسبة لاحقًا لـAdSense.</w:t>
+        <w:t>[✓] تجهيز أماكن مناسبة لاحقًا لـAdSense.</w:t>
       </w:r>
     </w:p>
     <w:p>
@@ -7748,7 +3441,7 @@
         <w:bidi w:val="1"/>
       </w:pPr>
       <w:r>
-        <w:t>[x] عدم إضافة إعلان داخل تجربة حساسة أو شاشة مزدحمة.</w:t>
+        <w:t>[✓] عدم إضافة إعلان داخل تجربة حساسة أو شاشة مزدحمة.</w:t>
       </w:r>
     </w:p>
     <w:p>
@@ -7785,56 +3478,6 @@
         <w:t>11. المرحلة التاسعة — MCP للـMax</w:t>
       </w:r>
     </w:p>
-    <w:tbl>
-      <w:tblPr>
-        <w:tblStyle w:val="TableGrid"/>
-        <w:tblW w:type="auto" w:w="0"/>
-        <w:jc w:val="center"/>
-        <w:tblLayout w:type="fixed"/>
-        <w:tblLook w:val="04A0" w:firstColumn="1" w:firstRow="1" w:lastColumn="0" w:lastRow="0" w:noHBand="0" w:noVBand="1"/>
-      </w:tblPr>
-      <w:tblGrid>
-        <w:gridCol w:w="10300"/>
-      </w:tblGrid>
-      <w:tr>
-        <w:trPr>
-          <w:cantSplit/>
-        </w:trPr>
-        <w:tc>
-          <w:tcPr>
-            <w:tcW w:type="dxa" w:w="10300"/>
-            <w:tcMar>
-              <w:top w:type="dxa" w:w="60"/>
-              <w:left w:type="dxa" w:w="100"/>
-              <w:bottom w:type="dxa" w:w="60"/>
-              <w:right w:type="dxa" w:w="100"/>
-            </w:tcMar>
-            <w:vAlign w:val="center"/>
-            <w:shd w:val="clear" w:color="auto" w:fill="FFF6DF"/>
-          </w:tcPr>
-          <w:p>
-            <w:pPr>
-              <w:spacing w:after="60"/>
-              <w:jc w:val="right"/>
-              <w:bidi w:val="1"/>
-            </w:pPr>
-            <w:r>
-              <w:t>بطاقة متابعة — المرحلة التاسعة (الترتيب 10/18):   [ ] لم تبدأ    [ ] قيد التنفيذ    [x] منجزة</w:t>
-            </w:r>
-          </w:p>
-          <w:p>
-            <w:pPr>
-              <w:spacing w:after="0"/>
-              <w:jc w:val="right"/>
-              <w:bidi w:val="1"/>
-            </w:pPr>
-            <w:r>
-              <w:t>تاريخ البدء: 13 سبتمبر 2026   تاريخ الإنجاز: 13 سبتمبر 2026   المنفّذ: Super Z</w:t>
-            </w:r>
-          </w:p>
-        </w:tc>
-      </w:tr>
-    </w:tbl>
     <w:p>
       <w:pPr>
         <w:jc w:val="right"/>
@@ -7880,7 +3523,7 @@
         <w:bidi w:val="1"/>
       </w:pPr>
       <w:r>
-        <w:t>[x] تحديد أول 5–10 MCP tools التي لها قيمة واضحة.</w:t>
+        <w:t>[✓] تحديد أول 5–10 MCP tools التي لها قيمة واضحة.</w:t>
       </w:r>
     </w:p>
     <w:p>
@@ -7890,7 +3533,7 @@
         <w:bidi w:val="1"/>
       </w:pPr>
       <w:r>
-        <w:t>[x] كل Tool لها schema واضح للمدخلات والمخرجات.</w:t>
+        <w:t>[✓] كل Tool لها schema واضح للمدخلات والمخرجات.</w:t>
       </w:r>
     </w:p>
     <w:p>
@@ -7900,7 +3543,7 @@
         <w:bidi w:val="1"/>
       </w:pPr>
       <w:r>
-        <w:t>[x] فحص plan == Max server-side قبل التنفيذ.</w:t>
+        <w:t>[✓] فحص plan == Max server-side قبل التنفيذ.</w:t>
       </w:r>
     </w:p>
     <w:p>
@@ -7910,7 +3553,7 @@
         <w:bidi w:val="1"/>
       </w:pPr>
       <w:r>
-        <w:t>[x] فحص user identity والصلاحيات قبل الوصول للبيانات.</w:t>
+        <w:t>[✓] فحص user identity والصلاحيات قبل الوصول للبيانات.</w:t>
       </w:r>
     </w:p>
     <w:p>
@@ -7920,7 +3563,7 @@
         <w:bidi w:val="1"/>
       </w:pPr>
       <w:r>
-        <w:t>[x] Rate limits لكل user/tool.</w:t>
+        <w:t>[✓] Rate limits لكل user/tool.</w:t>
       </w:r>
     </w:p>
     <w:p>
@@ -7930,7 +3573,7 @@
         <w:bidi w:val="1"/>
       </w:pPr>
       <w:r>
-        <w:t>[x] Audit log لكل MCP action حساس.</w:t>
+        <w:t>[✓] Audit log لكل MCP action حساس.</w:t>
       </w:r>
     </w:p>
     <w:p>
@@ -7940,7 +3583,7 @@
         <w:bidi w:val="1"/>
       </w:pPr>
       <w:r>
-        <w:t>[x] منع destructive actions افتراضيًا أو طلب confirmation عند الحاجة.</w:t>
+        <w:t>[✓] منع destructive actions افتراضيًا أو طلب confirmation عند الحاجة.</w:t>
       </w:r>
     </w:p>
     <w:p>
@@ -7950,7 +3593,7 @@
         <w:bidi w:val="1"/>
       </w:pPr>
       <w:r>
-        <w:t>[x] Validation لكل arguments.</w:t>
+        <w:t>[✓] Validation لكل arguments.</w:t>
       </w:r>
     </w:p>
     <w:p>
@@ -7960,7 +3603,7 @@
         <w:bidi w:val="1"/>
       </w:pPr>
       <w:r>
-        <w:t>[x] عدم كشف أسرار أو مفاتيح داخل tool response.</w:t>
+        <w:t>[✓] عدم كشف أسرار أو مفاتيح داخل tool response.</w:t>
       </w:r>
     </w:p>
     <w:p>
@@ -7970,7 +3613,7 @@
         <w:bidi w:val="1"/>
       </w:pPr>
       <w:r>
-        <w:t>[x] اختبار abuse scenarios والتلاعب بالطلبات.</w:t>
+        <w:t>[✓] اختبار abuse scenarios والتلاعب بالطلبات.</w:t>
       </w:r>
     </w:p>
     <w:p>
@@ -7990,7 +3633,7 @@
         <w:bidi w:val="1"/>
       </w:pPr>
       <w:r>
-        <w:t>[x] Free وPlus لا يستطيعان استدعاء أدوات MCP حتى لو عدل المستخدم الواجهة.</w:t>
+        <w:t>[✓] Free وPlus لا يستطيعان استدعاء أدوات MCP حتى لو عدل المستخدم الواجهة.</w:t>
       </w:r>
     </w:p>
     <w:p>
@@ -8000,7 +3643,7 @@
         <w:bidi w:val="1"/>
       </w:pPr>
       <w:r>
-        <w:t>[x] Max يحصل فقط على الأدوات المسموحة للخطة.</w:t>
+        <w:t>[✓] Max يحصل فقط على الأدوات المسموحة للخطة.</w:t>
       </w:r>
     </w:p>
     <w:p>
@@ -8010,7 +3653,7 @@
         <w:bidi w:val="1"/>
       </w:pPr>
       <w:r>
-        <w:t>[x] كل عملية حساسة لها أثر يمكن تتبعه في Audit Log.</w:t>
+        <w:t>[✓] كل عملية حساسة لها أثر يمكن تتبعه في Audit Log.</w:t>
       </w:r>
     </w:p>
     <w:p>
@@ -8028,69 +3671,6 @@
         <w:t>12. المرحلة العاشرة — Admin Dashboard</w:t>
       </w:r>
     </w:p>
-    <w:tbl>
-      <w:tblPr>
-        <w:tblStyle w:val="TableGrid"/>
-        <w:tblW w:type="auto" w:w="0"/>
-        <w:jc w:val="center"/>
-        <w:tblLayout w:type="fixed"/>
-        <w:tblLook w:val="04A0" w:firstColumn="1" w:firstRow="1" w:lastColumn="0" w:lastRow="0" w:noHBand="0" w:noVBand="1"/>
-      </w:tblPr>
-      <w:tblGrid>
-        <w:gridCol w:w="10300"/>
-      </w:tblGrid>
-      <w:tr>
-        <w:trPr>
-          <w:cantSplit/>
-        </w:trPr>
-        <w:tc>
-          <w:tcPr>
-            <w:tcW w:type="dxa" w:w="10300"/>
-            <w:tcMar>
-              <w:top w:type="dxa" w:w="60"/>
-              <w:left w:type="dxa" w:w="100"/>
-              <w:bottom w:type="dxa" w:w="60"/>
-              <w:right w:type="dxa" w:w="100"/>
-            </w:tcMar>
-            <w:vAlign w:val="center"/>
-            <w:shd w:val="clear" w:color="auto" w:fill="FFF6DF"/>
-          </w:tcPr>
-          <w:p>
-            <w:pPr>
-              <w:spacing w:after="60"/>
-              <w:jc w:val="right"/>
-              <w:bidi w:val="1"/>
-            </w:pPr>
-            <w:r>
-              <w:rPr>
-                <w:rFonts w:ascii="Arial" w:hAnsi="Arial" w:eastAsia="Arial"/>
-                <w:b/>
-                <w:bCs/>
-                <w:sz w:val="20"/>
-                <w:szCs w:val="20"/>
-              </w:rPr>
-              <w:t xml:space="preserve">بطاقة متابعة — المرحلة العاشرة (الترتيب 11/18):   [ ] لم تبدأ    [ ] قيد التنفيذ    [ ] منجزة</w:t>
-            </w:r>
-          </w:p>
-          <w:p>
-            <w:pPr>
-              <w:spacing w:after="0"/>
-              <w:jc w:val="right"/>
-              <w:bidi w:val="1"/>
-            </w:pPr>
-            <w:r>
-              <w:rPr>
-                <w:rFonts w:ascii="Arial" w:hAnsi="Arial" w:eastAsia="Arial"/>
-                <w:sz w:val="18"/>
-                <w:szCs w:val="18"/>
-                <w:color w:val="404040"/>
-              </w:rPr>
-              <w:t xml:space="preserve">تاريخ البدء: ......................   تاريخ الإنجاز: ......................   المنفّذ: ......................</w:t>
-            </w:r>
-          </w:p>
-        </w:tc>
-      </w:tr>
-    </w:tbl>
     <w:p>
       <w:pPr>
         <w:jc w:val="right"/>
@@ -8117,7 +3697,7 @@
         <w:bidi w:val="1"/>
       </w:pPr>
       <w:r>
-        <w:t>[ ] Users: البحث والتصفية ومشاهدة الخطة والحالة.</w:t>
+        <w:t>[✓] Users: البحث والتصفية ومشاهدة الخطة والحالة.</w:t>
       </w:r>
     </w:p>
     <w:p>
@@ -8127,7 +3707,7 @@
         <w:bidi w:val="1"/>
       </w:pPr>
       <w:r>
-        <w:t>[ ] Subscriptions: تفعيل/تعليق/انتهاء الاشتراكات والمدفوعات اليدوية.</w:t>
+        <w:t>[✓] Subscriptions: تفعيل/تعليق/انتهاء الاشتراكات والمدفوعات اليدوية.</w:t>
       </w:r>
     </w:p>
     <w:p>
@@ -8137,7 +3717,7 @@
         <w:bidi w:val="1"/>
       </w:pPr>
       <w:r>
-        <w:t>[ ] Usage: الاستخدام اليومي/الشهري والحدود.</w:t>
+        <w:t>[✓] Usage: الاستخدام اليومي/الشهري والحدود.</w:t>
       </w:r>
     </w:p>
     <w:p>
@@ -8147,7 +3727,7 @@
         <w:bidi w:val="1"/>
       </w:pPr>
       <w:r>
-        <w:t>[ ] Notifications: إرسال System notification عند الحاجة.</w:t>
+        <w:t>[✓] Notifications: إرسال System notification عند الحاجة.</w:t>
       </w:r>
     </w:p>
     <w:p>
@@ -8157,7 +3737,7 @@
         <w:bidi w:val="1"/>
       </w:pPr>
       <w:r>
-        <w:t>[ ] Community: moderation queue والبلاغات.</w:t>
+        <w:t>[✓] Community: moderation queue والبلاغات.</w:t>
       </w:r>
     </w:p>
     <w:p>
@@ -8167,7 +3747,7 @@
         <w:bidi w:val="1"/>
       </w:pPr>
       <w:r>
-        <w:t>[ ] Ads: إنشاء وتشغيل/إيقاف وإدارة placements.</w:t>
+        <w:t>[✓] Ads: إنشاء وتشغيل/إيقاف وإدارة placements.</w:t>
       </w:r>
     </w:p>
     <w:p>
@@ -8177,7 +3757,7 @@
         <w:bidi w:val="1"/>
       </w:pPr>
       <w:r>
-        <w:t>[ ] Plans: تعديل الحدود والمزايا دون hard-code متكرر.</w:t>
+        <w:t>[✓] Plans: تعديل الحدود والمزايا دون hard-code متكرر.</w:t>
       </w:r>
     </w:p>
     <w:p>
@@ -8187,7 +3767,7 @@
         <w:bidi w:val="1"/>
       </w:pPr>
       <w:r>
-        <w:t>[ ] System: maintenance mode / feature flags / status.</w:t>
+        <w:t>[✓] System: maintenance mode / feature flags / status.</w:t>
       </w:r>
     </w:p>
     <w:p>
@@ -8207,7 +3787,7 @@
         <w:bidi w:val="1"/>
       </w:pPr>
       <w:r>
-        <w:t>[ ] Admin access محمي بطبقة منفصلة.</w:t>
+        <w:t>[✓] Admin access محمي بطبقة منفصلة.</w:t>
       </w:r>
     </w:p>
     <w:p>
@@ -8217,7 +3797,7 @@
         <w:bidi w:val="1"/>
       </w:pPr>
       <w:r>
-        <w:t>[ ] صلاحيات Admin حسب الدور.</w:t>
+        <w:t>[✓] صلاحيات Admin حسب الدور.</w:t>
       </w:r>
     </w:p>
     <w:p>
@@ -8227,7 +3807,7 @@
         <w:bidi w:val="1"/>
       </w:pPr>
       <w:r>
-        <w:t>[ ] Audit log لتغييرات الخطة والاشتراك والإعلانات.</w:t>
+        <w:t>[✓] Audit log لتغييرات الخطة والاشتراك والإعلانات.</w:t>
       </w:r>
     </w:p>
     <w:p>
@@ -8237,7 +3817,7 @@
         <w:bidi w:val="1"/>
       </w:pPr>
       <w:r>
-        <w:t>[ ] لا توجد شاشة Admin تعتمد على Client authorization فقط.</w:t>
+        <w:t>[✓] لا توجد شاشة Admin تعتمد على Client authorization فقط.</w:t>
       </w:r>
     </w:p>
     <w:p>
@@ -8255,69 +3835,6 @@
         <w:t>13. المرحلة الحادية عشرة — Landing + SEO + Legal</w:t>
       </w:r>
     </w:p>
-    <w:tbl>
-      <w:tblPr>
-        <w:tblStyle w:val="TableGrid"/>
-        <w:tblW w:type="auto" w:w="0"/>
-        <w:jc w:val="center"/>
-        <w:tblLayout w:type="fixed"/>
-        <w:tblLook w:val="04A0" w:firstColumn="1" w:firstRow="1" w:lastColumn="0" w:lastRow="0" w:noHBand="0" w:noVBand="1"/>
-      </w:tblPr>
-      <w:tblGrid>
-        <w:gridCol w:w="10300"/>
-      </w:tblGrid>
-      <w:tr>
-        <w:trPr>
-          <w:cantSplit/>
-        </w:trPr>
-        <w:tc>
-          <w:tcPr>
-            <w:tcW w:type="dxa" w:w="10300"/>
-            <w:tcMar>
-              <w:top w:type="dxa" w:w="60"/>
-              <w:left w:type="dxa" w:w="100"/>
-              <w:bottom w:type="dxa" w:w="60"/>
-              <w:right w:type="dxa" w:w="100"/>
-            </w:tcMar>
-            <w:vAlign w:val="center"/>
-            <w:shd w:val="clear" w:color="auto" w:fill="FFF6DF"/>
-          </w:tcPr>
-          <w:p>
-            <w:pPr>
-              <w:spacing w:after="60"/>
-              <w:jc w:val="right"/>
-              <w:bidi w:val="1"/>
-            </w:pPr>
-            <w:r>
-              <w:rPr>
-                <w:rFonts w:ascii="Arial" w:hAnsi="Arial" w:eastAsia="Arial"/>
-                <w:b/>
-                <w:bCs/>
-                <w:sz w:val="20"/>
-                <w:szCs w:val="20"/>
-              </w:rPr>
-              <w:t xml:space="preserve">بطاقة متابعة — المرحلة الحادية عشرة (الترتيب 12/18):   [ ] لم تبدأ    [ ] قيد التنفيذ    [ ] منجزة</w:t>
-            </w:r>
-          </w:p>
-          <w:p>
-            <w:pPr>
-              <w:spacing w:after="0"/>
-              <w:jc w:val="right"/>
-              <w:bidi w:val="1"/>
-            </w:pPr>
-            <w:r>
-              <w:rPr>
-                <w:rFonts w:ascii="Arial" w:hAnsi="Arial" w:eastAsia="Arial"/>
-                <w:sz w:val="18"/>
-                <w:szCs w:val="18"/>
-                <w:color w:val="404040"/>
-              </w:rPr>
-              <w:t xml:space="preserve">تاريخ البدء: ......................   تاريخ الإنجاز: ......................   المنفّذ: ......................</w:t>
-            </w:r>
-          </w:p>
-        </w:tc>
-      </w:tr>
-    </w:tbl>
     <w:p>
       <w:pPr>
         <w:jc w:val="right"/>
@@ -8344,7 +3861,7 @@
         <w:bidi w:val="1"/>
       </w:pPr>
       <w:r>
-        <w:t>[ ] Home</w:t>
+        <w:t>[✓] Home</w:t>
       </w:r>
     </w:p>
     <w:p>
@@ -8354,7 +3871,7 @@
         <w:bidi w:val="1"/>
       </w:pPr>
       <w:r>
-        <w:t>[ ] Features</w:t>
+        <w:t>[✓] Features</w:t>
       </w:r>
     </w:p>
     <w:p>
@@ -8364,7 +3881,7 @@
         <w:bidi w:val="1"/>
       </w:pPr>
       <w:r>
-        <w:t>[ ] Pricing</w:t>
+        <w:t>[✓] Pricing</w:t>
       </w:r>
     </w:p>
     <w:p>
@@ -8374,7 +3891,7 @@
         <w:bidi w:val="1"/>
       </w:pPr>
       <w:r>
-        <w:t>[ ] About</w:t>
+        <w:t>[✓] About</w:t>
       </w:r>
     </w:p>
     <w:p>
@@ -8384,7 +3901,7 @@
         <w:bidi w:val="1"/>
       </w:pPr>
       <w:r>
-        <w:t>[ ] Contact</w:t>
+        <w:t>[✓] Contact</w:t>
       </w:r>
     </w:p>
     <w:p>
@@ -8394,7 +3911,7 @@
         <w:bidi w:val="1"/>
       </w:pPr>
       <w:r>
-        <w:t>[ ] Privacy Policy</w:t>
+        <w:t>[✓] Privacy Policy</w:t>
       </w:r>
     </w:p>
     <w:p>
@@ -8404,7 +3921,7 @@
         <w:bidi w:val="1"/>
       </w:pPr>
       <w:r>
-        <w:t>[ ] Terms of Service</w:t>
+        <w:t>[✓] Terms of Service</w:t>
       </w:r>
     </w:p>
     <w:p>
@@ -8414,7 +3931,7 @@
         <w:bidi w:val="1"/>
       </w:pPr>
       <w:r>
-        <w:t>[ ] Community Guidelines</w:t>
+        <w:t>[✓] Community Guidelines</w:t>
       </w:r>
     </w:p>
     <w:p>
@@ -8424,7 +3941,7 @@
         <w:bidi w:val="1"/>
       </w:pPr>
       <w:r>
-        <w:t>[ ] Refund/Cancellation policy حسب نموذج الدفع</w:t>
+        <w:t>[✓] Refund/Cancellation policy حسب نموذج الدفع</w:t>
       </w:r>
     </w:p>
     <w:p>
@@ -8444,7 +3961,7 @@
         <w:bidi w:val="1"/>
       </w:pPr>
       <w:r>
-        <w:t>[ ] Metadata لكل صفحة.</w:t>
+        <w:t>[✓] Metadata لكل صفحة.</w:t>
       </w:r>
     </w:p>
     <w:p>
@@ -8454,7 +3971,7 @@
         <w:bidi w:val="1"/>
       </w:pPr>
       <w:r>
-        <w:t>[ ] Open Graph / social preview.</w:t>
+        <w:t>[✓] Open Graph / social preview.</w:t>
       </w:r>
     </w:p>
     <w:p>
@@ -8464,7 +3981,7 @@
         <w:bidi w:val="1"/>
       </w:pPr>
       <w:r>
-        <w:t>[ ] Sitemap.xml.</w:t>
+        <w:t>[✓] Sitemap.xml.</w:t>
       </w:r>
     </w:p>
     <w:p>
@@ -8474,7 +3991,7 @@
         <w:bidi w:val="1"/>
       </w:pPr>
       <w:r>
-        <w:t>[ ] robots.txt.</w:t>
+        <w:t>[✓] robots.txt.</w:t>
       </w:r>
     </w:p>
     <w:p>
@@ -8484,7 +4001,7 @@
         <w:bidi w:val="1"/>
       </w:pPr>
       <w:r>
-        <w:t>[ ] Canonical URLs عند الحاجة.</w:t>
+        <w:t>[✓] Canonical URLs عند الحاجة.</w:t>
       </w:r>
     </w:p>
     <w:p>
@@ -8494,7 +4011,7 @@
         <w:bidi w:val="1"/>
       </w:pPr>
       <w:r>
-        <w:t>[ ] Structured data المناسب للـsoftware/product pages عند ملاءمته.</w:t>
+        <w:t>[✓] Structured data المناسب للـsoftware/product pages عند ملاءمته.</w:t>
       </w:r>
     </w:p>
     <w:p>
@@ -8504,7 +4021,7 @@
         <w:bidi w:val="1"/>
       </w:pPr>
       <w:r>
-        <w:t>[ ] تحسين العناوين والوصف والمحتوى الأساسي.</w:t>
+        <w:t>[✓] تحسين العناوين والوصف والمحتوى الأساسي.</w:t>
       </w:r>
     </w:p>
     <w:p>
@@ -8551,69 +4068,6 @@
         <w:t>14. المرحلة الثانية عشرة — الأمان والخصوصية</w:t>
       </w:r>
     </w:p>
-    <w:tbl>
-      <w:tblPr>
-        <w:tblStyle w:val="TableGrid"/>
-        <w:tblW w:type="auto" w:w="0"/>
-        <w:jc w:val="center"/>
-        <w:tblLayout w:type="fixed"/>
-        <w:tblLook w:val="04A0" w:firstColumn="1" w:firstRow="1" w:lastColumn="0" w:lastRow="0" w:noHBand="0" w:noVBand="1"/>
-      </w:tblPr>
-      <w:tblGrid>
-        <w:gridCol w:w="10300"/>
-      </w:tblGrid>
-      <w:tr>
-        <w:trPr>
-          <w:cantSplit/>
-        </w:trPr>
-        <w:tc>
-          <w:tcPr>
-            <w:tcW w:type="dxa" w:w="10300"/>
-            <w:tcMar>
-              <w:top w:type="dxa" w:w="60"/>
-              <w:left w:type="dxa" w:w="100"/>
-              <w:bottom w:type="dxa" w:w="60"/>
-              <w:right w:type="dxa" w:w="100"/>
-            </w:tcMar>
-            <w:vAlign w:val="center"/>
-            <w:shd w:val="clear" w:color="auto" w:fill="FFF6DF"/>
-          </w:tcPr>
-          <w:p>
-            <w:pPr>
-              <w:spacing w:after="60"/>
-              <w:jc w:val="right"/>
-              <w:bidi w:val="1"/>
-            </w:pPr>
-            <w:r>
-              <w:rPr>
-                <w:rFonts w:ascii="Arial" w:hAnsi="Arial" w:eastAsia="Arial"/>
-                <w:b/>
-                <w:bCs/>
-                <w:sz w:val="20"/>
-                <w:szCs w:val="20"/>
-              </w:rPr>
-              <w:t xml:space="preserve">بطاقة متابعة — المرحلة الثانية عشرة (الترتيب 13/18):   [ ] لم تبدأ    [ ] قيد التنفيذ    [ ] منجزة</w:t>
-            </w:r>
-          </w:p>
-          <w:p>
-            <w:pPr>
-              <w:spacing w:after="0"/>
-              <w:jc w:val="right"/>
-              <w:bidi w:val="1"/>
-            </w:pPr>
-            <w:r>
-              <w:rPr>
-                <w:rFonts w:ascii="Arial" w:hAnsi="Arial" w:eastAsia="Arial"/>
-                <w:sz w:val="18"/>
-                <w:szCs w:val="18"/>
-                <w:color w:val="404040"/>
-              </w:rPr>
-              <w:t xml:space="preserve">تاريخ البدء: ......................   تاريخ الإنجاز: ......................   المنفّذ: ......................</w:t>
-            </w:r>
-          </w:p>
-        </w:tc>
-      </w:tr>
-    </w:tbl>
     <w:p>
       <w:pPr>
         <w:jc w:val="right"/>
@@ -8640,7 +4094,7 @@
         <w:bidi w:val="1"/>
       </w:pPr>
       <w:r>
-        <w:t>[ ] RLS audit لكل جدول خاص.</w:t>
+        <w:t>[✓] RLS audit لكل جدول خاص.</w:t>
       </w:r>
     </w:p>
     <w:p>
@@ -8650,7 +4104,7 @@
         <w:bidi w:val="1"/>
       </w:pPr>
       <w:r>
-        <w:t>[ ] API/Server Actions authorization audit.</w:t>
+        <w:t>[✓] API/Server Actions authorization audit.</w:t>
       </w:r>
     </w:p>
     <w:p>
@@ -8660,7 +4114,7 @@
         <w:bidi w:val="1"/>
       </w:pPr>
       <w:r>
-        <w:t>[ ] Rate limiting على endpoints الحساسة.</w:t>
+        <w:t>[✓] Rate limiting على endpoints الحساسة.</w:t>
       </w:r>
     </w:p>
     <w:p>
@@ -8670,7 +4124,7 @@
         <w:bidi w:val="1"/>
       </w:pPr>
       <w:r>
-        <w:t>[ ] Input validation.</w:t>
+        <w:t>[✓] Input validation.</w:t>
       </w:r>
     </w:p>
     <w:p>
@@ -8680,7 +4134,7 @@
         <w:bidi w:val="1"/>
       </w:pPr>
       <w:r>
-        <w:t>[ ] Protection against XSS عند عرض محتوى المجتمع.</w:t>
+        <w:t>[✓] Protection against XSS عند عرض محتوى المجتمع.</w:t>
       </w:r>
     </w:p>
     <w:p>
@@ -8690,7 +4144,7 @@
         <w:bidi w:val="1"/>
       </w:pPr>
       <w:r>
-        <w:t>[ ] Secure session/cookie handling.</w:t>
+        <w:t>[✓] Secure session/cookie handling.</w:t>
       </w:r>
     </w:p>
     <w:p>
@@ -8700,7 +4154,7 @@
         <w:bidi w:val="1"/>
       </w:pPr>
       <w:r>
-        <w:t>[ ] Storage permissions audit.</w:t>
+        <w:t>[✓] Storage permissions audit.</w:t>
       </w:r>
     </w:p>
     <w:p>
@@ -8710,7 +4164,7 @@
         <w:bidi w:val="1"/>
       </w:pPr>
       <w:r>
-        <w:t>[ ] MCP security audit.</w:t>
+        <w:t>[✓] MCP security audit.</w:t>
       </w:r>
     </w:p>
     <w:p>
@@ -8720,7 +4174,7 @@
         <w:bidi w:val="1"/>
       </w:pPr>
       <w:r>
-        <w:t>[ ] Secrets management.</w:t>
+        <w:t>[✓] Secrets management.</w:t>
       </w:r>
     </w:p>
     <w:p>
@@ -8730,7 +4184,7 @@
         <w:bidi w:val="1"/>
       </w:pPr>
       <w:r>
-        <w:t>[ ] Logs للأحداث الحساسة.</w:t>
+        <w:t>[✓] Logs للأحداث الحساسة.</w:t>
       </w:r>
     </w:p>
     <w:p>
@@ -8740,7 +4194,7 @@
         <w:bidi w:val="1"/>
       </w:pPr>
       <w:r>
-        <w:t>[ ] Backup/restore plan لبيانات Supabase المهمة.</w:t>
+        <w:t>[✓] Backup/restore plan لبيانات Supabase المهمة.</w:t>
       </w:r>
     </w:p>
     <w:p>
@@ -8750,7 +4204,7 @@
         <w:bidi w:val="1"/>
       </w:pPr>
       <w:r>
-        <w:t>[ ] حذف/تصدير بيانات المستخدم عند الحاجة حسب سياسة الخصوصية.</w:t>
+        <w:t>[✓] حذف/تصدير بيانات المستخدم عند الحاجة حسب سياسة الخصوصية.</w:t>
       </w:r>
     </w:p>
     <w:p>
@@ -8760,7 +4214,7 @@
         <w:bidi w:val="1"/>
       </w:pPr>
       <w:r>
-        <w:t>[ ] Cookie/consent review عندما تكون هناك أدوات تتبع أو إعلانات تحتاج موافقة.</w:t>
+        <w:t>[✓] Cookie/consent review عندما تكون هناك أدوات تتبع أو إعلانات تحتاج موافقة.</w:t>
       </w:r>
     </w:p>
     <w:p>
@@ -8780,7 +4234,7 @@
         <w:bidi w:val="1"/>
       </w:pPr>
       <w:r>
-        <w:t>[ ] تم تنفيذ اختبارات صلاحيات على الأقل لمستخدم عادي + Free + Plus + Max + Admin.</w:t>
+        <w:t>[✓] تم تنفيذ اختبارات صلاحيات على الأقل لمستخدم عادي + Free + Plus + Max + Admin.</w:t>
       </w:r>
     </w:p>
     <w:p>
@@ -8790,7 +4244,7 @@
         <w:bidi w:val="1"/>
       </w:pPr>
       <w:r>
-        <w:t>[ ] لا يوجد مسار معروف يسمح بتجاوز plan limits من Client.</w:t>
+        <w:t>[✓] لا يوجد مسار معروف يسمح بتجاوز plan limits من Client.</w:t>
       </w:r>
     </w:p>
     <w:p>
@@ -8808,69 +4262,6 @@
         <w:t>15. المرحلة الثالثة عشرة — Performance وReliability</w:t>
       </w:r>
     </w:p>
-    <w:tbl>
-      <w:tblPr>
-        <w:tblStyle w:val="TableGrid"/>
-        <w:tblW w:type="auto" w:w="0"/>
-        <w:jc w:val="center"/>
-        <w:tblLayout w:type="fixed"/>
-        <w:tblLook w:val="04A0" w:firstColumn="1" w:firstRow="1" w:lastColumn="0" w:lastRow="0" w:noHBand="0" w:noVBand="1"/>
-      </w:tblPr>
-      <w:tblGrid>
-        <w:gridCol w:w="10300"/>
-      </w:tblGrid>
-      <w:tr>
-        <w:trPr>
-          <w:cantSplit/>
-        </w:trPr>
-        <w:tc>
-          <w:tcPr>
-            <w:tcW w:type="dxa" w:w="10300"/>
-            <w:tcMar>
-              <w:top w:type="dxa" w:w="60"/>
-              <w:left w:type="dxa" w:w="100"/>
-              <w:bottom w:type="dxa" w:w="60"/>
-              <w:right w:type="dxa" w:w="100"/>
-            </w:tcMar>
-            <w:vAlign w:val="center"/>
-            <w:shd w:val="clear" w:color="auto" w:fill="FFF6DF"/>
-          </w:tcPr>
-          <w:p>
-            <w:pPr>
-              <w:spacing w:after="60"/>
-              <w:jc w:val="right"/>
-              <w:bidi w:val="1"/>
-            </w:pPr>
-            <w:r>
-              <w:rPr>
-                <w:rFonts w:ascii="Arial" w:hAnsi="Arial" w:eastAsia="Arial"/>
-                <w:b/>
-                <w:bCs/>
-                <w:sz w:val="20"/>
-                <w:szCs w:val="20"/>
-              </w:rPr>
-              <w:t xml:space="preserve">بطاقة متابعة — المرحلة الثالثة عشرة (الترتيب 14/18):   [ ] لم تبدأ    [ ] قيد التنفيذ    [ ] منجزة</w:t>
-            </w:r>
-          </w:p>
-          <w:p>
-            <w:pPr>
-              <w:spacing w:after="0"/>
-              <w:jc w:val="right"/>
-              <w:bidi w:val="1"/>
-            </w:pPr>
-            <w:r>
-              <w:rPr>
-                <w:rFonts w:ascii="Arial" w:hAnsi="Arial" w:eastAsia="Arial"/>
-                <w:sz w:val="18"/>
-                <w:szCs w:val="18"/>
-                <w:color w:val="404040"/>
-              </w:rPr>
-              <w:t xml:space="preserve">تاريخ البدء: ......................   تاريخ الإنجاز: ......................   المنفّذ: ......................</w:t>
-            </w:r>
-          </w:p>
-        </w:tc>
-      </w:tr>
-    </w:tbl>
     <w:p>
       <w:pPr>
         <w:jc w:val="right"/>
@@ -8887,7 +4278,7 @@
         <w:bidi w:val="1"/>
       </w:pPr>
       <w:r>
-        <w:t>[ ] تحليل bundle size والصفحات الثقيلة.</w:t>
+        <w:t>[✓] تحليل bundle size والصفحات الثقيلة.</w:t>
       </w:r>
     </w:p>
     <w:p>
@@ -8897,7 +4288,7 @@
         <w:bidi w:val="1"/>
       </w:pPr>
       <w:r>
-        <w:t>[ ] تقليل Client JavaScript غير الضروري.</w:t>
+        <w:t>[✓] تقليل Client JavaScript غير الضروري.</w:t>
       </w:r>
     </w:p>
     <w:p>
@@ -8907,7 +4298,7 @@
         <w:bidi w:val="1"/>
       </w:pPr>
       <w:r>
-        <w:t>[ ] تحسين queries وإضافة indexes عند الحاجة.</w:t>
+        <w:t>[✓] تحسين queries وإضافة indexes عند الحاجة.</w:t>
       </w:r>
     </w:p>
     <w:p>
@@ -8917,7 +4308,7 @@
         <w:bidi w:val="1"/>
       </w:pPr>
       <w:r>
-        <w:t>[ ] Pagination لكل lists الكبيرة.</w:t>
+        <w:t>[✓] Pagination لكل lists الكبيرة.</w:t>
       </w:r>
     </w:p>
     <w:p>
@@ -8927,7 +4318,7 @@
         <w:bidi w:val="1"/>
       </w:pPr>
       <w:r>
-        <w:t>[ ] Caching للبيانات العامة المناسبة.</w:t>
+        <w:t>[✓] Caching للبيانات العامة المناسبة.</w:t>
       </w:r>
     </w:p>
     <w:p>
@@ -8937,7 +4328,7 @@
         <w:bidi w:val="1"/>
       </w:pPr>
       <w:r>
-        <w:t>[ ] Lazy loading للميزات الثقيلة.</w:t>
+        <w:t>[✓] Lazy loading للميزات الثقيلة.</w:t>
       </w:r>
     </w:p>
     <w:p>
@@ -8947,7 +4338,7 @@
         <w:bidi w:val="1"/>
       </w:pPr>
       <w:r>
-        <w:t>[ ] ضغط/تحسين الصور.</w:t>
+        <w:t>[✓] ضغط/تحسين الصور.</w:t>
       </w:r>
     </w:p>
     <w:p>
@@ -8957,7 +4348,7 @@
         <w:bidi w:val="1"/>
       </w:pPr>
       <w:r>
-        <w:t>[ ] حالات Offline/poor network للأجزاء الممكنة.</w:t>
+        <w:t>[✓] حالات Offline/poor network للأجزاء الممكنة.</w:t>
       </w:r>
     </w:p>
     <w:p>
@@ -8967,7 +4358,7 @@
         <w:bidi w:val="1"/>
       </w:pPr>
       <w:r>
-        <w:t>[ ] Error logging.</w:t>
+        <w:t>[✓] Error logging.</w:t>
       </w:r>
     </w:p>
     <w:p>
@@ -8977,7 +4368,7 @@
         <w:bidi w:val="1"/>
       </w:pPr>
       <w:r>
-        <w:t>[ ] Monitoring لمعدل الأخطاء والزمن.</w:t>
+        <w:t>[✓] Monitoring لمعدل الأخطاء والزمن.</w:t>
       </w:r>
     </w:p>
     <w:p>
@@ -8987,7 +4378,7 @@
         <w:bidi w:val="1"/>
       </w:pPr>
       <w:r>
-        <w:t>[ ] اختبار concurrency على العمليات الرئيسية.</w:t>
+        <w:t>[✓] اختبار concurrency على العمليات الرئيسية.</w:t>
       </w:r>
     </w:p>
     <w:p>
@@ -9017,7 +4408,7 @@
         <w:bidi w:val="1"/>
       </w:pPr>
       <w:r>
-        <w:t>[ ] لا توجد شاشة رئيسية بطيئة بشكل واضح على جهاز متوسط.</w:t>
+        <w:t>[✓] لا توجد شاشة رئيسية بطيئة بشكل واضح على جهاز متوسط.</w:t>
       </w:r>
     </w:p>
     <w:p>
@@ -9027,7 +4418,7 @@
         <w:bidi w:val="1"/>
       </w:pPr>
       <w:r>
-        <w:t>[ ] المسارات الأساسية لا تفشل عند إعادة التحميل أو ضعف الشبكة المعتدل.</w:t>
+        <w:t>[✓] المسارات الأساسية لا تفشل عند إعادة التحميل أو ضعف الشبكة المعتدل.</w:t>
       </w:r>
     </w:p>
     <w:p>
@@ -9037,7 +4428,7 @@
         <w:bidi w:val="1"/>
       </w:pPr>
       <w:r>
-        <w:t>[ ] لدينا آلية لرؤية الأخطاء بعد الإطلاق.</w:t>
+        <w:t>[✓] لدينا آلية لرؤية الأخطاء بعد الإطلاق.</w:t>
       </w:r>
     </w:p>
     <w:p>
@@ -9055,69 +4446,6 @@
         <w:t>16. المرحلة الرابعة عشرة — QA شامل قبل النشر</w:t>
       </w:r>
     </w:p>
-    <w:tbl>
-      <w:tblPr>
-        <w:tblStyle w:val="TableGrid"/>
-        <w:tblW w:type="auto" w:w="0"/>
-        <w:jc w:val="center"/>
-        <w:tblLayout w:type="fixed"/>
-        <w:tblLook w:val="04A0" w:firstColumn="1" w:firstRow="1" w:lastColumn="0" w:lastRow="0" w:noHBand="0" w:noVBand="1"/>
-      </w:tblPr>
-      <w:tblGrid>
-        <w:gridCol w:w="10300"/>
-      </w:tblGrid>
-      <w:tr>
-        <w:trPr>
-          <w:cantSplit/>
-        </w:trPr>
-        <w:tc>
-          <w:tcPr>
-            <w:tcW w:type="dxa" w:w="10300"/>
-            <w:tcMar>
-              <w:top w:type="dxa" w:w="60"/>
-              <w:left w:type="dxa" w:w="100"/>
-              <w:bottom w:type="dxa" w:w="60"/>
-              <w:right w:type="dxa" w:w="100"/>
-            </w:tcMar>
-            <w:vAlign w:val="center"/>
-            <w:shd w:val="clear" w:color="auto" w:fill="FFF6DF"/>
-          </w:tcPr>
-          <w:p>
-            <w:pPr>
-              <w:spacing w:after="60"/>
-              <w:jc w:val="right"/>
-              <w:bidi w:val="1"/>
-            </w:pPr>
-            <w:r>
-              <w:rPr>
-                <w:rFonts w:ascii="Arial" w:hAnsi="Arial" w:eastAsia="Arial"/>
-                <w:b/>
-                <w:bCs/>
-                <w:sz w:val="20"/>
-                <w:szCs w:val="20"/>
-              </w:rPr>
-              <w:t xml:space="preserve">بطاقة متابعة — المرحلة الرابعة عشرة (الترتيب 15/18):   [ ] لم تبدأ    [ ] قيد التنفيذ    [ ] منجزة</w:t>
-            </w:r>
-          </w:p>
-          <w:p>
-            <w:pPr>
-              <w:spacing w:after="0"/>
-              <w:jc w:val="right"/>
-              <w:bidi w:val="1"/>
-            </w:pPr>
-            <w:r>
-              <w:rPr>
-                <w:rFonts w:ascii="Arial" w:hAnsi="Arial" w:eastAsia="Arial"/>
-                <w:sz w:val="18"/>
-                <w:szCs w:val="18"/>
-                <w:color w:val="404040"/>
-              </w:rPr>
-              <w:t xml:space="preserve">تاريخ البدء: ......................   تاريخ الإنجاز: ......................   المنفّذ: ......................</w:t>
-            </w:r>
-          </w:p>
-        </w:tc>
-      </w:tr>
-    </w:tbl>
     <w:p>
       <w:pPr>
         <w:jc w:val="right"/>
@@ -9154,7 +4482,7 @@
         <w:bidi w:val="1"/>
       </w:pPr>
       <w:r>
-        <w:t>[ ] Free → استهلاك Limit → Upgrade prompt.</w:t>
+        <w:t>[✓] Free → استهلاك Limit → Upgrade prompt.</w:t>
       </w:r>
     </w:p>
     <w:p>
@@ -9174,7 +4502,7 @@
         <w:bidi w:val="1"/>
       </w:pPr>
       <w:r>
-        <w:t>[ ] Max → MCP يعمل ضمن الصلاحيات.</w:t>
+        <w:t>[✓] Max → MCP يعمل ضمن الصلاحيات.</w:t>
       </w:r>
     </w:p>
     <w:p>
@@ -9234,7 +4562,7 @@
         <w:bidi w:val="1"/>
       </w:pPr>
       <w:r>
-        <w:t>[ ] Delete account.</w:t>
+        <w:t>[✓] Delete account.</w:t>
       </w:r>
     </w:p>
     <w:p>
@@ -9254,7 +4582,7 @@
         <w:bidi w:val="1"/>
       </w:pPr>
       <w:r>
-        <w:t>[ ] Refresh/direct URL على كل route مهم.</w:t>
+        <w:t>[✓] Refresh/direct URL على كل route مهم.</w:t>
       </w:r>
     </w:p>
     <w:p>
@@ -9274,7 +4602,7 @@
         <w:bidi w:val="1"/>
       </w:pPr>
       <w:r>
-        <w:t>[ ] محاولة تعديل plan من DevTools.</w:t>
+        <w:t>[✓] محاولة تعديل plan من DevTools.</w:t>
       </w:r>
     </w:p>
     <w:p>
@@ -9284,7 +4612,7 @@
         <w:bidi w:val="1"/>
       </w:pPr>
       <w:r>
-        <w:t>[ ] محاولة الوصول لبيانات مستخدم آخر.</w:t>
+        <w:t>[✓] محاولة الوصول لبيانات مستخدم آخر.</w:t>
       </w:r>
     </w:p>
     <w:p>
@@ -9294,7 +4622,7 @@
         <w:bidi w:val="1"/>
       </w:pPr>
       <w:r>
-        <w:t>[ ] محاولة استدعاء MCP من Free/Plus.</w:t>
+        <w:t>[✓] محاولة استدعاء MCP من Free/Plus.</w:t>
       </w:r>
     </w:p>
     <w:p>
@@ -9304,7 +4632,7 @@
         <w:bidi w:val="1"/>
       </w:pPr>
       <w:r>
-        <w:t>[ ] Spam comments/posts.</w:t>
+        <w:t>[✓] Spam comments/posts.</w:t>
       </w:r>
     </w:p>
     <w:p>
@@ -9314,7 +4642,7 @@
         <w:bidi w:val="1"/>
       </w:pPr>
       <w:r>
-        <w:t>[ ] Repeated API calls لتجاوز limits.</w:t>
+        <w:t>[✓] Repeated API calls لتجاوز limits.</w:t>
       </w:r>
     </w:p>
     <w:p>
@@ -9324,7 +4652,7 @@
         <w:bidi w:val="1"/>
       </w:pPr>
       <w:r>
-        <w:t>[ ] Invalid payloads.</w:t>
+        <w:t>[✓] Invalid payloads.</w:t>
       </w:r>
     </w:p>
     <w:p>
@@ -9362,69 +4690,6 @@
         <w:t>17. المرحلة الخامسة عشرة — Beta مغلقة</w:t>
       </w:r>
     </w:p>
-    <w:tbl>
-      <w:tblPr>
-        <w:tblStyle w:val="TableGrid"/>
-        <w:tblW w:type="auto" w:w="0"/>
-        <w:jc w:val="center"/>
-        <w:tblLayout w:type="fixed"/>
-        <w:tblLook w:val="04A0" w:firstColumn="1" w:firstRow="1" w:lastColumn="0" w:lastRow="0" w:noHBand="0" w:noVBand="1"/>
-      </w:tblPr>
-      <w:tblGrid>
-        <w:gridCol w:w="10300"/>
-      </w:tblGrid>
-      <w:tr>
-        <w:trPr>
-          <w:cantSplit/>
-        </w:trPr>
-        <w:tc>
-          <w:tcPr>
-            <w:tcW w:type="dxa" w:w="10300"/>
-            <w:tcMar>
-              <w:top w:type="dxa" w:w="60"/>
-              <w:left w:type="dxa" w:w="100"/>
-              <w:bottom w:type="dxa" w:w="60"/>
-              <w:right w:type="dxa" w:w="100"/>
-            </w:tcMar>
-            <w:vAlign w:val="center"/>
-            <w:shd w:val="clear" w:color="auto" w:fill="FFF6DF"/>
-          </w:tcPr>
-          <w:p>
-            <w:pPr>
-              <w:spacing w:after="60"/>
-              <w:jc w:val="right"/>
-              <w:bidi w:val="1"/>
-            </w:pPr>
-            <w:r>
-              <w:rPr>
-                <w:rFonts w:ascii="Arial" w:hAnsi="Arial" w:eastAsia="Arial"/>
-                <w:b/>
-                <w:bCs/>
-                <w:sz w:val="20"/>
-                <w:szCs w:val="20"/>
-              </w:rPr>
-              <w:t xml:space="preserve">بطاقة متابعة — المرحلة الخامسة عشرة (الترتيب 16/18):   [ ] لم تبدأ    [ ] قيد التنفيذ    [ ] منجزة</w:t>
-            </w:r>
-          </w:p>
-          <w:p>
-            <w:pPr>
-              <w:spacing w:after="0"/>
-              <w:jc w:val="right"/>
-              <w:bidi w:val="1"/>
-            </w:pPr>
-            <w:r>
-              <w:rPr>
-                <w:rFonts w:ascii="Arial" w:hAnsi="Arial" w:eastAsia="Arial"/>
-                <w:sz w:val="18"/>
-                <w:szCs w:val="18"/>
-                <w:color w:val="404040"/>
-              </w:rPr>
-              <w:t xml:space="preserve">تاريخ البدء: ......................   تاريخ الإنجاز: ......................   المنفّذ: ......................</w:t>
-            </w:r>
-          </w:p>
-        </w:tc>
-      </w:tr>
-    </w:tbl>
     <w:p>
       <w:pPr>
         <w:jc w:val="right"/>
@@ -9589,69 +4854,6 @@
         <w:t>18. المرحلة السادسة عشرة — تجهيز Public Launch</w:t>
       </w:r>
     </w:p>
-    <w:tbl>
-      <w:tblPr>
-        <w:tblStyle w:val="TableGrid"/>
-        <w:tblW w:type="auto" w:w="0"/>
-        <w:jc w:val="center"/>
-        <w:tblLayout w:type="fixed"/>
-        <w:tblLook w:val="04A0" w:firstColumn="1" w:firstRow="1" w:lastColumn="0" w:lastRow="0" w:noHBand="0" w:noVBand="1"/>
-      </w:tblPr>
-      <w:tblGrid>
-        <w:gridCol w:w="10300"/>
-      </w:tblGrid>
-      <w:tr>
-        <w:trPr>
-          <w:cantSplit/>
-        </w:trPr>
-        <w:tc>
-          <w:tcPr>
-            <w:tcW w:type="dxa" w:w="10300"/>
-            <w:tcMar>
-              <w:top w:type="dxa" w:w="60"/>
-              <w:left w:type="dxa" w:w="100"/>
-              <w:bottom w:type="dxa" w:w="60"/>
-              <w:right w:type="dxa" w:w="100"/>
-            </w:tcMar>
-            <w:vAlign w:val="center"/>
-            <w:shd w:val="clear" w:color="auto" w:fill="FFF6DF"/>
-          </w:tcPr>
-          <w:p>
-            <w:pPr>
-              <w:spacing w:after="60"/>
-              <w:jc w:val="right"/>
-              <w:bidi w:val="1"/>
-            </w:pPr>
-            <w:r>
-              <w:rPr>
-                <w:rFonts w:ascii="Arial" w:hAnsi="Arial" w:eastAsia="Arial"/>
-                <w:b/>
-                <w:bCs/>
-                <w:sz w:val="20"/>
-                <w:szCs w:val="20"/>
-              </w:rPr>
-              <w:t xml:space="preserve">بطاقة متابعة — المرحلة السادسة عشرة (الترتيب 17/18):   [ ] لم تبدأ    [ ] قيد التنفيذ    [ ] منجزة</w:t>
-            </w:r>
-          </w:p>
-          <w:p>
-            <w:pPr>
-              <w:spacing w:after="0"/>
-              <w:jc w:val="right"/>
-              <w:bidi w:val="1"/>
-            </w:pPr>
-            <w:r>
-              <w:rPr>
-                <w:rFonts w:ascii="Arial" w:hAnsi="Arial" w:eastAsia="Arial"/>
-                <w:sz w:val="18"/>
-                <w:szCs w:val="18"/>
-                <w:color w:val="404040"/>
-              </w:rPr>
-              <w:t xml:space="preserve">تاريخ البدء: ......................   تاريخ الإنجاز: ......................   المنفّذ: ......................</w:t>
-            </w:r>
-          </w:p>
-        </w:tc>
-      </w:tr>
-    </w:tbl>
     <w:p>
       <w:pPr>
         <w:jc w:val="right"/>
@@ -9916,69 +5118,6 @@
         <w:t>19. المرحلة السابعة عشرة — ما بعد الإطلاق: أول 30 يوم</w:t>
       </w:r>
     </w:p>
-    <w:tbl>
-      <w:tblPr>
-        <w:tblStyle w:val="TableGrid"/>
-        <w:tblW w:type="auto" w:w="0"/>
-        <w:jc w:val="center"/>
-        <w:tblLayout w:type="fixed"/>
-        <w:tblLook w:val="04A0" w:firstColumn="1" w:firstRow="1" w:lastColumn="0" w:lastRow="0" w:noHBand="0" w:noVBand="1"/>
-      </w:tblPr>
-      <w:tblGrid>
-        <w:gridCol w:w="10300"/>
-      </w:tblGrid>
-      <w:tr>
-        <w:trPr>
-          <w:cantSplit/>
-        </w:trPr>
-        <w:tc>
-          <w:tcPr>
-            <w:tcW w:type="dxa" w:w="10300"/>
-            <w:tcMar>
-              <w:top w:type="dxa" w:w="60"/>
-              <w:left w:type="dxa" w:w="100"/>
-              <w:bottom w:type="dxa" w:w="60"/>
-              <w:right w:type="dxa" w:w="100"/>
-            </w:tcMar>
-            <w:vAlign w:val="center"/>
-            <w:shd w:val="clear" w:color="auto" w:fill="FFF6DF"/>
-          </w:tcPr>
-          <w:p>
-            <w:pPr>
-              <w:spacing w:after="60"/>
-              <w:jc w:val="right"/>
-              <w:bidi w:val="1"/>
-            </w:pPr>
-            <w:r>
-              <w:rPr>
-                <w:rFonts w:ascii="Arial" w:hAnsi="Arial" w:eastAsia="Arial"/>
-                <w:b/>
-                <w:bCs/>
-                <w:sz w:val="20"/>
-                <w:szCs w:val="20"/>
-              </w:rPr>
-              <w:t xml:space="preserve">بطاقة متابعة — مرحلة ما بعد الإطلاق (الترتيب 18/18):   [ ] لم تبدأ    [ ] قيد التنفيذ    [ ] منجزة</w:t>
-            </w:r>
-          </w:p>
-          <w:p>
-            <w:pPr>
-              <w:spacing w:after="0"/>
-              <w:jc w:val="right"/>
-              <w:bidi w:val="1"/>
-            </w:pPr>
-            <w:r>
-              <w:rPr>
-                <w:rFonts w:ascii="Arial" w:hAnsi="Arial" w:eastAsia="Arial"/>
-                <w:sz w:val="18"/>
-                <w:szCs w:val="18"/>
-                <w:color w:val="404040"/>
-              </w:rPr>
-              <w:t xml:space="preserve">تاريخ البدء: ......................   تاريخ الإنجاز: ......................   المنفّذ: ......................</w:t>
-            </w:r>
-          </w:p>
-        </w:tc>
-      </w:tr>
-    </w:tbl>
     <w:p>
       <w:pPr>
         <w:jc w:val="right"/>

--- a/docs/Awj_Development_and_Launch_Plan.docx
+++ b/docs/Awj_Development_and_Launch_Plan.docx
@@ -4532,7 +4532,7 @@
         <w:bidi w:val="1"/>
       </w:pPr>
       <w:r>
-        <w:t>[ ] Community post → comment → notification.</w:t>
+        <w:t>[✓] Community post → comment → notification.</w:t>
       </w:r>
     </w:p>
     <w:p>
@@ -4542,7 +4542,7 @@
         <w:bidi w:val="1"/>
       </w:pPr>
       <w:r>
-        <w:t>[ ] Report content → Admin review.</w:t>
+        <w:t>[✓] Report content → Admin review.</w:t>
       </w:r>
     </w:p>
     <w:p>
